--- a/Used prompts.docx
+++ b/Used prompts.docx
@@ -28,81 +28,42 @@
     </w:p>
     <w:p>
       <w:r>
+        <w:t xml:space="preserve">   /chatbot</w:t>
+      </w:r>
+    </w:p>
+    <w:p>
+      <w:r>
         <w:t xml:space="preserve">   /</w:t>
       </w:r>
-      <w:proofErr w:type="gramStart"/>
-      <w:r>
-        <w:t>chatbot</w:t>
-      </w:r>
-      <w:proofErr w:type="gramEnd"/>
+      <w:proofErr w:type="spellStart"/>
+      <w:r>
+        <w:t>ticket_routing</w:t>
+      </w:r>
+      <w:proofErr w:type="spellEnd"/>
     </w:p>
     <w:p>
       <w:r>
         <w:t xml:space="preserve">   /</w:t>
       </w:r>
       <w:proofErr w:type="spellStart"/>
-      <w:proofErr w:type="gramStart"/>
-      <w:r>
-        <w:t>ticket</w:t>
-      </w:r>
-      <w:proofErr w:type="gramEnd"/>
-      <w:r>
-        <w:t>_routing</w:t>
-      </w:r>
-      <w:proofErr w:type="spellEnd"/>
-    </w:p>
-    <w:p>
-      <w:r>
-        <w:t xml:space="preserve">   /</w:t>
-      </w:r>
-      <w:proofErr w:type="spellStart"/>
-      <w:proofErr w:type="gramStart"/>
-      <w:r>
-        <w:t>sentiment</w:t>
-      </w:r>
-      <w:proofErr w:type="gramEnd"/>
-      <w:r>
-        <w:t>_analysis</w:t>
-      </w:r>
-      <w:proofErr w:type="spellEnd"/>
-    </w:p>
-    <w:p>
-      <w:r>
-        <w:t xml:space="preserve">   /</w:t>
-      </w:r>
-      <w:proofErr w:type="gramStart"/>
-      <w:r>
-        <w:t>shared</w:t>
-      </w:r>
-      <w:proofErr w:type="gramEnd"/>
-      <w:r>
-        <w:t xml:space="preserve"> (for utilities, config, shared models)</w:t>
-      </w:r>
-    </w:p>
-    <w:p>
-      <w:r>
-        <w:t xml:space="preserve">   /</w:t>
-      </w:r>
-      <w:proofErr w:type="gramStart"/>
-      <w:r>
-        <w:t>data</w:t>
-      </w:r>
-      <w:proofErr w:type="gramEnd"/>
-      <w:r>
-        <w:t xml:space="preserve"> (for datasets)</w:t>
-      </w:r>
-    </w:p>
-    <w:p>
-      <w:r>
-        <w:t xml:space="preserve">   /</w:t>
-      </w:r>
-      <w:proofErr w:type="gramStart"/>
-      <w:r>
-        <w:t>frontend</w:t>
-      </w:r>
-      <w:proofErr w:type="gramEnd"/>
-      <w:r>
-        <w:t xml:space="preserve"> (</w:t>
+      <w:r>
+        <w:t>sentiment_analysis</w:t>
+      </w:r>
+      <w:proofErr w:type="spellEnd"/>
+    </w:p>
+    <w:p>
+      <w:r>
+        <w:t xml:space="preserve">   /shared (for utilities, config, shared models)</w:t>
+      </w:r>
+    </w:p>
+    <w:p>
+      <w:r>
+        <w:t xml:space="preserve">   /data (for datasets)</w:t>
+      </w:r>
+    </w:p>
+    <w:p>
+      <w:r>
+        <w:t xml:space="preserve">   /frontend (</w:t>
       </w:r>
       <w:proofErr w:type="spellStart"/>
       <w:r>
@@ -115,23 +76,13 @@
     </w:p>
     <w:p>
       <w:r>
-        <w:t xml:space="preserve">   /</w:t>
-      </w:r>
-      <w:proofErr w:type="gramStart"/>
-      <w:r>
-        <w:t>tests</w:t>
-      </w:r>
-      <w:proofErr w:type="gramEnd"/>
-    </w:p>
-    <w:p>
-      <w:r>
-        <w:t xml:space="preserve">   /</w:t>
-      </w:r>
-      <w:proofErr w:type="gramStart"/>
-      <w:r>
-        <w:t>docs</w:t>
-      </w:r>
-      <w:proofErr w:type="gramEnd"/>
+        <w:t xml:space="preserve">   /tests</w:t>
+      </w:r>
+    </w:p>
+    <w:p>
+      <w:r>
+        <w:t xml:space="preserve">   /docs</w:t>
+      </w:r>
     </w:p>
     <w:p/>
     <w:p>
@@ -234,19 +185,11 @@
     </w:p>
     <w:p>
       <w:r>
-        <w:t xml:space="preserve">3. Create a </w:t>
-      </w:r>
-      <w:proofErr w:type="gramStart"/>
-      <w:r>
-        <w:t>`.</w:t>
-      </w:r>
-      <w:proofErr w:type="spellStart"/>
-      <w:r>
-        <w:t>env</w:t>
-      </w:r>
-      <w:proofErr w:type="gramEnd"/>
-      <w:r>
-        <w:t>.example</w:t>
+        <w:t>3. Create a `.</w:t>
+      </w:r>
+      <w:proofErr w:type="spellStart"/>
+      <w:r>
+        <w:t>env.example</w:t>
       </w:r>
       <w:proofErr w:type="spellEnd"/>
       <w:r>
@@ -265,18 +208,13 @@
     </w:p>
     <w:p>
       <w:r>
-        <w:t xml:space="preserve">6. Create </w:t>
-      </w:r>
-      <w:proofErr w:type="gramStart"/>
-      <w:r>
-        <w:t>`.</w:t>
+        <w:t>6. Create `.</w:t>
       </w:r>
       <w:proofErr w:type="spellStart"/>
       <w:r>
         <w:t>gitignore</w:t>
       </w:r>
       <w:proofErr w:type="spellEnd"/>
-      <w:proofErr w:type="gramEnd"/>
       <w:r>
         <w:t>` with standard Python entries plus .env, /data/raw, /</w:t>
       </w:r>
@@ -442,17 +380,12 @@
         <w:t xml:space="preserve">- Card background: #FAFAFA with subtle shadow (0 2px 8px </w:t>
       </w:r>
       <w:proofErr w:type="spellStart"/>
-      <w:proofErr w:type="gramStart"/>
       <w:r>
         <w:t>rgba</w:t>
       </w:r>
       <w:proofErr w:type="spellEnd"/>
       <w:r>
-        <w:t>(</w:t>
-      </w:r>
-      <w:proofErr w:type="gramEnd"/>
-      <w:r>
-        <w:t>0,0,0,0.06))</w:t>
+        <w:t>(0,0,0,0.06))</w:t>
       </w:r>
     </w:p>
     <w:p>
@@ -626,12 +559,10 @@
     <w:p/>
     <w:p>
       <w:proofErr w:type="spellStart"/>
-      <w:proofErr w:type="gramStart"/>
       <w:r>
         <w:t>categories.json</w:t>
       </w:r>
       <w:proofErr w:type="spellEnd"/>
-      <w:proofErr w:type="gramEnd"/>
       <w:r>
         <w:t xml:space="preserve"> — 8 categories with:</w:t>
       </w:r>
@@ -665,13 +596,11 @@
     <w:p/>
     <w:p>
       <w:proofErr w:type="spellStart"/>
-      <w:proofErr w:type="gramStart"/>
       <w:r>
         <w:lastRenderedPageBreak/>
         <w:t>products.json</w:t>
       </w:r>
       <w:proofErr w:type="spellEnd"/>
-      <w:proofErr w:type="gramEnd"/>
       <w:r>
         <w:t xml:space="preserve"> — 40 products (5 per category) with:</w:t>
       </w:r>
@@ -804,13 +733,8 @@
         <w:t xml:space="preserve">  - At least 12 products should have </w:t>
       </w:r>
       <w:proofErr w:type="spellStart"/>
-      <w:proofErr w:type="gramStart"/>
-      <w:r>
-        <w:t>is</w:t>
-      </w:r>
-      <w:proofErr w:type="gramEnd"/>
-      <w:r>
-        <w:t>_on_sale</w:t>
+      <w:r>
+        <w:t>is_on_sale</w:t>
       </w:r>
       <w:proofErr w:type="spellEnd"/>
       <w:r>
@@ -830,13 +754,8 @@
         <w:t xml:space="preserve">  - At least 10 products should have </w:t>
       </w:r>
       <w:proofErr w:type="spellStart"/>
-      <w:proofErr w:type="gramStart"/>
-      <w:r>
-        <w:t>is</w:t>
-      </w:r>
-      <w:proofErr w:type="gramEnd"/>
-      <w:r>
-        <w:t>_popular</w:t>
+      <w:r>
+        <w:t>is_popular</w:t>
       </w:r>
       <w:proofErr w:type="spellEnd"/>
       <w:r>
@@ -846,12 +765,10 @@
     <w:p/>
     <w:p>
       <w:proofErr w:type="spellStart"/>
-      <w:proofErr w:type="gramStart"/>
       <w:r>
         <w:t>reviews.json</w:t>
       </w:r>
       <w:proofErr w:type="spellEnd"/>
-      <w:proofErr w:type="gramEnd"/>
       <w:r>
         <w:t xml:space="preserve"> — 5-8 reviews per product with:</w:t>
       </w:r>
@@ -937,19 +854,11 @@
       </w:r>
       <w:proofErr w:type="spellStart"/>
       <w:r>
-        <w:t>st.set_page_</w:t>
-      </w:r>
-      <w:proofErr w:type="gramStart"/>
-      <w:r>
-        <w:t>config</w:t>
-      </w:r>
-      <w:proofErr w:type="spellEnd"/>
-      <w:r>
-        <w:t>(</w:t>
-      </w:r>
-      <w:proofErr w:type="gramEnd"/>
-      <w:r>
-        <w:t xml:space="preserve">layout="wide", </w:t>
+        <w:t>st.set_page_config</w:t>
+      </w:r>
+      <w:proofErr w:type="spellEnd"/>
+      <w:r>
+        <w:t xml:space="preserve">(layout="wide", </w:t>
       </w:r>
       <w:proofErr w:type="spellStart"/>
       <w:r>
@@ -1028,12 +937,10 @@
         <w:t xml:space="preserve">   - Use </w:t>
       </w:r>
       <w:proofErr w:type="spellStart"/>
-      <w:proofErr w:type="gramStart"/>
       <w:r>
         <w:t>st.markdown</w:t>
       </w:r>
       <w:proofErr w:type="spellEnd"/>
-      <w:proofErr w:type="gramEnd"/>
       <w:r>
         <w:t xml:space="preserve"> with HTML/CSS for proper styling</w:t>
       </w:r>
@@ -1075,12 +982,10 @@
         <w:t xml:space="preserve">   - Horizontal grid of 8 category cards using </w:t>
       </w:r>
       <w:proofErr w:type="spellStart"/>
-      <w:proofErr w:type="gramStart"/>
       <w:r>
         <w:t>st.columns</w:t>
       </w:r>
       <w:proofErr w:type="spellEnd"/>
-      <w:proofErr w:type="gramEnd"/>
       <w:r>
         <w:t>(8) (or 4x2 on narrower screens)</w:t>
       </w:r>
@@ -1121,12 +1026,10 @@
         <w:t xml:space="preserve">   - Use </w:t>
       </w:r>
       <w:proofErr w:type="spellStart"/>
-      <w:proofErr w:type="gramStart"/>
       <w:r>
         <w:t>st.button</w:t>
       </w:r>
       <w:proofErr w:type="spellEnd"/>
-      <w:proofErr w:type="gramEnd"/>
       <w:r>
         <w:t xml:space="preserve"> with custom styling, OR use clickable HTML wrapped in a form trigger</w:t>
       </w:r>
@@ -1169,12 +1072,10 @@
         <w:t xml:space="preserve">   - Show 6 products at a time (use </w:t>
       </w:r>
       <w:proofErr w:type="spellStart"/>
-      <w:proofErr w:type="gramStart"/>
       <w:r>
         <w:t>st.columns</w:t>
       </w:r>
       <w:proofErr w:type="spellEnd"/>
-      <w:proofErr w:type="gramEnd"/>
       <w:r>
         <w:t>(6))</w:t>
       </w:r>
@@ -1278,19 +1179,11 @@
       </w:r>
       <w:proofErr w:type="spellStart"/>
       <w:r>
-        <w:t>render_product_</w:t>
-      </w:r>
-      <w:proofErr w:type="gramStart"/>
-      <w:r>
-        <w:t>card</w:t>
-      </w:r>
-      <w:proofErr w:type="spellEnd"/>
-      <w:r>
-        <w:t>(</w:t>
-      </w:r>
-      <w:proofErr w:type="gramEnd"/>
-      <w:r>
-        <w:t>product, key) that displays:</w:t>
+        <w:t>render_product_card</w:t>
+      </w:r>
+      <w:proofErr w:type="spellEnd"/>
+      <w:r>
+        <w:t>(product, key) that displays:</w:t>
       </w:r>
     </w:p>
     <w:p>
@@ -1323,13 +1216,8 @@
         <w:t xml:space="preserve">  - Card is fully clickable → sets </w:t>
       </w:r>
       <w:proofErr w:type="spellStart"/>
-      <w:proofErr w:type="gramStart"/>
-      <w:r>
-        <w:t>st.session</w:t>
-      </w:r>
-      <w:proofErr w:type="gramEnd"/>
-      <w:r>
-        <w:t>_state.selected_product_id</w:t>
+      <w:r>
+        <w:t>st.session_state.selected_product_id</w:t>
       </w:r>
       <w:proofErr w:type="spellEnd"/>
       <w:r>
@@ -1391,13 +1279,8 @@
         <w:t xml:space="preserve">- Read </w:t>
       </w:r>
       <w:proofErr w:type="spellStart"/>
-      <w:proofErr w:type="gramStart"/>
-      <w:r>
-        <w:t>st.session</w:t>
-      </w:r>
-      <w:proofErr w:type="gramEnd"/>
-      <w:r>
-        <w:t>_state.selected_category_id</w:t>
+      <w:r>
+        <w:t>st.session_state.selected_category_id</w:t>
       </w:r>
       <w:proofErr w:type="spellEnd"/>
     </w:p>
@@ -1460,13 +1343,8 @@
         <w:t xml:space="preserve">- Read </w:t>
       </w:r>
       <w:proofErr w:type="spellStart"/>
-      <w:proofErr w:type="gramStart"/>
-      <w:r>
-        <w:t>st.session</w:t>
-      </w:r>
-      <w:proofErr w:type="gramEnd"/>
-      <w:r>
-        <w:t>_state.selected_product_id</w:t>
+      <w:r>
+        <w:t>st.session_state.selected_product_id</w:t>
       </w:r>
       <w:proofErr w:type="spellEnd"/>
     </w:p>
@@ -1505,12 +1383,10 @@
         <w:t xml:space="preserve">- TABS BELOW (use </w:t>
       </w:r>
       <w:proofErr w:type="spellStart"/>
-      <w:proofErr w:type="gramStart"/>
       <w:r>
         <w:t>st.tabs</w:t>
       </w:r>
       <w:proofErr w:type="spellEnd"/>
-      <w:proofErr w:type="gramEnd"/>
       <w:r>
         <w:t>):</w:t>
       </w:r>
@@ -1690,12 +1566,10 @@
         <w:t xml:space="preserve">  (use a JavaScript onclick or </w:t>
       </w:r>
       <w:proofErr w:type="spellStart"/>
-      <w:proofErr w:type="gramStart"/>
       <w:r>
         <w:t>st.dialog</w:t>
       </w:r>
       <w:proofErr w:type="spellEnd"/>
-      <w:proofErr w:type="gramEnd"/>
       <w:r>
         <w:t xml:space="preserve"> if compatible)</w:t>
       </w:r>
@@ -1717,19 +1591,11 @@
       </w:r>
       <w:proofErr w:type="spellStart"/>
       <w:r>
-        <w:t>render_chatbot_</w:t>
-      </w:r>
-      <w:proofErr w:type="gramStart"/>
-      <w:r>
-        <w:t>placeholder</w:t>
-      </w:r>
-      <w:proofErr w:type="spellEnd"/>
-      <w:r>
-        <w:t>(</w:t>
-      </w:r>
-      <w:proofErr w:type="gramEnd"/>
-      <w:r>
-        <w:t xml:space="preserve">) that injects this via </w:t>
+        <w:t>render_chatbot_placeholder</w:t>
+      </w:r>
+      <w:proofErr w:type="spellEnd"/>
+      <w:r>
+        <w:t xml:space="preserve">() that injects this via </w:t>
       </w:r>
       <w:proofErr w:type="spellStart"/>
       <w:r>
@@ -1782,13 +1648,8 @@
         <w:t xml:space="preserve">Use </w:t>
       </w:r>
       <w:proofErr w:type="spellStart"/>
-      <w:proofErr w:type="gramStart"/>
-      <w:r>
-        <w:t>st.session</w:t>
-      </w:r>
-      <w:proofErr w:type="gramEnd"/>
-      <w:r>
-        <w:t>_state</w:t>
+      <w:r>
+        <w:t>st.session_state</w:t>
       </w:r>
       <w:proofErr w:type="spellEnd"/>
       <w:r>
@@ -1847,13 +1708,8 @@
         <w:t xml:space="preserve">Use </w:t>
       </w:r>
       <w:proofErr w:type="spellStart"/>
-      <w:proofErr w:type="gramStart"/>
-      <w:r>
-        <w:t>st.switch</w:t>
-      </w:r>
-      <w:proofErr w:type="gramEnd"/>
-      <w:r>
-        <w:t>_page</w:t>
+      <w:r>
+        <w:t>st.switch_page</w:t>
       </w:r>
       <w:proofErr w:type="spellEnd"/>
       <w:r>
@@ -1882,12 +1738,10 @@
         <w:t xml:space="preserve"> multipage support, use the </w:t>
       </w:r>
       <w:proofErr w:type="spellStart"/>
-      <w:proofErr w:type="gramStart"/>
       <w:r>
         <w:t>st.navigation</w:t>
       </w:r>
       <w:proofErr w:type="spellEnd"/>
-      <w:proofErr w:type="gramEnd"/>
       <w:r>
         <w:t xml:space="preserve"> API (modern approach) — list pages in user_app.py and let </w:t>
       </w:r>
@@ -1938,12 +1792,10 @@
         <w:t xml:space="preserve">      </w:t>
       </w:r>
       <w:proofErr w:type="spellStart"/>
-      <w:proofErr w:type="gramStart"/>
       <w:r>
         <w:t>st.markdown</w:t>
       </w:r>
       <w:proofErr w:type="spellEnd"/>
-      <w:proofErr w:type="gramEnd"/>
       <w:r>
         <w:t>(f'&lt;style&gt;{</w:t>
       </w:r>
@@ -2110,12 +1962,10 @@
         <w:t xml:space="preserve">- All clicks should feel responsive (use </w:t>
       </w:r>
       <w:proofErr w:type="spellStart"/>
-      <w:proofErr w:type="gramStart"/>
       <w:r>
         <w:t>st.spinner</w:t>
       </w:r>
       <w:proofErr w:type="spellEnd"/>
-      <w:proofErr w:type="gramEnd"/>
       <w:r>
         <w:t xml:space="preserve"> where needed)</w:t>
       </w:r>
@@ -2134,14 +1984,1364 @@
         <w:t xml:space="preserve"> run frontend/user_app.py --</w:t>
       </w:r>
       <w:proofErr w:type="spellStart"/>
-      <w:proofErr w:type="gramStart"/>
       <w:r>
         <w:t>server.port</w:t>
       </w:r>
       <w:proofErr w:type="spellEnd"/>
-      <w:proofErr w:type="gramEnd"/>
       <w:r>
         <w:t xml:space="preserve"> 8501</w:t>
+      </w:r>
+    </w:p>
+    <w:p/>
+    <w:p/>
+    <w:p/>
+    <w:p/>
+    <w:p>
+      <w:r>
+        <w:t>Prompt 3 – Company Interface</w:t>
+      </w:r>
+    </w:p>
+    <w:p>
+      <w:r>
+        <w:t xml:space="preserve">Build the company-side admin dashboard </w:t>
+      </w:r>
+      <w:proofErr w:type="spellStart"/>
+      <w:r>
+        <w:t>Streamlit</w:t>
+      </w:r>
+      <w:proofErr w:type="spellEnd"/>
+      <w:r>
+        <w:t xml:space="preserve"> app.</w:t>
+      </w:r>
+    </w:p>
+    <w:p/>
+    <w:p>
+      <w:r>
+        <w:t>This is the merchant-facing product used to:</w:t>
+      </w:r>
+    </w:p>
+    <w:p>
+      <w:r>
+        <w:t>- Monitor operations</w:t>
+      </w:r>
+    </w:p>
+    <w:p>
+      <w:r>
+        <w:t>- Evaluate AI performance</w:t>
+      </w:r>
+    </w:p>
+    <w:p>
+      <w:r>
+        <w:t>- Manage customer support</w:t>
+      </w:r>
+    </w:p>
+    <w:p>
+      <w:r>
+        <w:t>- Demonstrate value to investors</w:t>
+      </w:r>
+    </w:p>
+    <w:p/>
+    <w:p>
+      <w:r>
+        <w:rPr>
+          <w:rFonts w:ascii="Arial" w:hAnsi="Arial" w:cs="Arial"/>
+        </w:rPr>
+        <w:t>═══════════════════════════════════════════════════════════</w:t>
+      </w:r>
+    </w:p>
+    <w:p>
+      <w:r>
+        <w:t>VISUAL STYLE</w:t>
+      </w:r>
+    </w:p>
+    <w:p>
+      <w:r>
+        <w:rPr>
+          <w:rFonts w:ascii="Arial" w:hAnsi="Arial" w:cs="Arial"/>
+        </w:rPr>
+        <w:t>═══════════════════════════════════════════════════════════</w:t>
+      </w:r>
+    </w:p>
+    <w:p/>
+    <w:p>
+      <w:r>
+        <w:t xml:space="preserve">Clean SaaS admin UI (Linear / </w:t>
+      </w:r>
+      <w:proofErr w:type="spellStart"/>
+      <w:r>
+        <w:t>Vercel</w:t>
+      </w:r>
+      <w:proofErr w:type="spellEnd"/>
+      <w:r>
+        <w:t xml:space="preserve"> / Shopify style):</w:t>
+      </w:r>
+    </w:p>
+    <w:p/>
+    <w:p>
+      <w:r>
+        <w:t>- Background: #F7F8FA</w:t>
+      </w:r>
+    </w:p>
+    <w:p>
+      <w:r>
+        <w:t>- Card background: #FFFFFF with border (#E5E7EB)</w:t>
+      </w:r>
+    </w:p>
+    <w:p>
+      <w:r>
+        <w:t>- Primary text: #111827</w:t>
+      </w:r>
+    </w:p>
+    <w:p>
+      <w:r>
+        <w:t>- Secondary text: #6B7280</w:t>
+      </w:r>
+    </w:p>
+    <w:p>
+      <w:r>
+        <w:t>- Accent: #4F46E5</w:t>
+      </w:r>
+    </w:p>
+    <w:p>
+      <w:r>
+        <w:t>- Success: #10B981</w:t>
+      </w:r>
+    </w:p>
+    <w:p>
+      <w:r>
+        <w:t>- Warning: #F59E0B</w:t>
+      </w:r>
+    </w:p>
+    <w:p>
+      <w:r>
+        <w:t>- Danger: #EF4444</w:t>
+      </w:r>
+    </w:p>
+    <w:p>
+      <w:r>
+        <w:t>- Border radius: 8px</w:t>
+      </w:r>
+    </w:p>
+    <w:p>
+      <w:r>
+        <w:t>- Font: Inter, system-</w:t>
+      </w:r>
+      <w:proofErr w:type="spellStart"/>
+      <w:r>
+        <w:t>ui</w:t>
+      </w:r>
+      <w:proofErr w:type="spellEnd"/>
+    </w:p>
+    <w:p/>
+    <w:p>
+      <w:r>
+        <w:t xml:space="preserve">Use </w:t>
+      </w:r>
+      <w:proofErr w:type="spellStart"/>
+      <w:r>
+        <w:t>Plotly</w:t>
+      </w:r>
+      <w:proofErr w:type="spellEnd"/>
+      <w:r>
+        <w:t xml:space="preserve"> for charts (no matplotlib).</w:t>
+      </w:r>
+    </w:p>
+    <w:p/>
+    <w:p>
+      <w:r>
+        <w:rPr>
+          <w:rFonts w:ascii="Arial" w:hAnsi="Arial" w:cs="Arial"/>
+        </w:rPr>
+        <w:t>═══════════════════════════════════════════════════════════</w:t>
+      </w:r>
+    </w:p>
+    <w:p>
+      <w:r>
+        <w:t>PROJECT STRUCTURE</w:t>
+      </w:r>
+    </w:p>
+    <w:p>
+      <w:r>
+        <w:rPr>
+          <w:rFonts w:ascii="Arial" w:hAnsi="Arial" w:cs="Arial"/>
+        </w:rPr>
+        <w:t>═══════════════════════════════════════════════════════════</w:t>
+      </w:r>
+    </w:p>
+    <w:p/>
+    <w:p>
+      <w:r>
+        <w:t>frontend/admin_app.py</w:t>
+      </w:r>
+    </w:p>
+    <w:p>
+      <w:r>
+        <w:t>frontend/pages/admin_settings.py</w:t>
+      </w:r>
+    </w:p>
+    <w:p>
+      <w:r>
+        <w:t>frontend/components/admin_sidebar.py</w:t>
+      </w:r>
+    </w:p>
+    <w:p>
+      <w:r>
+        <w:t>frontend/components/metric_card.py</w:t>
+      </w:r>
+    </w:p>
+    <w:p>
+      <w:r>
+        <w:t>frontend/components/chatbot_widget.py</w:t>
+      </w:r>
+    </w:p>
+    <w:p>
+      <w:r>
+        <w:t>frontend/styles/admin_styles.css</w:t>
+      </w:r>
+    </w:p>
+    <w:p/>
+    <w:p>
+      <w:r>
+        <w:t>data/mock/</w:t>
+      </w:r>
+      <w:proofErr w:type="spellStart"/>
+      <w:r>
+        <w:t>admin_metrics.json</w:t>
+      </w:r>
+      <w:proofErr w:type="spellEnd"/>
+    </w:p>
+    <w:p>
+      <w:r>
+        <w:t>data/mock/</w:t>
+      </w:r>
+      <w:proofErr w:type="spellStart"/>
+      <w:r>
+        <w:t>recent_tickets.json</w:t>
+      </w:r>
+      <w:proofErr w:type="spellEnd"/>
+    </w:p>
+    <w:p>
+      <w:r>
+        <w:t>data/mock/</w:t>
+      </w:r>
+      <w:proofErr w:type="spellStart"/>
+      <w:r>
+        <w:t>recent_chats.json</w:t>
+      </w:r>
+      <w:proofErr w:type="spellEnd"/>
+    </w:p>
+    <w:p/>
+    <w:p>
+      <w:r>
+        <w:rPr>
+          <w:rFonts w:ascii="Arial" w:hAnsi="Arial" w:cs="Arial"/>
+        </w:rPr>
+        <w:lastRenderedPageBreak/>
+        <w:t>═══════════════════════════════════════════════════════════</w:t>
+      </w:r>
+    </w:p>
+    <w:p>
+      <w:r>
+        <w:t>MAIN ENTRY — frontend/admin_app.py</w:t>
+      </w:r>
+    </w:p>
+    <w:p>
+      <w:r>
+        <w:rPr>
+          <w:rFonts w:ascii="Arial" w:hAnsi="Arial" w:cs="Arial"/>
+        </w:rPr>
+        <w:t>═══════════════════════════════════════════════════════════</w:t>
+      </w:r>
+    </w:p>
+    <w:p/>
+    <w:p>
+      <w:proofErr w:type="spellStart"/>
+      <w:r>
+        <w:t>st.set_page_config</w:t>
+      </w:r>
+      <w:proofErr w:type="spellEnd"/>
+      <w:r>
+        <w:t xml:space="preserve">(layout="wide", </w:t>
+      </w:r>
+      <w:proofErr w:type="spellStart"/>
+      <w:r>
+        <w:t>page_title</w:t>
+      </w:r>
+      <w:proofErr w:type="spellEnd"/>
+      <w:r>
+        <w:t>="</w:t>
+      </w:r>
+      <w:proofErr w:type="spellStart"/>
+      <w:r>
+        <w:t>Olá</w:t>
+      </w:r>
+      <w:proofErr w:type="spellEnd"/>
+      <w:r>
+        <w:t xml:space="preserve"> Market - Admin")</w:t>
+      </w:r>
+    </w:p>
+    <w:p/>
+    <w:p>
+      <w:r>
+        <w:rPr>
+          <w:rFonts w:ascii="Arial" w:hAnsi="Arial" w:cs="Arial"/>
+        </w:rPr>
+        <w:t>═══════════════════════════════════════════════════════════</w:t>
+      </w:r>
+    </w:p>
+    <w:p>
+      <w:r>
+        <w:t>TOP-LEVEL NAVIGATION (CRITICAL)</w:t>
+      </w:r>
+    </w:p>
+    <w:p>
+      <w:r>
+        <w:rPr>
+          <w:rFonts w:ascii="Arial" w:hAnsi="Arial" w:cs="Arial"/>
+        </w:rPr>
+        <w:t>═══════════════════════════════════════════════════════════</w:t>
+      </w:r>
+    </w:p>
+    <w:p/>
+    <w:p>
+      <w:r>
+        <w:t>At the top of the main content area (NOT sidebar), add:</w:t>
+      </w:r>
+    </w:p>
+    <w:p/>
+    <w:p>
+      <w:proofErr w:type="spellStart"/>
+      <w:r>
+        <w:t>selected_tab</w:t>
+      </w:r>
+      <w:proofErr w:type="spellEnd"/>
+      <w:r>
+        <w:t xml:space="preserve"> = </w:t>
+      </w:r>
+      <w:proofErr w:type="spellStart"/>
+      <w:r>
+        <w:t>st.radio</w:t>
+      </w:r>
+      <w:proofErr w:type="spellEnd"/>
+      <w:r>
+        <w:t>(</w:t>
+      </w:r>
+    </w:p>
+    <w:p>
+      <w:r>
+        <w:t xml:space="preserve">    "",</w:t>
+      </w:r>
+    </w:p>
+    <w:p>
+      <w:r>
+        <w:t xml:space="preserve">    ["Dashboard", "Tickets", "LLM Dashboard"],</w:t>
+      </w:r>
+    </w:p>
+    <w:p>
+      <w:r>
+        <w:t xml:space="preserve">    horizontal=True</w:t>
+      </w:r>
+    </w:p>
+    <w:p>
+      <w:r>
+        <w:t>)</w:t>
+      </w:r>
+    </w:p>
+    <w:p/>
+    <w:p>
+      <w:r>
+        <w:t>Each tab renders a completely different layout.</w:t>
+      </w:r>
+    </w:p>
+    <w:p/>
+    <w:p>
+      <w:r>
+        <w:rPr>
+          <w:rFonts w:ascii="Arial" w:hAnsi="Arial" w:cs="Arial"/>
+        </w:rPr>
+        <w:t>═══════════════════════════════════════════════════════════</w:t>
+      </w:r>
+    </w:p>
+    <w:p>
+      <w:r>
+        <w:t>TAB 1 — DASHBOARD (KPI VIEW)</w:t>
+      </w:r>
+    </w:p>
+    <w:p>
+      <w:r>
+        <w:rPr>
+          <w:rFonts w:ascii="Arial" w:hAnsi="Arial" w:cs="Arial"/>
+        </w:rPr>
+        <w:t>═══════════════════════════════════════════════════════════</w:t>
+      </w:r>
+    </w:p>
+    <w:p/>
+    <w:p>
+      <w:r>
+        <w:t>This should resemble a call-center KPI dashboard adapted to e-commerce.</w:t>
+      </w:r>
+    </w:p>
+    <w:p/>
+    <w:p>
+      <w:r>
+        <w:t>────────────────────────────────────────</w:t>
+      </w:r>
+    </w:p>
+    <w:p>
+      <w:r>
+        <w:t>TOP KPI STRIP (FULL WIDTH)</w:t>
+      </w:r>
+    </w:p>
+    <w:p>
+      <w:r>
+        <w:t>────────────────────────────────────────</w:t>
+      </w:r>
+    </w:p>
+    <w:p/>
+    <w:p>
+      <w:r>
+        <w:t>Group metrics into 3 sections:</w:t>
+      </w:r>
+    </w:p>
+    <w:p/>
+    <w:p>
+      <w:r>
+        <w:t>1. TICKETS</w:t>
+      </w:r>
+    </w:p>
+    <w:p>
+      <w:r>
+        <w:t>- Created</w:t>
+      </w:r>
+    </w:p>
+    <w:p>
+      <w:r>
+        <w:t>- Solved</w:t>
+      </w:r>
+    </w:p>
+    <w:p>
+      <w:r>
+        <w:t>- Open</w:t>
+      </w:r>
+    </w:p>
+    <w:p>
+      <w:r>
+        <w:t>- Reopened</w:t>
+      </w:r>
+    </w:p>
+    <w:p/>
+    <w:p>
+      <w:r>
+        <w:t>2. AI PERFORMANCE</w:t>
+      </w:r>
+    </w:p>
+    <w:p>
+      <w:r>
+        <w:t>- Auto-resolution rate (%)</w:t>
+      </w:r>
+    </w:p>
+    <w:p>
+      <w:r>
+        <w:t>- Tickets auto-routed</w:t>
+      </w:r>
+    </w:p>
+    <w:p>
+      <w:r>
+        <w:t>- AI accuracy (%)</w:t>
+      </w:r>
+    </w:p>
+    <w:p/>
+    <w:p>
+      <w:r>
+        <w:t>3. RESPONSE TIMES</w:t>
+      </w:r>
+    </w:p>
+    <w:p>
+      <w:r>
+        <w:t>- Avg first reply time</w:t>
+      </w:r>
+    </w:p>
+    <w:p>
+      <w:r>
+        <w:t>- Avg full resolution time</w:t>
+      </w:r>
+    </w:p>
+    <w:p/>
+    <w:p>
+      <w:r>
+        <w:t>Display as:</w:t>
+      </w:r>
+    </w:p>
+    <w:p>
+      <w:r>
+        <w:t>- Horizontal strip</w:t>
+      </w:r>
+    </w:p>
+    <w:p>
+      <w:r>
+        <w:t>- Big numbers + small labels</w:t>
+      </w:r>
+    </w:p>
+    <w:p>
+      <w:r>
+        <w:t>- Color-coded indicators</w:t>
+      </w:r>
+    </w:p>
+    <w:p/>
+    <w:p>
+      <w:r>
+        <w:t>────────────────────────────────────────</w:t>
+      </w:r>
+    </w:p>
+    <w:p>
+      <w:r>
+        <w:t>ROW 1 — MAIN CHARTS (2 columns)</w:t>
+      </w:r>
+    </w:p>
+    <w:p>
+      <w:r>
+        <w:t>────────────────────────────────────────</w:t>
+      </w:r>
+    </w:p>
+    <w:p/>
+    <w:p>
+      <w:r>
+        <w:t>LEFT (60%):</w:t>
+      </w:r>
+    </w:p>
+    <w:p>
+      <w:r>
+        <w:t>"Tickets Created vs Solved"</w:t>
+      </w:r>
+    </w:p>
+    <w:p>
+      <w:r>
+        <w:lastRenderedPageBreak/>
+        <w:t>- Bar chart (created)</w:t>
+      </w:r>
+    </w:p>
+    <w:p>
+      <w:r>
+        <w:t>- Line chart (solved)</w:t>
+      </w:r>
+    </w:p>
+    <w:p>
+      <w:r>
+        <w:t>- Last 30 days</w:t>
+      </w:r>
+    </w:p>
+    <w:p/>
+    <w:p>
+      <w:r>
+        <w:t>RIGHT (40%):</w:t>
+      </w:r>
+    </w:p>
+    <w:p>
+      <w:r>
+        <w:t>"Response Time Trends"</w:t>
+      </w:r>
+    </w:p>
+    <w:p>
+      <w:r>
+        <w:t>- Area chart</w:t>
+      </w:r>
+    </w:p>
+    <w:p>
+      <w:r>
+        <w:t>- First reply vs full resolution</w:t>
+      </w:r>
+    </w:p>
+    <w:p/>
+    <w:p>
+      <w:r>
+        <w:t>────────────────────────────────────────</w:t>
+      </w:r>
+    </w:p>
+    <w:p>
+      <w:r>
+        <w:t>ROW 2 — DISTRIBUTION (3 columns)</w:t>
+      </w:r>
+    </w:p>
+    <w:p>
+      <w:r>
+        <w:t>────────────────────────────────────────</w:t>
+      </w:r>
+    </w:p>
+    <w:p/>
+    <w:p>
+      <w:r>
+        <w:t>1. Tickets by Channel</w:t>
+      </w:r>
+    </w:p>
+    <w:p>
+      <w:r>
+        <w:t>- Email / Chat / Web / API (donut)</w:t>
+      </w:r>
+    </w:p>
+    <w:p/>
+    <w:p>
+      <w:r>
+        <w:t>2. Tickets by Type</w:t>
+      </w:r>
+    </w:p>
+    <w:p>
+      <w:r>
+        <w:t>- Bug / Shipping / Returns / Payments / Other (donut)</w:t>
+      </w:r>
+    </w:p>
+    <w:p/>
+    <w:p>
+      <w:r>
+        <w:t>3. Satisfaction Score</w:t>
+      </w:r>
+    </w:p>
+    <w:p>
+      <w:r>
+        <w:t>- Donut with % in center</w:t>
+      </w:r>
+    </w:p>
+    <w:p/>
+    <w:p>
+      <w:r>
+        <w:t>────────────────────────────────────────</w:t>
+      </w:r>
+    </w:p>
+    <w:p>
+      <w:r>
+        <w:t>ROW 3 — EXTRA</w:t>
+      </w:r>
+    </w:p>
+    <w:p>
+      <w:r>
+        <w:t>────────────────────────────────────────</w:t>
+      </w:r>
+    </w:p>
+    <w:p/>
+    <w:p>
+      <w:r>
+        <w:t>- Sentiment trend OR</w:t>
+      </w:r>
+    </w:p>
+    <w:p>
+      <w:r>
+        <w:t>- Revenue impact from AI (€)</w:t>
+      </w:r>
+    </w:p>
+    <w:p/>
+    <w:p>
+      <w:r>
+        <w:lastRenderedPageBreak/>
+        <w:t>────────────────────────────────────────</w:t>
+      </w:r>
+    </w:p>
+    <w:p>
+      <w:r>
+        <w:t>AI INSIGHT BANNER</w:t>
+      </w:r>
+    </w:p>
+    <w:p>
+      <w:r>
+        <w:t>────────────────────────────────────────</w:t>
+      </w:r>
+    </w:p>
+    <w:p/>
+    <w:p>
+      <w:r>
+        <w:t>Full width:</w:t>
+      </w:r>
+    </w:p>
+    <w:p/>
+    <w:p>
+      <w:r>
+        <w:t>"</w:t>
+      </w:r>
+      <w:r>
+        <w:rPr>
+          <w:rFonts w:ascii="Segoe UI Emoji" w:hAnsi="Segoe UI Emoji" w:cs="Segoe UI Emoji"/>
+        </w:rPr>
+        <w:t>💡</w:t>
+      </w:r>
+      <w:r>
+        <w:t xml:space="preserve"> AI Insight of the Day"</w:t>
+      </w:r>
+    </w:p>
+    <w:p/>
+    <w:p>
+      <w:r>
+        <w:t>Example:</w:t>
+      </w:r>
+    </w:p>
+    <w:p>
+      <w:r>
+        <w:t>"Negative sentiment about shipping increased 23% this week..."</w:t>
+      </w:r>
+    </w:p>
+    <w:p/>
+    <w:p>
+      <w:r>
+        <w:t>Include "View Details" button.</w:t>
+      </w:r>
+    </w:p>
+    <w:p/>
+    <w:p>
+      <w:r>
+        <w:rPr>
+          <w:rFonts w:ascii="Arial" w:hAnsi="Arial" w:cs="Arial"/>
+        </w:rPr>
+        <w:t>═══════════════════════════════════════════════════════════</w:t>
+      </w:r>
+    </w:p>
+    <w:p>
+      <w:r>
+        <w:t>TAB 2 — TICKETS (MAJOR FEATURE)</w:t>
+      </w:r>
+    </w:p>
+    <w:p>
+      <w:r>
+        <w:rPr>
+          <w:rFonts w:ascii="Arial" w:hAnsi="Arial" w:cs="Arial"/>
+        </w:rPr>
+        <w:t>═══════════════════════════════════════════════════════════</w:t>
+      </w:r>
+    </w:p>
+    <w:p/>
+    <w:p>
+      <w:r>
+        <w:t>This tab must implement a HUMAN-IN-THE-LOOP workflow.</w:t>
+      </w:r>
+    </w:p>
+    <w:p/>
+    <w:p>
+      <w:r>
+        <w:t>────────────────────────────────────────</w:t>
+      </w:r>
+    </w:p>
+    <w:p>
+      <w:r>
+        <w:t>TICKET FLOW LOGIC</w:t>
+      </w:r>
+    </w:p>
+    <w:p>
+      <w:r>
+        <w:t>────────────────────────────────────────</w:t>
+      </w:r>
+    </w:p>
+    <w:p/>
+    <w:p>
+      <w:r>
+        <w:t>1. New tickets → Manual Classification Table</w:t>
+      </w:r>
+    </w:p>
+    <w:p>
+      <w:r>
+        <w:t>2. Human classifies ticket</w:t>
+      </w:r>
+    </w:p>
+    <w:p>
+      <w:r>
+        <w:t>3. After approval → moves to Automatically Classified Table</w:t>
+      </w:r>
+    </w:p>
+    <w:p/>
+    <w:p>
+      <w:r>
+        <w:t xml:space="preserve">Use </w:t>
+      </w:r>
+      <w:proofErr w:type="spellStart"/>
+      <w:r>
+        <w:t>st.session_state</w:t>
+      </w:r>
+      <w:proofErr w:type="spellEnd"/>
+      <w:r>
+        <w:t xml:space="preserve"> to manage this transition.</w:t>
+      </w:r>
+    </w:p>
+    <w:p/>
+    <w:p>
+      <w:r>
+        <w:lastRenderedPageBreak/>
+        <w:t>────────────────────────────────────────</w:t>
+      </w:r>
+    </w:p>
+    <w:p>
+      <w:r>
+        <w:t>TOP FILTER BAR</w:t>
+      </w:r>
+    </w:p>
+    <w:p>
+      <w:r>
+        <w:t>────────────────────────────────────────</w:t>
+      </w:r>
+    </w:p>
+    <w:p/>
+    <w:p>
+      <w:r>
+        <w:t>Filters:</w:t>
+      </w:r>
+    </w:p>
+    <w:p>
+      <w:r>
+        <w:t>- Status</w:t>
+      </w:r>
+    </w:p>
+    <w:p>
+      <w:r>
+        <w:t>- Urgency</w:t>
+      </w:r>
+    </w:p>
+    <w:p>
+      <w:r>
+        <w:t>- Category</w:t>
+      </w:r>
+    </w:p>
+    <w:p>
+      <w:r>
+        <w:t>- Date range</w:t>
+      </w:r>
+    </w:p>
+    <w:p/>
+    <w:p>
+      <w:r>
+        <w:t>────────────────────────────────────────</w:t>
+      </w:r>
+    </w:p>
+    <w:p>
+      <w:r>
+        <w:t>SECTION 1 — MANUAL CLASSIFICATION</w:t>
+      </w:r>
+    </w:p>
+    <w:p>
+      <w:r>
+        <w:t>────────────────────────────────────────</w:t>
+      </w:r>
+    </w:p>
+    <w:p/>
+    <w:p>
+      <w:r>
+        <w:t>Table columns:</w:t>
+      </w:r>
+    </w:p>
+    <w:p/>
+    <w:p>
+      <w:r>
+        <w:t>- ID</w:t>
+      </w:r>
+    </w:p>
+    <w:p>
+      <w:r>
+        <w:t>- Customer</w:t>
+      </w:r>
+    </w:p>
+    <w:p>
+      <w:r>
+        <w:t>- Subject</w:t>
+      </w:r>
+    </w:p>
+    <w:p>
+      <w:r>
+        <w:t>- Raw Text</w:t>
+      </w:r>
+    </w:p>
+    <w:p>
+      <w:r>
+        <w:t>- Suggested Category (AI)</w:t>
+      </w:r>
+    </w:p>
+    <w:p>
+      <w:r>
+        <w:t>- Confidence</w:t>
+      </w:r>
+    </w:p>
+    <w:p>
+      <w:r>
+        <w:t>- Category Selector (dropdown)</w:t>
+      </w:r>
+    </w:p>
+    <w:p>
+      <w:r>
+        <w:t>- Button: "Approve Classification"</w:t>
+      </w:r>
+    </w:p>
+    <w:p/>
+    <w:p>
+      <w:r>
+        <w:t>Behavior:</w:t>
+      </w:r>
+    </w:p>
+    <w:p>
+      <w:r>
+        <w:t>- User selects or confirms category</w:t>
+      </w:r>
+    </w:p>
+    <w:p>
+      <w:r>
+        <w:t>- Click "Approve"</w:t>
+      </w:r>
+    </w:p>
+    <w:p>
+      <w:r>
+        <w:t>- Ticket moves to auto-classified table</w:t>
+      </w:r>
+    </w:p>
+    <w:p/>
+    <w:p>
+      <w:r>
+        <w:t>────────────────────────────────────────</w:t>
+      </w:r>
+    </w:p>
+    <w:p>
+      <w:r>
+        <w:t>SECTION 2 — AUTOMATICALLY CLASSIFIED</w:t>
+      </w:r>
+    </w:p>
+    <w:p>
+      <w:r>
+        <w:t>────────────────────────────────────────</w:t>
+      </w:r>
+    </w:p>
+    <w:p/>
+    <w:p>
+      <w:r>
+        <w:t>Table columns:</w:t>
+      </w:r>
+    </w:p>
+    <w:p/>
+    <w:p>
+      <w:r>
+        <w:t>- ID</w:t>
+      </w:r>
+    </w:p>
+    <w:p>
+      <w:r>
+        <w:t>- Customer</w:t>
+      </w:r>
+    </w:p>
+    <w:p>
+      <w:r>
+        <w:t>- Subject</w:t>
+      </w:r>
+    </w:p>
+    <w:p>
+      <w:r>
+        <w:t>- Category</w:t>
+      </w:r>
+    </w:p>
+    <w:p>
+      <w:r>
+        <w:t>- Sentiment</w:t>
+      </w:r>
+    </w:p>
+    <w:p>
+      <w:r>
+        <w:t>- Confidence</w:t>
+      </w:r>
+    </w:p>
+    <w:p>
+      <w:r>
+        <w:t>- Assigned Queue</w:t>
+      </w:r>
+    </w:p>
+    <w:p>
+      <w:r>
+        <w:t>- Status</w:t>
+      </w:r>
+    </w:p>
+    <w:p/>
+    <w:p>
+      <w:r>
+        <w:t>────────────────────────────────────────</w:t>
+      </w:r>
+    </w:p>
+    <w:p>
+      <w:r>
+        <w:t>OPTIONAL KPI MINI CARDS</w:t>
+      </w:r>
+    </w:p>
+    <w:p>
+      <w:r>
+        <w:t>────────────────────────────────────────</w:t>
+      </w:r>
+    </w:p>
+    <w:p/>
+    <w:p>
+      <w:r>
+        <w:t>- % auto-classified</w:t>
+      </w:r>
+    </w:p>
+    <w:p>
+      <w:r>
+        <w:t>- Human override rate</w:t>
+      </w:r>
+    </w:p>
+    <w:p>
+      <w:r>
+        <w:t>- Avg confidence</w:t>
+      </w:r>
+    </w:p>
+    <w:p/>
+    <w:p>
+      <w:r>
+        <w:rPr>
+          <w:rFonts w:ascii="Arial" w:hAnsi="Arial" w:cs="Arial"/>
+        </w:rPr>
+        <w:t>═══════════════════════════════════════════════════════════</w:t>
+      </w:r>
+    </w:p>
+    <w:p>
+      <w:r>
+        <w:t>TAB 3 — LLM DASHBOARD (PLACEHOLDER)</w:t>
+      </w:r>
+    </w:p>
+    <w:p>
+      <w:r>
+        <w:rPr>
+          <w:rFonts w:ascii="Arial" w:hAnsi="Arial" w:cs="Arial"/>
+        </w:rPr>
+        <w:t>═══════════════════════════════════════════════════════════</w:t>
+      </w:r>
+    </w:p>
+    <w:p/>
+    <w:p>
+      <w:r>
+        <w:t>Display:</w:t>
+      </w:r>
+    </w:p>
+    <w:p/>
+    <w:p>
+      <w:r>
+        <w:t>Title: "LLM Performance Dashboard"</w:t>
+      </w:r>
+    </w:p>
+    <w:p/>
+    <w:p>
+      <w:r>
+        <w:t>Text:</w:t>
+      </w:r>
+    </w:p>
+    <w:p>
+      <w:r>
+        <w:t>"Coming soon — advanced LLM monitoring and optimization insights"</w:t>
+      </w:r>
+    </w:p>
+    <w:p/>
+    <w:p>
+      <w:r>
+        <w:t>Add:</w:t>
+      </w:r>
+    </w:p>
+    <w:p/>
+    <w:p>
+      <w:r>
+        <w:t># TODO: Add token usage, latency, cost, prompt analytics</w:t>
+      </w:r>
+    </w:p>
+    <w:p/>
+    <w:p>
+      <w:r>
+        <w:rPr>
+          <w:rFonts w:ascii="Arial" w:hAnsi="Arial" w:cs="Arial"/>
+        </w:rPr>
+        <w:t>═══════════════════════════════════════════════════════════</w:t>
+      </w:r>
+    </w:p>
+    <w:p>
+      <w:r>
+        <w:t>SIDEBAR (SECONDARY NAVIGATION)</w:t>
+      </w:r>
+    </w:p>
+    <w:p>
+      <w:r>
+        <w:rPr>
+          <w:rFonts w:ascii="Arial" w:hAnsi="Arial" w:cs="Arial"/>
+        </w:rPr>
+        <w:t>═══════════════════════════════════════════════════════════</w:t>
+      </w:r>
+    </w:p>
+    <w:p/>
+    <w:p>
+      <w:r>
+        <w:t>components/admin_sidebar.py:</w:t>
+      </w:r>
+    </w:p>
+    <w:p/>
+    <w:p>
+      <w:r>
+        <w:t>- Logo/store name</w:t>
+      </w:r>
+    </w:p>
+    <w:p>
+      <w:r>
+        <w:t>- User profile (Maria Silva, Owner)</w:t>
+      </w:r>
+    </w:p>
+    <w:p>
+      <w:r>
+        <w:t>- Links:</w:t>
+      </w:r>
+    </w:p>
+    <w:p>
+      <w:r>
+        <w:t xml:space="preserve">  - Settings</w:t>
+      </w:r>
+    </w:p>
+    <w:p>
+      <w:r>
+        <w:t>- System status (green dot)</w:t>
+      </w:r>
+    </w:p>
+    <w:p/>
+    <w:p>
+      <w:r>
+        <w:rPr>
+          <w:rFonts w:ascii="Arial" w:hAnsi="Arial" w:cs="Arial"/>
+        </w:rPr>
+        <w:t>═══════════════════════════════════════════════════════════</w:t>
+      </w:r>
+    </w:p>
+    <w:p>
+      <w:r>
+        <w:t>CHATBOT WIDGET</w:t>
+      </w:r>
+    </w:p>
+    <w:p>
+      <w:r>
+        <w:rPr>
+          <w:rFonts w:ascii="Arial" w:hAnsi="Arial" w:cs="Arial"/>
+        </w:rPr>
+        <w:t>═══════════════════════════════════════════════════════════</w:t>
+      </w:r>
+    </w:p>
+    <w:p/>
+    <w:p>
+      <w:r>
+        <w:t>Floating button (bottom-right on all pages)</w:t>
+      </w:r>
+    </w:p>
+    <w:p/>
+    <w:p>
+      <w:r>
+        <w:t>On click:</w:t>
+      </w:r>
+    </w:p>
+    <w:p>
+      <w:r>
+        <w:lastRenderedPageBreak/>
+        <w:t>"Test Mode - Coming Soon"</w:t>
+      </w:r>
+    </w:p>
+    <w:p/>
+    <w:p>
+      <w:r>
+        <w:t># TODO: In production, open sandbox chatbot</w:t>
+      </w:r>
+    </w:p>
+    <w:p/>
+    <w:p>
+      <w:r>
+        <w:rPr>
+          <w:rFonts w:ascii="Arial" w:hAnsi="Arial" w:cs="Arial"/>
+        </w:rPr>
+        <w:t>═══════════════════════════════════════════════════════════</w:t>
+      </w:r>
+    </w:p>
+    <w:p>
+      <w:r>
+        <w:t>STYLING</w:t>
+      </w:r>
+    </w:p>
+    <w:p>
+      <w:r>
+        <w:rPr>
+          <w:rFonts w:ascii="Arial" w:hAnsi="Arial" w:cs="Arial"/>
+        </w:rPr>
+        <w:t>═══════════════════════════════════════════════════════════</w:t>
+      </w:r>
+    </w:p>
+    <w:p/>
+    <w:p>
+      <w:r>
+        <w:t xml:space="preserve">- Hide </w:t>
+      </w:r>
+      <w:proofErr w:type="spellStart"/>
+      <w:r>
+        <w:t>Streamlit</w:t>
+      </w:r>
+      <w:proofErr w:type="spellEnd"/>
+      <w:r>
+        <w:t xml:space="preserve"> default UI</w:t>
+      </w:r>
+    </w:p>
+    <w:p>
+      <w:r>
+        <w:t>- Inter font</w:t>
+      </w:r>
+    </w:p>
+    <w:p>
+      <w:r>
+        <w:t>- Card-based layout</w:t>
+      </w:r>
+    </w:p>
+    <w:p>
+      <w:r>
+        <w:t>- Subtle shadows</w:t>
+      </w:r>
+    </w:p>
+    <w:p>
+      <w:r>
+        <w:t>- Color-coded badges</w:t>
+      </w:r>
+    </w:p>
+    <w:p>
+      <w:r>
+        <w:t>- Responsive layout</w:t>
+      </w:r>
+    </w:p>
+    <w:p/>
+    <w:p>
+      <w:r>
+        <w:rPr>
+          <w:rFonts w:ascii="Arial" w:hAnsi="Arial" w:cs="Arial"/>
+        </w:rPr>
+        <w:t>═══════════════════════════════════════════════════════════</w:t>
+      </w:r>
+    </w:p>
+    <w:p>
+      <w:r>
+        <w:t>DATA</w:t>
+      </w:r>
+    </w:p>
+    <w:p>
+      <w:r>
+        <w:rPr>
+          <w:rFonts w:ascii="Arial" w:hAnsi="Arial" w:cs="Arial"/>
+        </w:rPr>
+        <w:t>═══════════════════════════════════════════════════════════</w:t>
+      </w:r>
+    </w:p>
+    <w:p/>
+    <w:p>
+      <w:r>
+        <w:t>Use mock JSON:</w:t>
+      </w:r>
+    </w:p>
+    <w:p/>
+    <w:p>
+      <w:proofErr w:type="spellStart"/>
+      <w:r>
+        <w:t>admin_metrics.json</w:t>
+      </w:r>
+      <w:proofErr w:type="spellEnd"/>
+      <w:r>
+        <w:t xml:space="preserve"> → KPIs over time  </w:t>
+      </w:r>
+    </w:p>
+    <w:p>
+      <w:proofErr w:type="spellStart"/>
+      <w:r>
+        <w:t>recent_tickets.json</w:t>
+      </w:r>
+      <w:proofErr w:type="spellEnd"/>
+      <w:r>
+        <w:t xml:space="preserve"> → ticket data  </w:t>
+      </w:r>
+    </w:p>
+    <w:p>
+      <w:proofErr w:type="spellStart"/>
+      <w:r>
+        <w:t>recent_chats.json</w:t>
+      </w:r>
+      <w:proofErr w:type="spellEnd"/>
+      <w:r>
+        <w:t xml:space="preserve"> → chatbot data  </w:t>
+      </w:r>
+    </w:p>
+    <w:p/>
+    <w:p>
+      <w:r>
+        <w:rPr>
+          <w:rFonts w:ascii="Arial" w:hAnsi="Arial" w:cs="Arial"/>
+        </w:rPr>
+        <w:t>═══════════════════════════════════════════════════════════</w:t>
+      </w:r>
+    </w:p>
+    <w:p>
+      <w:r>
+        <w:t>QUALITY BAR</w:t>
+      </w:r>
+    </w:p>
+    <w:p>
+      <w:r>
+        <w:rPr>
+          <w:rFonts w:ascii="Arial" w:hAnsi="Arial" w:cs="Arial"/>
+        </w:rPr>
+        <w:t>═══════════════════════════════════════════════════════════</w:t>
+      </w:r>
+    </w:p>
+    <w:p/>
+    <w:p>
+      <w:r>
+        <w:lastRenderedPageBreak/>
+        <w:t>This must look like a real SaaS product:</w:t>
+      </w:r>
+    </w:p>
+    <w:p/>
+    <w:p>
+      <w:r>
+        <w:t>- Clean layout</w:t>
+      </w:r>
+    </w:p>
+    <w:p>
+      <w:r>
+        <w:t>- Interactive charts</w:t>
+      </w:r>
+    </w:p>
+    <w:p>
+      <w:r>
+        <w:t>- Proper number formatting (€1,234.56)</w:t>
+      </w:r>
+    </w:p>
+    <w:p>
+      <w:r>
+        <w:t>- Human-readable time ("2 hours ago")</w:t>
+      </w:r>
+    </w:p>
+    <w:p>
+      <w:r>
+        <w:t>- Handle empty states</w:t>
+      </w:r>
+    </w:p>
+    <w:p/>
+    <w:p>
+      <w:r>
+        <w:rPr>
+          <w:rFonts w:ascii="Arial" w:hAnsi="Arial" w:cs="Arial"/>
+        </w:rPr>
+        <w:t>═══════════════════════════════════════════════════════════</w:t>
+      </w:r>
+    </w:p>
+    <w:p/>
+    <w:p>
+      <w:r>
+        <w:t>Run with:</w:t>
+      </w:r>
+    </w:p>
+    <w:p/>
+    <w:p>
+      <w:proofErr w:type="spellStart"/>
+      <w:r>
+        <w:t>streamlit</w:t>
+      </w:r>
+      <w:proofErr w:type="spellEnd"/>
+      <w:r>
+        <w:t xml:space="preserve"> run frontend/admin_app.py --</w:t>
+      </w:r>
+      <w:proofErr w:type="spellStart"/>
+      <w:r>
+        <w:t>server.port</w:t>
+      </w:r>
+      <w:proofErr w:type="spellEnd"/>
+      <w:r>
+        <w:t xml:space="preserve"> 8502</w:t>
       </w:r>
     </w:p>
     <w:sectPr>

--- a/Used prompts.docx
+++ b/Used prompts.docx
@@ -33,23 +33,13 @@
     </w:p>
     <w:p>
       <w:r>
-        <w:t xml:space="preserve">   /</w:t>
-      </w:r>
-      <w:proofErr w:type="spellStart"/>
-      <w:r>
-        <w:t>ticket_routing</w:t>
-      </w:r>
-      <w:proofErr w:type="spellEnd"/>
-    </w:p>
-    <w:p>
-      <w:r>
-        <w:t xml:space="preserve">   /</w:t>
-      </w:r>
-      <w:proofErr w:type="spellStart"/>
-      <w:r>
-        <w:t>sentiment_analysis</w:t>
-      </w:r>
-      <w:proofErr w:type="spellEnd"/>
+        <w:t xml:space="preserve">   /ticket_routing</w:t>
+      </w:r>
+    </w:p>
+    <w:p>
+      <w:r>
+        <w:t xml:space="preserve">   /sentiment_analysis</w:t>
+      </w:r>
     </w:p>
     <w:p>
       <w:r>
@@ -63,15 +53,7 @@
     </w:p>
     <w:p>
       <w:r>
-        <w:t xml:space="preserve">   /frontend (</w:t>
-      </w:r>
-      <w:proofErr w:type="spellStart"/>
-      <w:r>
-        <w:t>Streamlit</w:t>
-      </w:r>
-      <w:proofErr w:type="spellEnd"/>
-      <w:r>
-        <w:t xml:space="preserve"> app)</w:t>
+        <w:t xml:space="preserve">   /frontend (Streamlit app)</w:t>
       </w:r>
     </w:p>
     <w:p>
@@ -87,113 +69,12 @@
     <w:p/>
     <w:p>
       <w:r>
-        <w:t xml:space="preserve">2. Create a `requirements.txt` with: </w:t>
-      </w:r>
-      <w:proofErr w:type="spellStart"/>
-      <w:r>
-        <w:t>streamlit</w:t>
-      </w:r>
-      <w:proofErr w:type="spellEnd"/>
-      <w:r>
-        <w:t xml:space="preserve">, anthropic, </w:t>
-      </w:r>
-      <w:proofErr w:type="spellStart"/>
-      <w:r>
-        <w:t>openai</w:t>
-      </w:r>
-      <w:proofErr w:type="spellEnd"/>
-      <w:r>
-        <w:t xml:space="preserve">, </w:t>
-      </w:r>
-      <w:proofErr w:type="spellStart"/>
-      <w:r>
-        <w:t>langchain</w:t>
-      </w:r>
-      <w:proofErr w:type="spellEnd"/>
-      <w:r>
-        <w:t xml:space="preserve">, </w:t>
-      </w:r>
-      <w:proofErr w:type="spellStart"/>
-      <w:r>
-        <w:t>langchain</w:t>
-      </w:r>
-      <w:proofErr w:type="spellEnd"/>
-      <w:r>
-        <w:t xml:space="preserve">-community, </w:t>
-      </w:r>
-      <w:proofErr w:type="spellStart"/>
-      <w:r>
-        <w:t>chromadb</w:t>
-      </w:r>
-      <w:proofErr w:type="spellEnd"/>
-      <w:r>
-        <w:t xml:space="preserve">, sentence-transformers, scikit-learn, pandas, </w:t>
-      </w:r>
-      <w:proofErr w:type="spellStart"/>
-      <w:r>
-        <w:t>numpy</w:t>
-      </w:r>
-      <w:proofErr w:type="spellEnd"/>
-      <w:r>
-        <w:t xml:space="preserve">, </w:t>
-      </w:r>
-      <w:proofErr w:type="spellStart"/>
-      <w:r>
-        <w:t>praw</w:t>
-      </w:r>
-      <w:proofErr w:type="spellEnd"/>
-      <w:r>
-        <w:t>, beautifulsoup4, requests, python-</w:t>
-      </w:r>
-      <w:proofErr w:type="spellStart"/>
-      <w:r>
-        <w:t>dotenv</w:t>
-      </w:r>
-      <w:proofErr w:type="spellEnd"/>
-      <w:r>
-        <w:t xml:space="preserve">, </w:t>
-      </w:r>
-      <w:proofErr w:type="spellStart"/>
-      <w:r>
-        <w:t>plotly</w:t>
-      </w:r>
-      <w:proofErr w:type="spellEnd"/>
-      <w:r>
-        <w:t xml:space="preserve">, </w:t>
-      </w:r>
-      <w:proofErr w:type="spellStart"/>
-      <w:r>
-        <w:t>vaderSentiment</w:t>
-      </w:r>
-      <w:proofErr w:type="spellEnd"/>
-      <w:r>
-        <w:t xml:space="preserve">, transformers, torch, datasets, </w:t>
-      </w:r>
-      <w:proofErr w:type="spellStart"/>
-      <w:r>
-        <w:t>fastapi</w:t>
-      </w:r>
-      <w:proofErr w:type="spellEnd"/>
-      <w:r>
-        <w:t xml:space="preserve">, </w:t>
-      </w:r>
-      <w:proofErr w:type="spellStart"/>
-      <w:r>
-        <w:t>uvicorn</w:t>
-      </w:r>
-      <w:proofErr w:type="spellEnd"/>
-    </w:p>
-    <w:p>
-      <w:r>
-        <w:t>3. Create a `.</w:t>
-      </w:r>
-      <w:proofErr w:type="spellStart"/>
-      <w:r>
-        <w:t>env.example</w:t>
-      </w:r>
-      <w:proofErr w:type="spellEnd"/>
-      <w:r>
-        <w:t>` file with placeholders for: ANTHROPIC_API_KEY, OPENAI_API_KEY, REDDIT_CLIENT_ID, REDDIT_CLIENT_SECRET, REDDIT_USER_AGENT</w:t>
+        <w:t>2. Create a `requirements.txt` with: streamlit, anthropic, openai, langchain, langchain-community, chromadb, sentence-transformers, scikit-learn, pandas, numpy, praw, beautifulsoup4, requests, python-dotenv, plotly, vaderSentiment, transformers, torch, datasets, fastapi, uvicorn</w:t>
+      </w:r>
+    </w:p>
+    <w:p>
+      <w:r>
+        <w:t>3. Create a `.env.example` file with placeholders for: ANTHROPIC_API_KEY, OPENAI_API_KEY, REDDIT_CLIENT_ID, REDDIT_CLIENT_SECRET, REDDIT_USER_AGENT</w:t>
       </w:r>
     </w:p>
     <w:p>
@@ -208,29 +89,8 @@
     </w:p>
     <w:p>
       <w:r>
-        <w:t>6. Create `.</w:t>
-      </w:r>
-      <w:proofErr w:type="spellStart"/>
-      <w:r>
-        <w:t>gitignore</w:t>
-      </w:r>
-      <w:proofErr w:type="spellEnd"/>
-      <w:r>
-        <w:t>` with standard Python entries plus .env, /data/raw, /</w:t>
-      </w:r>
-      <w:proofErr w:type="spellStart"/>
-      <w:r>
-        <w:t>chromadb_store</w:t>
-      </w:r>
-      <w:proofErr w:type="spellEnd"/>
-      <w:r>
-        <w:t>, *.</w:t>
-      </w:r>
-      <w:proofErr w:type="spellStart"/>
-      <w:r>
-        <w:t>pkl</w:t>
-      </w:r>
-      <w:proofErr w:type="spellEnd"/>
+        <w:t>6. Create `.gitignore` with standard Python entries plus .env, /data/raw, /chromadb_store, *.pkl</w:t>
+      </w:r>
     </w:p>
     <w:p>
       <w:r>
@@ -253,15 +113,7 @@
     </w:p>
     <w:p>
       <w:r>
-        <w:t xml:space="preserve">Build the user-facing storefront </w:t>
-      </w:r>
-      <w:proofErr w:type="spellStart"/>
-      <w:r>
-        <w:t>Streamlit</w:t>
-      </w:r>
-      <w:proofErr w:type="spellEnd"/>
-      <w:r>
-        <w:t xml:space="preserve"> app for our AI Customer Experience Platform demo. This is what shoppers see when they visit our client's store. The chatbot icon is a placeholder — we'll wire it up to the RAG pipeline later.</w:t>
+        <w:t>Build the user-facing storefront Streamlit app for our AI Customer Experience Platform demo. This is what shoppers see when they visit our client's store. The chatbot icon is a placeholder — we'll wire it up to the RAG pipeline later.</w:t>
       </w:r>
     </w:p>
     <w:p/>
@@ -289,15 +141,7 @@
     <w:p/>
     <w:p>
       <w:r>
-        <w:t xml:space="preserve">First, use </w:t>
-      </w:r>
-      <w:proofErr w:type="spellStart"/>
-      <w:r>
-        <w:t>WebFetch</w:t>
-      </w:r>
-      <w:proofErr w:type="spellEnd"/>
-      <w:r>
-        <w:t xml:space="preserve"> to load https://veli.store and study its design:</w:t>
+        <w:t>First, use WebFetch to load https://veli.store and study its design:</w:t>
       </w:r>
     </w:p>
     <w:p>
@@ -338,15 +182,7 @@
     <w:p/>
     <w:p>
       <w:r>
-        <w:t xml:space="preserve">Mimic that aesthetic as closely as </w:t>
-      </w:r>
-      <w:proofErr w:type="spellStart"/>
-      <w:r>
-        <w:t>Streamlit</w:t>
-      </w:r>
-      <w:proofErr w:type="spellEnd"/>
-      <w:r>
-        <w:t xml:space="preserve"> allows.</w:t>
+        <w:t>Mimic that aesthetic as closely as Streamlit allows.</w:t>
       </w:r>
     </w:p>
     <w:p/>
@@ -377,15 +213,7 @@
     </w:p>
     <w:p>
       <w:r>
-        <w:t xml:space="preserve">- Card background: #FAFAFA with subtle shadow (0 2px 8px </w:t>
-      </w:r>
-      <w:proofErr w:type="spellStart"/>
-      <w:r>
-        <w:t>rgba</w:t>
-      </w:r>
-      <w:proofErr w:type="spellEnd"/>
-      <w:r>
-        <w:t>(0,0,0,0.06))</w:t>
+        <w:t>- Card background: #FAFAFA with subtle shadow (0 2px 8px rgba(0,0,0,0.06))</w:t>
       </w:r>
     </w:p>
     <w:p>
@@ -395,15 +223,7 @@
     </w:p>
     <w:p>
       <w:r>
-        <w:t>- Font: 'Inter', system-</w:t>
-      </w:r>
-      <w:proofErr w:type="spellStart"/>
-      <w:r>
-        <w:t>ui</w:t>
-      </w:r>
-      <w:proofErr w:type="spellEnd"/>
-      <w:r>
-        <w:t>, sans-serif</w:t>
+        <w:t>- Font: 'Inter', system-ui, sans-serif</w:t>
       </w:r>
     </w:p>
     <w:p>
@@ -478,41 +298,17 @@
     </w:p>
     <w:p>
       <w:r>
-        <w:t>data/mock/</w:t>
-      </w:r>
-      <w:proofErr w:type="spellStart"/>
-      <w:r>
-        <w:t>products.json</w:t>
-      </w:r>
-      <w:proofErr w:type="spellEnd"/>
-      <w:r>
-        <w:t xml:space="preserve">               # Mock product catalog</w:t>
-      </w:r>
-    </w:p>
-    <w:p>
-      <w:r>
-        <w:t>data/mock/</w:t>
-      </w:r>
-      <w:proofErr w:type="spellStart"/>
-      <w:r>
-        <w:t>categories.json</w:t>
-      </w:r>
-      <w:proofErr w:type="spellEnd"/>
-      <w:r>
-        <w:t xml:space="preserve">             # Mock categories with images</w:t>
-      </w:r>
-    </w:p>
-    <w:p>
-      <w:r>
-        <w:t>data/mock/</w:t>
-      </w:r>
-      <w:proofErr w:type="spellStart"/>
-      <w:r>
-        <w:t>reviews.json</w:t>
-      </w:r>
-      <w:proofErr w:type="spellEnd"/>
-      <w:r>
-        <w:t xml:space="preserve">                # Mock customer reviews</w:t>
+        <w:t>data/mock/products.json               # Mock product catalog</w:t>
+      </w:r>
+    </w:p>
+    <w:p>
+      <w:r>
+        <w:t>data/mock/categories.json             # Mock categories with images</w:t>
+      </w:r>
+    </w:p>
+    <w:p>
+      <w:r>
+        <w:t>data/mock/reviews.json                # Mock customer reviews</w:t>
       </w:r>
     </w:p>
     <w:p>
@@ -545,47 +341,18 @@
     <w:p/>
     <w:p>
       <w:r>
-        <w:t>Generate realistic mock data for a Portuguese SMB e-commerce store (since our target vertical is Portuguese Shopify merchants). Pick a fictional store name (e.g., "</w:t>
-      </w:r>
-      <w:proofErr w:type="spellStart"/>
-      <w:r>
-        <w:t>Olá</w:t>
-      </w:r>
-      <w:proofErr w:type="spellEnd"/>
-      <w:r>
-        <w:t xml:space="preserve"> Market") that sells lifestyle products.</w:t>
-      </w:r>
-    </w:p>
-    <w:p/>
-    <w:p>
-      <w:proofErr w:type="spellStart"/>
-      <w:r>
-        <w:t>categories.json</w:t>
-      </w:r>
-      <w:proofErr w:type="spellEnd"/>
-      <w:r>
-        <w:t xml:space="preserve"> — 8 categories with:</w:t>
-      </w:r>
-    </w:p>
-    <w:p>
-      <w:r>
-        <w:t xml:space="preserve">  - id, name, slug, </w:t>
-      </w:r>
-      <w:proofErr w:type="spellStart"/>
-      <w:r>
-        <w:t>icon_emoji</w:t>
-      </w:r>
-      <w:proofErr w:type="spellEnd"/>
-      <w:r>
-        <w:t xml:space="preserve">, </w:t>
-      </w:r>
-      <w:proofErr w:type="spellStart"/>
-      <w:r>
-        <w:t>image_url</w:t>
-      </w:r>
-      <w:proofErr w:type="spellEnd"/>
-      <w:r>
-        <w:t xml:space="preserve"> (use https://picsum.photos/seed/{slug}/400/300)</w:t>
+        <w:t>Generate realistic mock data for a Portuguese SMB e-commerce store (since our target vertical is Portuguese Shopify merchants). Pick a fictional store name (e.g., "Olá Market") that sells lifestyle products.</w:t>
+      </w:r>
+    </w:p>
+    <w:p/>
+    <w:p>
+      <w:r>
+        <w:t>categories.json — 8 categories with:</w:t>
+      </w:r>
+    </w:p>
+    <w:p>
+      <w:r>
+        <w:t xml:space="preserve">  - id, name, slug, icon_emoji, image_url (use https://picsum.photos/seed/{slug}/400/300)</w:t>
       </w:r>
     </w:p>
     <w:p>
@@ -595,230 +362,61 @@
     </w:p>
     <w:p/>
     <w:p>
-      <w:proofErr w:type="spellStart"/>
       <w:r>
         <w:lastRenderedPageBreak/>
-        <w:t>products.json</w:t>
-      </w:r>
-      <w:proofErr w:type="spellEnd"/>
-      <w:r>
-        <w:t xml:space="preserve"> — 40 products (5 per category) with:</w:t>
-      </w:r>
-    </w:p>
-    <w:p>
-      <w:r>
-        <w:t xml:space="preserve">  - id, name, </w:t>
-      </w:r>
-      <w:proofErr w:type="spellStart"/>
-      <w:r>
-        <w:t>category_id</w:t>
-      </w:r>
-      <w:proofErr w:type="spellEnd"/>
-      <w:r>
-        <w:t xml:space="preserve">, price, </w:t>
-      </w:r>
-      <w:proofErr w:type="spellStart"/>
-      <w:r>
-        <w:t>original_price</w:t>
-      </w:r>
-      <w:proofErr w:type="spellEnd"/>
-      <w:r>
-        <w:t xml:space="preserve"> (for discount display), </w:t>
-      </w:r>
-      <w:proofErr w:type="spellStart"/>
-      <w:r>
-        <w:t>discount_percent</w:t>
-      </w:r>
-      <w:proofErr w:type="spellEnd"/>
-    </w:p>
-    <w:p>
-      <w:r>
-        <w:t xml:space="preserve">  - description (3-4 sentences), </w:t>
-      </w:r>
-      <w:proofErr w:type="spellStart"/>
-      <w:r>
-        <w:t>full_description</w:t>
-      </w:r>
-      <w:proofErr w:type="spellEnd"/>
-      <w:r>
-        <w:t xml:space="preserve"> (paragraph)</w:t>
-      </w:r>
-    </w:p>
-    <w:p>
-      <w:r>
-        <w:t xml:space="preserve">  - </w:t>
-      </w:r>
-      <w:proofErr w:type="spellStart"/>
-      <w:r>
-        <w:t>image_url</w:t>
-      </w:r>
-      <w:proofErr w:type="spellEnd"/>
-      <w:r>
-        <w:t xml:space="preserve"> (https://picsum.photos/seed/{id}/600/600)</w:t>
-      </w:r>
-    </w:p>
-    <w:p>
-      <w:r>
-        <w:t xml:space="preserve">  - </w:t>
-      </w:r>
-      <w:proofErr w:type="spellStart"/>
-      <w:r>
-        <w:t>in_stock</w:t>
-      </w:r>
-      <w:proofErr w:type="spellEnd"/>
-      <w:r>
-        <w:t xml:space="preserve"> (</w:t>
-      </w:r>
-      <w:proofErr w:type="spellStart"/>
-      <w:r>
-        <w:t>boolean</w:t>
-      </w:r>
-      <w:proofErr w:type="spellEnd"/>
-      <w:r>
-        <w:t xml:space="preserve">), </w:t>
-      </w:r>
-      <w:proofErr w:type="spellStart"/>
-      <w:r>
-        <w:t>stock_count</w:t>
-      </w:r>
-      <w:proofErr w:type="spellEnd"/>
-      <w:r>
-        <w:t xml:space="preserve">, rating (1-5, one decimal), </w:t>
-      </w:r>
-      <w:proofErr w:type="spellStart"/>
-      <w:r>
-        <w:t>review_count</w:t>
-      </w:r>
-      <w:proofErr w:type="spellEnd"/>
-    </w:p>
-    <w:p>
-      <w:r>
-        <w:t xml:space="preserve">  - tags (list), </w:t>
-      </w:r>
-      <w:proofErr w:type="spellStart"/>
-      <w:r>
-        <w:t>is_popular</w:t>
-      </w:r>
-      <w:proofErr w:type="spellEnd"/>
-      <w:r>
-        <w:t xml:space="preserve"> (</w:t>
-      </w:r>
-      <w:proofErr w:type="spellStart"/>
-      <w:r>
-        <w:t>boolean</w:t>
-      </w:r>
-      <w:proofErr w:type="spellEnd"/>
-      <w:r>
-        <w:t xml:space="preserve">), </w:t>
-      </w:r>
-      <w:proofErr w:type="spellStart"/>
-      <w:r>
-        <w:t>is_on_sale</w:t>
-      </w:r>
-      <w:proofErr w:type="spellEnd"/>
-      <w:r>
-        <w:t xml:space="preserve"> (</w:t>
-      </w:r>
-      <w:proofErr w:type="spellStart"/>
-      <w:r>
-        <w:t>boolean</w:t>
-      </w:r>
-      <w:proofErr w:type="spellEnd"/>
-      <w:r>
-        <w:t>)</w:t>
-      </w:r>
-    </w:p>
-    <w:p>
-      <w:r>
-        <w:t xml:space="preserve">  - At least 12 products should have </w:t>
-      </w:r>
-      <w:proofErr w:type="spellStart"/>
-      <w:r>
-        <w:t>is_on_sale</w:t>
-      </w:r>
-      <w:proofErr w:type="spellEnd"/>
-      <w:r>
-        <w:t xml:space="preserve">=True with </w:t>
-      </w:r>
-      <w:proofErr w:type="spellStart"/>
-      <w:r>
-        <w:t>discount_percent</w:t>
-      </w:r>
-      <w:proofErr w:type="spellEnd"/>
-      <w:r>
-        <w:t xml:space="preserve"> 10-50%</w:t>
-      </w:r>
-    </w:p>
-    <w:p>
-      <w:r>
-        <w:t xml:space="preserve">  - At least 10 products should have </w:t>
-      </w:r>
-      <w:proofErr w:type="spellStart"/>
-      <w:r>
-        <w:t>is_popular</w:t>
-      </w:r>
-      <w:proofErr w:type="spellEnd"/>
-      <w:r>
-        <w:t>=True</w:t>
-      </w:r>
-    </w:p>
-    <w:p/>
-    <w:p>
-      <w:proofErr w:type="spellStart"/>
-      <w:r>
-        <w:t>reviews.json</w:t>
-      </w:r>
-      <w:proofErr w:type="spellEnd"/>
-      <w:r>
-        <w:t xml:space="preserve"> — 5-8 reviews per product with:</w:t>
-      </w:r>
-    </w:p>
-    <w:p>
-      <w:r>
-        <w:t xml:space="preserve">  - id, </w:t>
-      </w:r>
-      <w:proofErr w:type="spellStart"/>
-      <w:r>
-        <w:t>product_id</w:t>
-      </w:r>
-      <w:proofErr w:type="spellEnd"/>
-      <w:r>
-        <w:t xml:space="preserve">, </w:t>
-      </w:r>
-      <w:proofErr w:type="spellStart"/>
-      <w:r>
-        <w:t>author_name</w:t>
-      </w:r>
-      <w:proofErr w:type="spellEnd"/>
-      <w:r>
-        <w:t xml:space="preserve"> (Portuguese first names), rating, date, title, body</w:t>
-      </w:r>
-    </w:p>
-    <w:p>
-      <w:r>
-        <w:t xml:space="preserve">  - </w:t>
-      </w:r>
-      <w:proofErr w:type="spellStart"/>
-      <w:r>
-        <w:t>verified_purchase</w:t>
-      </w:r>
-      <w:proofErr w:type="spellEnd"/>
-      <w:r>
-        <w:t xml:space="preserve"> (</w:t>
-      </w:r>
-      <w:proofErr w:type="spellStart"/>
-      <w:r>
-        <w:t>boolean</w:t>
-      </w:r>
-      <w:proofErr w:type="spellEnd"/>
-      <w:r>
-        <w:t xml:space="preserve">), </w:t>
-      </w:r>
-      <w:proofErr w:type="spellStart"/>
-      <w:r>
-        <w:t>helpful_count</w:t>
-      </w:r>
-      <w:proofErr w:type="spellEnd"/>
+        <w:t>products.json — 40 products (5 per category) with:</w:t>
+      </w:r>
+    </w:p>
+    <w:p>
+      <w:r>
+        <w:t xml:space="preserve">  - id, name, category_id, price, original_price (for discount display), discount_percent</w:t>
+      </w:r>
+    </w:p>
+    <w:p>
+      <w:r>
+        <w:t xml:space="preserve">  - description (3-4 sentences), full_description (paragraph)</w:t>
+      </w:r>
+    </w:p>
+    <w:p>
+      <w:r>
+        <w:t xml:space="preserve">  - image_url (https://picsum.photos/seed/{id}/600/600)</w:t>
+      </w:r>
+    </w:p>
+    <w:p>
+      <w:r>
+        <w:t xml:space="preserve">  - in_stock (boolean), stock_count, rating (1-5, one decimal), review_count</w:t>
+      </w:r>
+    </w:p>
+    <w:p>
+      <w:r>
+        <w:t xml:space="preserve">  - tags (list), is_popular (boolean), is_on_sale (boolean)</w:t>
+      </w:r>
+    </w:p>
+    <w:p>
+      <w:r>
+        <w:t xml:space="preserve">  - At least 12 products should have is_on_sale=True with discount_percent 10-50%</w:t>
+      </w:r>
+    </w:p>
+    <w:p>
+      <w:r>
+        <w:t xml:space="preserve">  - At least 10 products should have is_popular=True</w:t>
+      </w:r>
+    </w:p>
+    <w:p/>
+    <w:p>
+      <w:r>
+        <w:t>reviews.json — 5-8 reviews per product with:</w:t>
+      </w:r>
+    </w:p>
+    <w:p>
+      <w:r>
+        <w:t xml:space="preserve">  - id, product_id, author_name (Portuguese first names), rating, date, title, body</w:t>
+      </w:r>
+    </w:p>
+    <w:p>
+      <w:r>
+        <w:t xml:space="preserve">  - verified_purchase (boolean), helpful_count</w:t>
+      </w:r>
     </w:p>
     <w:p>
       <w:r>
@@ -850,53 +448,13 @@
     <w:p/>
     <w:p>
       <w:r>
-        <w:t xml:space="preserve">Use </w:t>
-      </w:r>
-      <w:proofErr w:type="spellStart"/>
-      <w:r>
-        <w:t>st.set_page_config</w:t>
-      </w:r>
-      <w:proofErr w:type="spellEnd"/>
-      <w:r>
-        <w:t xml:space="preserve">(layout="wide", </w:t>
-      </w:r>
-      <w:proofErr w:type="spellStart"/>
-      <w:r>
-        <w:t>page_title</w:t>
-      </w:r>
-      <w:proofErr w:type="spellEnd"/>
-      <w:r>
-        <w:t>="</w:t>
-      </w:r>
-      <w:proofErr w:type="spellStart"/>
-      <w:r>
-        <w:t>Olá</w:t>
-      </w:r>
-      <w:proofErr w:type="spellEnd"/>
-      <w:r>
-        <w:t xml:space="preserve"> Market", </w:t>
-      </w:r>
-      <w:proofErr w:type="spellStart"/>
-      <w:r>
-        <w:t>initial_sidebar_state</w:t>
-      </w:r>
-      <w:proofErr w:type="spellEnd"/>
-      <w:r>
-        <w:t>="collapsed")</w:t>
-      </w:r>
-    </w:p>
-    <w:p/>
-    <w:p>
-      <w:r>
-        <w:t xml:space="preserve">Hide </w:t>
-      </w:r>
-      <w:proofErr w:type="spellStart"/>
-      <w:r>
-        <w:t>Streamlit's</w:t>
-      </w:r>
-      <w:proofErr w:type="spellEnd"/>
-      <w:r>
-        <w:t xml:space="preserve"> default menu, footer, and header with custom CSS injection.</w:t>
+        <w:t>Use st.set_page_config(layout="wide", page_title="Olá Market", initial_sidebar_state="collapsed")</w:t>
+      </w:r>
+    </w:p>
+    <w:p/>
+    <w:p>
+      <w:r>
+        <w:t>Hide Streamlit's default menu, footer, and header with custom CSS injection.</w:t>
       </w:r>
     </w:p>
     <w:p/>
@@ -934,15 +492,7 @@
     <w:p>
       <w:r>
         <w:lastRenderedPageBreak/>
-        <w:t xml:space="preserve">   - Use </w:t>
-      </w:r>
-      <w:proofErr w:type="spellStart"/>
-      <w:r>
-        <w:t>st.markdown</w:t>
-      </w:r>
-      <w:proofErr w:type="spellEnd"/>
-      <w:r>
-        <w:t xml:space="preserve"> with HTML/CSS for proper styling</w:t>
+        <w:t xml:space="preserve">   - Use st.markdown with HTML/CSS for proper styling</w:t>
       </w:r>
     </w:p>
     <w:p/>
@@ -979,15 +529,7 @@
     </w:p>
     <w:p>
       <w:r>
-        <w:t xml:space="preserve">   - Horizontal grid of 8 category cards using </w:t>
-      </w:r>
-      <w:proofErr w:type="spellStart"/>
-      <w:r>
-        <w:t>st.columns</w:t>
-      </w:r>
-      <w:proofErr w:type="spellEnd"/>
-      <w:r>
-        <w:t>(8) (or 4x2 on narrower screens)</w:t>
+        <w:t xml:space="preserve">   - Horizontal grid of 8 category cards using st.columns(8) (or 4x2 on narrower screens)</w:t>
       </w:r>
     </w:p>
     <w:p>
@@ -997,41 +539,12 @@
     </w:p>
     <w:p>
       <w:r>
-        <w:t xml:space="preserve">   - Click on a category → navigate to </w:t>
-      </w:r>
-      <w:proofErr w:type="spellStart"/>
-      <w:r>
-        <w:t>category_view</w:t>
-      </w:r>
-      <w:proofErr w:type="spellEnd"/>
-      <w:r>
-        <w:t xml:space="preserve"> page with </w:t>
-      </w:r>
-      <w:proofErr w:type="spellStart"/>
-      <w:r>
-        <w:t>category_id</w:t>
-      </w:r>
-      <w:proofErr w:type="spellEnd"/>
-      <w:r>
-        <w:t xml:space="preserve"> in </w:t>
-      </w:r>
-      <w:proofErr w:type="spellStart"/>
-      <w:r>
-        <w:t>session_state</w:t>
-      </w:r>
-      <w:proofErr w:type="spellEnd"/>
-    </w:p>
-    <w:p>
-      <w:r>
-        <w:t xml:space="preserve">   - Use </w:t>
-      </w:r>
-      <w:proofErr w:type="spellStart"/>
-      <w:r>
-        <w:t>st.button</w:t>
-      </w:r>
-      <w:proofErr w:type="spellEnd"/>
-      <w:r>
-        <w:t xml:space="preserve"> with custom styling, OR use clickable HTML wrapped in a form trigger</w:t>
+        <w:t xml:space="preserve">   - Click on a category → navigate to category_view page with category_id in session_state</w:t>
+      </w:r>
+    </w:p>
+    <w:p>
+      <w:r>
+        <w:t xml:space="preserve">   - Use st.button with custom styling, OR use clickable HTML wrapped in a form trigger</w:t>
       </w:r>
     </w:p>
     <w:p/>
@@ -1056,28 +569,12 @@
     </w:p>
     <w:p>
       <w:r>
-        <w:t xml:space="preserve">   - Horizontal scrollable row of product cards (filter products where </w:t>
-      </w:r>
-      <w:proofErr w:type="spellStart"/>
-      <w:r>
-        <w:t>is_on_sale</w:t>
-      </w:r>
-      <w:proofErr w:type="spellEnd"/>
-      <w:r>
-        <w:t>=True)</w:t>
-      </w:r>
-    </w:p>
-    <w:p>
-      <w:r>
-        <w:t xml:space="preserve">   - Show 6 products at a time (use </w:t>
-      </w:r>
-      <w:proofErr w:type="spellStart"/>
-      <w:r>
-        <w:t>st.columns</w:t>
-      </w:r>
-      <w:proofErr w:type="spellEnd"/>
-      <w:r>
-        <w:t>(6))</w:t>
+        <w:t xml:space="preserve">   - Horizontal scrollable row of product cards (filter products where is_on_sale=True)</w:t>
+      </w:r>
+    </w:p>
+    <w:p>
+      <w:r>
+        <w:t xml:space="preserve">   - Show 6 products at a time (use st.columns(6))</w:t>
       </w:r>
     </w:p>
     <w:p>
@@ -1117,15 +614,7 @@
     </w:p>
     <w:p>
       <w:r>
-        <w:t xml:space="preserve">   - Filter products where </w:t>
-      </w:r>
-      <w:proofErr w:type="spellStart"/>
-      <w:r>
-        <w:t>is_popular</w:t>
-      </w:r>
-      <w:proofErr w:type="spellEnd"/>
-      <w:r>
-        <w:t>=True</w:t>
+        <w:t xml:space="preserve">   - Filter products where is_popular=True</w:t>
       </w:r>
     </w:p>
     <w:p>
@@ -1175,15 +664,7 @@
     <w:p/>
     <w:p>
       <w:r>
-        <w:t xml:space="preserve">Function </w:t>
-      </w:r>
-      <w:proofErr w:type="spellStart"/>
-      <w:r>
-        <w:t>render_product_card</w:t>
-      </w:r>
-      <w:proofErr w:type="spellEnd"/>
-      <w:r>
-        <w:t>(product, key) that displays:</w:t>
+        <w:t>Function render_product_card(product, key) that displays:</w:t>
       </w:r>
     </w:p>
     <w:p>
@@ -1213,37 +694,13 @@
     </w:p>
     <w:p>
       <w:r>
-        <w:t xml:space="preserve">  - Card is fully clickable → sets </w:t>
-      </w:r>
-      <w:proofErr w:type="spellStart"/>
-      <w:r>
-        <w:t>st.session_state.selected_product_id</w:t>
-      </w:r>
-      <w:proofErr w:type="spellEnd"/>
-      <w:r>
-        <w:t xml:space="preserve"> and navigates to </w:t>
-      </w:r>
-      <w:proofErr w:type="spellStart"/>
-      <w:r>
-        <w:t>product_detail</w:t>
-      </w:r>
-      <w:proofErr w:type="spellEnd"/>
-      <w:r>
-        <w:t xml:space="preserve"> page</w:t>
-      </w:r>
-    </w:p>
-    <w:p/>
-    <w:p>
-      <w:r>
-        <w:t xml:space="preserve">Use </w:t>
-      </w:r>
-      <w:proofErr w:type="spellStart"/>
-      <w:r>
-        <w:t>st.container</w:t>
-      </w:r>
-      <w:proofErr w:type="spellEnd"/>
-      <w:r>
-        <w:t xml:space="preserve"> with border + custom CSS class for styling.</w:t>
+        <w:t xml:space="preserve">  - Card is fully clickable → sets st.session_state.selected_product_id and navigates to product_detail page</w:t>
+      </w:r>
+    </w:p>
+    <w:p/>
+    <w:p>
+      <w:r>
+        <w:t>Use st.container with border + custom CSS class for styling.</w:t>
       </w:r>
     </w:p>
     <w:p/>
@@ -1276,13 +733,8 @@
     </w:p>
     <w:p>
       <w:r>
-        <w:t xml:space="preserve">- Read </w:t>
-      </w:r>
-      <w:proofErr w:type="spellStart"/>
-      <w:r>
-        <w:t>st.session_state.selected_category_id</w:t>
-      </w:r>
-      <w:proofErr w:type="spellEnd"/>
+        <w:t>- Read st.session_state.selected_category_id</w:t>
+      </w:r>
     </w:p>
     <w:p>
       <w:r>
@@ -1340,13 +792,8 @@
     </w:p>
     <w:p>
       <w:r>
-        <w:t xml:space="preserve">- Read </w:t>
-      </w:r>
-      <w:proofErr w:type="spellStart"/>
-      <w:r>
-        <w:t>st.session_state.selected_product_id</w:t>
-      </w:r>
-      <w:proofErr w:type="spellEnd"/>
+        <w:t>- Read st.session_state.selected_product_id</w:t>
+      </w:r>
     </w:p>
     <w:p>
       <w:r>
@@ -1380,26 +827,13 @@
     </w:p>
     <w:p>
       <w:r>
-        <w:t xml:space="preserve">- TABS BELOW (use </w:t>
-      </w:r>
-      <w:proofErr w:type="spellStart"/>
-      <w:r>
-        <w:t>st.tabs</w:t>
-      </w:r>
-      <w:proofErr w:type="spellEnd"/>
-      <w:r>
-        <w:t>):</w:t>
-      </w:r>
-    </w:p>
-    <w:p>
-      <w:r>
-        <w:t xml:space="preserve">  - "Description" — </w:t>
-      </w:r>
-      <w:proofErr w:type="spellStart"/>
-      <w:r>
-        <w:t>full_description</w:t>
-      </w:r>
-      <w:proofErr w:type="spellEnd"/>
+        <w:t>- TABS BELOW (use st.tabs):</w:t>
+      </w:r>
+    </w:p>
+    <w:p>
+      <w:r>
+        <w:t xml:space="preserve">  - "Description" — full_description</w:t>
+      </w:r>
     </w:p>
     <w:p>
       <w:r>
@@ -1563,15 +997,7 @@
     </w:p>
     <w:p>
       <w:r>
-        <w:t xml:space="preserve">  (use a JavaScript onclick or </w:t>
-      </w:r>
-      <w:proofErr w:type="spellStart"/>
-      <w:r>
-        <w:t>st.dialog</w:t>
-      </w:r>
-      <w:proofErr w:type="spellEnd"/>
-      <w:r>
-        <w:t xml:space="preserve"> if compatible)</w:t>
+        <w:t xml:space="preserve">  (use a JavaScript onclick or st.dialog if compatible)</w:t>
       </w:r>
     </w:p>
     <w:p>
@@ -1587,31 +1013,7 @@
     <w:p/>
     <w:p>
       <w:r>
-        <w:t xml:space="preserve">Create a function </w:t>
-      </w:r>
-      <w:proofErr w:type="spellStart"/>
-      <w:r>
-        <w:t>render_chatbot_placeholder</w:t>
-      </w:r>
-      <w:proofErr w:type="spellEnd"/>
-      <w:r>
-        <w:t xml:space="preserve">() that injects this via </w:t>
-      </w:r>
-      <w:proofErr w:type="spellStart"/>
-      <w:r>
-        <w:t>st.markdown</w:t>
-      </w:r>
-      <w:proofErr w:type="spellEnd"/>
-      <w:r>
-        <w:t xml:space="preserve"> with </w:t>
-      </w:r>
-      <w:proofErr w:type="spellStart"/>
-      <w:r>
-        <w:t>unsafe_allow_html</w:t>
-      </w:r>
-      <w:proofErr w:type="spellEnd"/>
-      <w:r>
-        <w:t>=True. Call this function at the END of every page file.</w:t>
+        <w:t>Create a function render_chatbot_placeholder() that injects this via st.markdown with unsafe_allow_html=True. Call this function at the END of every page file.</w:t>
       </w:r>
     </w:p>
     <w:p/>
@@ -1645,113 +1047,39 @@
     <w:p/>
     <w:p>
       <w:r>
-        <w:t xml:space="preserve">Use </w:t>
-      </w:r>
-      <w:proofErr w:type="spellStart"/>
-      <w:r>
-        <w:t>st.session_state</w:t>
-      </w:r>
-      <w:proofErr w:type="spellEnd"/>
-      <w:r>
-        <w:t xml:space="preserve"> for:</w:t>
-      </w:r>
-    </w:p>
-    <w:p>
-      <w:r>
-        <w:t xml:space="preserve">- </w:t>
-      </w:r>
-      <w:proofErr w:type="spellStart"/>
-      <w:r>
-        <w:t>current_page</w:t>
-      </w:r>
-      <w:proofErr w:type="spellEnd"/>
-      <w:r>
-        <w:t xml:space="preserve"> ("home" | "category" | "product")</w:t>
-      </w:r>
-    </w:p>
-    <w:p>
-      <w:r>
-        <w:t xml:space="preserve">- </w:t>
-      </w:r>
-      <w:proofErr w:type="spellStart"/>
-      <w:r>
-        <w:t>selected_category_id</w:t>
-      </w:r>
-      <w:proofErr w:type="spellEnd"/>
-    </w:p>
-    <w:p>
-      <w:r>
-        <w:t xml:space="preserve">- </w:t>
-      </w:r>
-      <w:proofErr w:type="spellStart"/>
-      <w:r>
-        <w:t>selected_product_id</w:t>
-      </w:r>
-      <w:proofErr w:type="spellEnd"/>
-    </w:p>
-    <w:p>
-      <w:r>
-        <w:t xml:space="preserve">- </w:t>
-      </w:r>
-      <w:proofErr w:type="spellStart"/>
-      <w:r>
-        <w:t>cart_items</w:t>
-      </w:r>
-      <w:proofErr w:type="spellEnd"/>
-      <w:r>
-        <w:t xml:space="preserve"> (list, for future)</w:t>
-      </w:r>
-    </w:p>
-    <w:p/>
-    <w:p>
-      <w:r>
-        <w:t xml:space="preserve">Use </w:t>
-      </w:r>
-      <w:proofErr w:type="spellStart"/>
-      <w:r>
-        <w:t>st.switch_page</w:t>
-      </w:r>
-      <w:proofErr w:type="spellEnd"/>
-      <w:r>
-        <w:t xml:space="preserve">() for navigation between pages, OR if using single-file approach with conditional rendering, use a render dispatcher based on </w:t>
-      </w:r>
-      <w:proofErr w:type="spellStart"/>
-      <w:r>
-        <w:t>session_state.current_page</w:t>
-      </w:r>
-      <w:proofErr w:type="spellEnd"/>
-      <w:r>
-        <w:t>.</w:t>
-      </w:r>
-    </w:p>
-    <w:p/>
-    <w:p>
-      <w:r>
-        <w:t xml:space="preserve">For </w:t>
-      </w:r>
-      <w:proofErr w:type="spellStart"/>
-      <w:r>
-        <w:t>Streamlit's</w:t>
-      </w:r>
-      <w:proofErr w:type="spellEnd"/>
-      <w:r>
-        <w:t xml:space="preserve"> multipage support, use the </w:t>
-      </w:r>
-      <w:proofErr w:type="spellStart"/>
-      <w:r>
-        <w:t>st.navigation</w:t>
-      </w:r>
-      <w:proofErr w:type="spellEnd"/>
-      <w:r>
-        <w:t xml:space="preserve"> API (modern approach) — list pages in user_app.py and let </w:t>
-      </w:r>
-      <w:proofErr w:type="spellStart"/>
-      <w:r>
-        <w:t>Streamlit</w:t>
-      </w:r>
-      <w:proofErr w:type="spellEnd"/>
-      <w:r>
-        <w:t xml:space="preserve"> handle routing.</w:t>
+        <w:t>Use st.session_state for:</w:t>
+      </w:r>
+    </w:p>
+    <w:p>
+      <w:r>
+        <w:t>- current_page ("home" | "category" | "product")</w:t>
+      </w:r>
+    </w:p>
+    <w:p>
+      <w:r>
+        <w:t>- selected_category_id</w:t>
+      </w:r>
+    </w:p>
+    <w:p>
+      <w:r>
+        <w:t>- selected_product_id</w:t>
+      </w:r>
+    </w:p>
+    <w:p>
+      <w:r>
+        <w:t>- cart_items (list, for future)</w:t>
+      </w:r>
+    </w:p>
+    <w:p/>
+    <w:p>
+      <w:r>
+        <w:t>Use st.switch_page() for navigation between pages, OR if using single-file approach with conditional rendering, use a render dispatcher based on session_state.current_page.</w:t>
+      </w:r>
+    </w:p>
+    <w:p/>
+    <w:p>
+      <w:r>
+        <w:t>For Streamlit's multipage support, use the st.navigation API (modern approach) — list pages in user_app.py and let Streamlit handle routing.</w:t>
       </w:r>
     </w:p>
     <w:p/>
@@ -1789,31 +1117,7 @@
     </w:p>
     <w:p>
       <w:r>
-        <w:t xml:space="preserve">      </w:t>
-      </w:r>
-      <w:proofErr w:type="spellStart"/>
-      <w:r>
-        <w:t>st.markdown</w:t>
-      </w:r>
-      <w:proofErr w:type="spellEnd"/>
-      <w:r>
-        <w:t>(f'&lt;style&gt;{</w:t>
-      </w:r>
-      <w:proofErr w:type="spellStart"/>
-      <w:r>
-        <w:t>f.read</w:t>
-      </w:r>
-      <w:proofErr w:type="spellEnd"/>
-      <w:r>
-        <w:t xml:space="preserve">()}&lt;/style&gt;', </w:t>
-      </w:r>
-      <w:proofErr w:type="spellStart"/>
-      <w:r>
-        <w:t>unsafe_allow_html</w:t>
-      </w:r>
-      <w:proofErr w:type="spellEnd"/>
-      <w:r>
-        <w:t>=True)</w:t>
+        <w:t xml:space="preserve">      st.markdown(f'&lt;style&gt;{f.read()}&lt;/style&gt;', unsafe_allow_html=True)</w:t>
       </w:r>
     </w:p>
     <w:p/>
@@ -1824,15 +1128,7 @@
     </w:p>
     <w:p>
       <w:r>
-        <w:t xml:space="preserve">- Hide </w:t>
-      </w:r>
-      <w:proofErr w:type="spellStart"/>
-      <w:r>
-        <w:t>Streamlit</w:t>
-      </w:r>
-      <w:proofErr w:type="spellEnd"/>
-      <w:r>
-        <w:t xml:space="preserve"> branding (#MainMenu, footer, header)</w:t>
+        <w:t>- Hide Streamlit branding (#MainMenu, footer, header)</w:t>
       </w:r>
     </w:p>
     <w:p>
@@ -1896,29 +1192,13 @@
     <w:p>
       <w:r>
         <w:lastRenderedPageBreak/>
-        <w:t xml:space="preserve">This must look like a real e-commerce site, not a </w:t>
-      </w:r>
-      <w:proofErr w:type="spellStart"/>
-      <w:r>
-        <w:t>Streamlit</w:t>
-      </w:r>
-      <w:proofErr w:type="spellEnd"/>
-      <w:r>
-        <w:t xml:space="preserve"> prototype. The Carbon Judges (PhDs) will see this in our pitch — first impressions matter.</w:t>
-      </w:r>
-    </w:p>
-    <w:p/>
-    <w:p>
-      <w:r>
-        <w:t xml:space="preserve">- No </w:t>
-      </w:r>
-      <w:proofErr w:type="spellStart"/>
-      <w:r>
-        <w:t>Streamlit</w:t>
-      </w:r>
-      <w:proofErr w:type="spellEnd"/>
-      <w:r>
-        <w:t xml:space="preserve"> defaults visible (hide the menu, footer, deploy button)</w:t>
+        <w:t>This must look like a real e-commerce site, not a Streamlit prototype. The Carbon Judges (PhDs) will see this in our pitch — first impressions matter.</w:t>
+      </w:r>
+    </w:p>
+    <w:p/>
+    <w:p>
+      <w:r>
+        <w:t>- No Streamlit defaults visible (hide the menu, footer, deploy button)</w:t>
       </w:r>
     </w:p>
     <w:p>
@@ -1928,15 +1208,7 @@
     </w:p>
     <w:p>
       <w:r>
-        <w:t xml:space="preserve">- Realistic product photos (use </w:t>
-      </w:r>
-      <w:proofErr w:type="spellStart"/>
-      <w:r>
-        <w:t>Picsum</w:t>
-      </w:r>
-      <w:proofErr w:type="spellEnd"/>
-      <w:r>
-        <w:t xml:space="preserve"> with consistent seeds)</w:t>
+        <w:t>- Realistic product photos (use Picsum with consistent seeds)</w:t>
       </w:r>
     </w:p>
     <w:p>
@@ -1946,50 +1218,18 @@
     </w:p>
     <w:p>
       <w:r>
-        <w:t xml:space="preserve">- Mobile-friendly where </w:t>
-      </w:r>
-      <w:proofErr w:type="spellStart"/>
-      <w:r>
-        <w:t>Streamlit</w:t>
-      </w:r>
-      <w:proofErr w:type="spellEnd"/>
-      <w:r>
-        <w:t xml:space="preserve"> allows</w:t>
-      </w:r>
-    </w:p>
-    <w:p>
-      <w:r>
-        <w:t xml:space="preserve">- All clicks should feel responsive (use </w:t>
-      </w:r>
-      <w:proofErr w:type="spellStart"/>
-      <w:r>
-        <w:t>st.spinner</w:t>
-      </w:r>
-      <w:proofErr w:type="spellEnd"/>
-      <w:r>
-        <w:t xml:space="preserve"> where needed)</w:t>
-      </w:r>
-    </w:p>
-    <w:p/>
-    <w:p>
-      <w:r>
-        <w:t xml:space="preserve">Run with: </w:t>
-      </w:r>
-      <w:proofErr w:type="spellStart"/>
-      <w:r>
-        <w:t>streamlit</w:t>
-      </w:r>
-      <w:proofErr w:type="spellEnd"/>
-      <w:r>
-        <w:t xml:space="preserve"> run frontend/user_app.py --</w:t>
-      </w:r>
-      <w:proofErr w:type="spellStart"/>
-      <w:r>
-        <w:t>server.port</w:t>
-      </w:r>
-      <w:proofErr w:type="spellEnd"/>
-      <w:r>
-        <w:t xml:space="preserve"> 8501</w:t>
+        <w:t>- Mobile-friendly where Streamlit allows</w:t>
+      </w:r>
+    </w:p>
+    <w:p>
+      <w:r>
+        <w:t>- All clicks should feel responsive (use st.spinner where needed)</w:t>
+      </w:r>
+    </w:p>
+    <w:p/>
+    <w:p>
+      <w:r>
+        <w:t>Run with: streamlit run frontend/user_app.py --server.port 8501</w:t>
       </w:r>
     </w:p>
     <w:p/>
@@ -2003,15 +1243,7 @@
     </w:p>
     <w:p>
       <w:r>
-        <w:t xml:space="preserve">Build the company-side admin dashboard </w:t>
-      </w:r>
-      <w:proofErr w:type="spellStart"/>
-      <w:r>
-        <w:t>Streamlit</w:t>
-      </w:r>
-      <w:proofErr w:type="spellEnd"/>
-      <w:r>
-        <w:t xml:space="preserve"> app.</w:t>
+        <w:t>Build the company-side admin dashboard Streamlit app.</w:t>
       </w:r>
     </w:p>
     <w:p/>
@@ -2065,15 +1297,7 @@
     <w:p/>
     <w:p>
       <w:r>
-        <w:t xml:space="preserve">Clean SaaS admin UI (Linear / </w:t>
-      </w:r>
-      <w:proofErr w:type="spellStart"/>
-      <w:r>
-        <w:t>Vercel</w:t>
-      </w:r>
-      <w:proofErr w:type="spellEnd"/>
-      <w:r>
-        <w:t xml:space="preserve"> / Shopify style):</w:t>
+        <w:t>Clean SaaS admin UI (Linear / Vercel / Shopify style):</w:t>
       </w:r>
     </w:p>
     <w:p/>
@@ -2124,26 +1348,13 @@
     </w:p>
     <w:p>
       <w:r>
-        <w:t>- Font: Inter, system-</w:t>
-      </w:r>
-      <w:proofErr w:type="spellStart"/>
-      <w:r>
-        <w:t>ui</w:t>
-      </w:r>
-      <w:proofErr w:type="spellEnd"/>
-    </w:p>
-    <w:p/>
-    <w:p>
-      <w:r>
-        <w:t xml:space="preserve">Use </w:t>
-      </w:r>
-      <w:proofErr w:type="spellStart"/>
-      <w:r>
-        <w:t>Plotly</w:t>
-      </w:r>
-      <w:proofErr w:type="spellEnd"/>
-      <w:r>
-        <w:t xml:space="preserve"> for charts (no matplotlib).</w:t>
+        <w:t>- Font: Inter, system-ui</w:t>
+      </w:r>
+    </w:p>
+    <w:p/>
+    <w:p>
+      <w:r>
+        <w:t>Use Plotly for charts (no matplotlib).</w:t>
       </w:r>
     </w:p>
     <w:p/>
@@ -2202,33 +1413,18 @@
     <w:p/>
     <w:p>
       <w:r>
-        <w:t>data/mock/</w:t>
-      </w:r>
-      <w:proofErr w:type="spellStart"/>
-      <w:r>
-        <w:t>admin_metrics.json</w:t>
-      </w:r>
-      <w:proofErr w:type="spellEnd"/>
-    </w:p>
-    <w:p>
-      <w:r>
-        <w:t>data/mock/</w:t>
-      </w:r>
-      <w:proofErr w:type="spellStart"/>
-      <w:r>
-        <w:t>recent_tickets.json</w:t>
-      </w:r>
-      <w:proofErr w:type="spellEnd"/>
-    </w:p>
-    <w:p>
-      <w:r>
-        <w:t>data/mock/</w:t>
-      </w:r>
-      <w:proofErr w:type="spellStart"/>
-      <w:r>
-        <w:t>recent_chats.json</w:t>
-      </w:r>
-      <w:proofErr w:type="spellEnd"/>
+        <w:t>data/mock/admin_metrics.json</w:t>
+      </w:r>
+    </w:p>
+    <w:p>
+      <w:r>
+        <w:t>data/mock/recent_tickets.json</w:t>
+      </w:r>
+    </w:p>
+    <w:p>
+      <w:r>
+        <w:t>data/mock/recent_chats.json</w:t>
+      </w:r>
     </w:p>
     <w:p/>
     <w:p>
@@ -2255,29 +1451,8 @@
     </w:p>
     <w:p/>
     <w:p>
-      <w:proofErr w:type="spellStart"/>
-      <w:r>
-        <w:t>st.set_page_config</w:t>
-      </w:r>
-      <w:proofErr w:type="spellEnd"/>
-      <w:r>
-        <w:t xml:space="preserve">(layout="wide", </w:t>
-      </w:r>
-      <w:proofErr w:type="spellStart"/>
-      <w:r>
-        <w:t>page_title</w:t>
-      </w:r>
-      <w:proofErr w:type="spellEnd"/>
-      <w:r>
-        <w:t>="</w:t>
-      </w:r>
-      <w:proofErr w:type="spellStart"/>
-      <w:r>
-        <w:t>Olá</w:t>
-      </w:r>
-      <w:proofErr w:type="spellEnd"/>
-      <w:r>
-        <w:t xml:space="preserve"> Market - Admin")</w:t>
+      <w:r>
+        <w:t>st.set_page_config(layout="wide", page_title="Olá Market - Admin")</w:t>
       </w:r>
     </w:p>
     <w:p/>
@@ -2310,21 +1485,8 @@
     </w:p>
     <w:p/>
     <w:p>
-      <w:proofErr w:type="spellStart"/>
-      <w:r>
-        <w:t>selected_tab</w:t>
-      </w:r>
-      <w:proofErr w:type="spellEnd"/>
-      <w:r>
-        <w:t xml:space="preserve"> = </w:t>
-      </w:r>
-      <w:proofErr w:type="spellStart"/>
-      <w:r>
-        <w:t>st.radio</w:t>
-      </w:r>
-      <w:proofErr w:type="spellEnd"/>
-      <w:r>
-        <w:t>(</w:t>
+      <w:r>
+        <w:t>selected_tab = st.radio(</w:t>
       </w:r>
     </w:p>
     <w:p>
@@ -2745,15 +1907,7 @@
     <w:p/>
     <w:p>
       <w:r>
-        <w:t xml:space="preserve">Use </w:t>
-      </w:r>
-      <w:proofErr w:type="spellStart"/>
-      <w:r>
-        <w:t>st.session_state</w:t>
-      </w:r>
-      <w:proofErr w:type="spellEnd"/>
-      <w:r>
-        <w:t xml:space="preserve"> to manage this transition.</w:t>
+        <w:t>Use st.session_state to manage this transition.</w:t>
       </w:r>
     </w:p>
     <w:p/>
@@ -3160,15 +2314,7 @@
     <w:p/>
     <w:p>
       <w:r>
-        <w:t xml:space="preserve">- Hide </w:t>
-      </w:r>
-      <w:proofErr w:type="spellStart"/>
-      <w:r>
-        <w:t>Streamlit</w:t>
-      </w:r>
-      <w:proofErr w:type="spellEnd"/>
-      <w:r>
-        <w:t xml:space="preserve"> default UI</w:t>
+        <w:t>- Hide Streamlit default UI</w:t>
       </w:r>
     </w:p>
     <w:p>
@@ -3226,33 +2372,18 @@
     </w:p>
     <w:p/>
     <w:p>
-      <w:proofErr w:type="spellStart"/>
-      <w:r>
-        <w:t>admin_metrics.json</w:t>
-      </w:r>
-      <w:proofErr w:type="spellEnd"/>
-      <w:r>
-        <w:t xml:space="preserve"> → KPIs over time  </w:t>
-      </w:r>
-    </w:p>
-    <w:p>
-      <w:proofErr w:type="spellStart"/>
-      <w:r>
-        <w:t>recent_tickets.json</w:t>
-      </w:r>
-      <w:proofErr w:type="spellEnd"/>
-      <w:r>
-        <w:t xml:space="preserve"> → ticket data  </w:t>
-      </w:r>
-    </w:p>
-    <w:p>
-      <w:proofErr w:type="spellStart"/>
-      <w:r>
-        <w:t>recent_chats.json</w:t>
-      </w:r>
-      <w:proofErr w:type="spellEnd"/>
-      <w:r>
-        <w:t xml:space="preserve"> → chatbot data  </w:t>
+      <w:r>
+        <w:t xml:space="preserve">admin_metrics.json → KPIs over time  </w:t>
+      </w:r>
+    </w:p>
+    <w:p>
+      <w:r>
+        <w:t xml:space="preserve">recent_tickets.json → ticket data  </w:t>
+      </w:r>
+    </w:p>
+    <w:p>
+      <w:r>
+        <w:t xml:space="preserve">recent_chats.json → chatbot data  </w:t>
       </w:r>
     </w:p>
     <w:p/>
@@ -3327,23 +2458,4768 @@
     </w:p>
     <w:p/>
     <w:p>
-      <w:proofErr w:type="spellStart"/>
-      <w:r>
-        <w:t>streamlit</w:t>
-      </w:r>
-      <w:proofErr w:type="spellEnd"/>
-      <w:r>
-        <w:t xml:space="preserve"> run frontend/admin_app.py --</w:t>
-      </w:r>
-      <w:proofErr w:type="spellStart"/>
-      <w:r>
-        <w:t>server.port</w:t>
-      </w:r>
-      <w:proofErr w:type="spellEnd"/>
-      <w:r>
-        <w:t xml:space="preserve"> 8502</w:t>
-      </w:r>
-    </w:p>
+      <w:r>
+        <w:t>streamlit run frontend/admin_app.py --server.port 8502</w:t>
+      </w:r>
+    </w:p>
+    <w:p/>
+    <w:p>
+      <w:pPr>
+        <w:pStyle w:val="Heading3"/>
+      </w:pPr>
+      <w:r>
+        <w:t>Prompt 4 — Intent Registry</w:t>
+      </w:r>
+    </w:p>
+    <w:p>
+      <w:pPr>
+        <w:pStyle w:val="HTMLPreformatted"/>
+        <w:rPr>
+          <w:rStyle w:val="HTMLCode"/>
+          <w:rFonts w:ascii="var(--font-mono)" w:hAnsi="var(--font-mono)"/>
+          <w:color w:val="14181F"/>
+        </w:rPr>
+      </w:pPr>
+      <w:r>
+        <w:rPr>
+          <w:rStyle w:val="HTMLCode"/>
+          <w:rFonts w:ascii="var(--font-mono)" w:hAnsi="var(--font-mono)"/>
+          <w:color w:val="14181F"/>
+        </w:rPr>
+        <w:t>We've already built the project scaffold (Prompt 1), the user storefront with a chatbot placeholder (Prompt 2), and the admin dashboard with a Tickets tab (Prompt 3).</w:t>
+      </w:r>
+    </w:p>
+    <w:p>
+      <w:pPr>
+        <w:pStyle w:val="HTMLPreformatted"/>
+        <w:rPr>
+          <w:rStyle w:val="HTMLCode"/>
+          <w:rFonts w:ascii="var(--font-mono)" w:hAnsi="var(--font-mono)"/>
+          <w:color w:val="14181F"/>
+        </w:rPr>
+      </w:pPr>
+    </w:p>
+    <w:p>
+      <w:pPr>
+        <w:pStyle w:val="HTMLPreformatted"/>
+        <w:rPr>
+          <w:rStyle w:val="HTMLCode"/>
+          <w:rFonts w:ascii="var(--font-mono)" w:hAnsi="var(--font-mono)"/>
+          <w:color w:val="14181F"/>
+        </w:rPr>
+      </w:pPr>
+      <w:r>
+        <w:rPr>
+          <w:rStyle w:val="HTMLCode"/>
+          <w:rFonts w:ascii="var(--font-mono)" w:hAnsi="var(--font-mono)"/>
+          <w:color w:val="14181F"/>
+        </w:rPr>
+        <w:t>Now we build the intent registry — the single source of truth for what the chatbot can solve. It must live as editable files, NOT inside the chatbot's prompt or code, so the support team can edit it via PR without touching the bot.</w:t>
+      </w:r>
+    </w:p>
+    <w:p>
+      <w:pPr>
+        <w:pStyle w:val="HTMLPreformatted"/>
+        <w:rPr>
+          <w:rStyle w:val="HTMLCode"/>
+          <w:rFonts w:ascii="var(--font-mono)" w:hAnsi="var(--font-mono)"/>
+          <w:color w:val="14181F"/>
+        </w:rPr>
+      </w:pPr>
+    </w:p>
+    <w:p>
+      <w:pPr>
+        <w:pStyle w:val="HTMLPreformatted"/>
+        <w:rPr>
+          <w:rStyle w:val="HTMLCode"/>
+          <w:rFonts w:ascii="var(--font-mono)" w:hAnsi="var(--font-mono)"/>
+          <w:color w:val="14181F"/>
+        </w:rPr>
+      </w:pPr>
+      <w:r>
+        <w:rPr>
+          <w:rStyle w:val="HTMLCode"/>
+          <w:rFonts w:ascii="var(--font-mono)" w:hAnsi="var(--font-mono)"/>
+          <w:color w:val="14181F"/>
+        </w:rPr>
+        <w:t>Tasks:</w:t>
+      </w:r>
+    </w:p>
+    <w:p>
+      <w:pPr>
+        <w:pStyle w:val="HTMLPreformatted"/>
+        <w:rPr>
+          <w:rStyle w:val="HTMLCode"/>
+          <w:rFonts w:ascii="var(--font-mono)" w:hAnsi="var(--font-mono)"/>
+          <w:color w:val="14181F"/>
+        </w:rPr>
+      </w:pPr>
+    </w:p>
+    <w:p>
+      <w:pPr>
+        <w:pStyle w:val="HTMLPreformatted"/>
+        <w:rPr>
+          <w:rStyle w:val="HTMLCode"/>
+          <w:rFonts w:ascii="var(--font-mono)" w:hAnsi="var(--font-mono)"/>
+          <w:color w:val="14181F"/>
+        </w:rPr>
+      </w:pPr>
+      <w:r>
+        <w:rPr>
+          <w:rStyle w:val="HTMLCode"/>
+          <w:rFonts w:ascii="var(--font-mono)" w:hAnsi="var(--font-mono)"/>
+          <w:color w:val="14181F"/>
+        </w:rPr>
+        <w:t>1. Create /chatbot/registry/ with these files:</w:t>
+      </w:r>
+    </w:p>
+    <w:p>
+      <w:pPr>
+        <w:pStyle w:val="HTMLPreformatted"/>
+        <w:rPr>
+          <w:rStyle w:val="HTMLCode"/>
+          <w:rFonts w:ascii="var(--font-mono)" w:hAnsi="var(--font-mono)"/>
+          <w:color w:val="14181F"/>
+        </w:rPr>
+      </w:pPr>
+      <w:r>
+        <w:rPr>
+          <w:rStyle w:val="HTMLCode"/>
+          <w:rFonts w:ascii="var(--font-mono)" w:hAnsi="var(--font-mono)"/>
+          <w:color w:val="14181F"/>
+        </w:rPr>
+        <w:t xml:space="preserve">   - intent.schema.json (JSON Schema definition)</w:t>
+      </w:r>
+    </w:p>
+    <w:p>
+      <w:pPr>
+        <w:pStyle w:val="HTMLPreformatted"/>
+        <w:rPr>
+          <w:rStyle w:val="HTMLCode"/>
+          <w:rFonts w:ascii="var(--font-mono)" w:hAnsi="var(--font-mono)"/>
+          <w:color w:val="14181F"/>
+        </w:rPr>
+      </w:pPr>
+      <w:r>
+        <w:rPr>
+          <w:rStyle w:val="HTMLCode"/>
+          <w:rFonts w:ascii="var(--font-mono)" w:hAnsi="var(--font-mono)"/>
+          <w:color w:val="14181F"/>
+        </w:rPr>
+        <w:t xml:space="preserve">   - intents/ (folder containing one JSON file per intent)</w:t>
+      </w:r>
+    </w:p>
+    <w:p>
+      <w:pPr>
+        <w:pStyle w:val="HTMLPreformatted"/>
+        <w:rPr>
+          <w:rStyle w:val="HTMLCode"/>
+          <w:rFonts w:ascii="var(--font-mono)" w:hAnsi="var(--font-mono)"/>
+          <w:color w:val="14181F"/>
+        </w:rPr>
+      </w:pPr>
+      <w:r>
+        <w:rPr>
+          <w:rStyle w:val="HTMLCode"/>
+          <w:rFonts w:ascii="var(--font-mono)" w:hAnsi="var(--font-mono)"/>
+          <w:color w:val="14181F"/>
+        </w:rPr>
+        <w:t xml:space="preserve">   - validate.py (validator script)</w:t>
+      </w:r>
+    </w:p>
+    <w:p>
+      <w:pPr>
+        <w:pStyle w:val="HTMLPreformatted"/>
+        <w:rPr>
+          <w:rStyle w:val="HTMLCode"/>
+          <w:rFonts w:ascii="var(--font-mono)" w:hAnsi="var(--font-mono)"/>
+          <w:color w:val="14181F"/>
+        </w:rPr>
+      </w:pPr>
+      <w:r>
+        <w:rPr>
+          <w:rStyle w:val="HTMLCode"/>
+          <w:rFonts w:ascii="var(--font-mono)" w:hAnsi="var(--font-mono)"/>
+          <w:color w:val="14181F"/>
+        </w:rPr>
+        <w:t xml:space="preserve">   - loader.py (loads + caches all intents at runtime)</w:t>
+      </w:r>
+    </w:p>
+    <w:p>
+      <w:pPr>
+        <w:pStyle w:val="HTMLPreformatted"/>
+        <w:rPr>
+          <w:rStyle w:val="HTMLCode"/>
+          <w:rFonts w:ascii="var(--font-mono)" w:hAnsi="var(--font-mono)"/>
+          <w:color w:val="14181F"/>
+        </w:rPr>
+      </w:pPr>
+    </w:p>
+    <w:p>
+      <w:pPr>
+        <w:pStyle w:val="HTMLPreformatted"/>
+        <w:rPr>
+          <w:rStyle w:val="HTMLCode"/>
+          <w:rFonts w:ascii="var(--font-mono)" w:hAnsi="var(--font-mono)"/>
+          <w:color w:val="14181F"/>
+        </w:rPr>
+      </w:pPr>
+      <w:r>
+        <w:rPr>
+          <w:rStyle w:val="HTMLCode"/>
+          <w:rFonts w:ascii="var(--font-mono)" w:hAnsi="var(--font-mono)"/>
+          <w:color w:val="14181F"/>
+        </w:rPr>
+        <w:t>2. Define the JSON Schema with these fields per intent:</w:t>
+      </w:r>
+    </w:p>
+    <w:p>
+      <w:pPr>
+        <w:pStyle w:val="HTMLPreformatted"/>
+        <w:rPr>
+          <w:rStyle w:val="HTMLCode"/>
+          <w:rFonts w:ascii="var(--font-mono)" w:hAnsi="var(--font-mono)"/>
+          <w:color w:val="14181F"/>
+        </w:rPr>
+      </w:pPr>
+      <w:r>
+        <w:rPr>
+          <w:rStyle w:val="HTMLCode"/>
+          <w:rFonts w:ascii="var(--font-mono)" w:hAnsi="var(--font-mono)"/>
+          <w:color w:val="14181F"/>
+        </w:rPr>
+        <w:t xml:space="preserve">   - intent_id (string, unique, snake_case)</w:t>
+      </w:r>
+    </w:p>
+    <w:p>
+      <w:pPr>
+        <w:pStyle w:val="HTMLPreformatted"/>
+        <w:rPr>
+          <w:rStyle w:val="HTMLCode"/>
+          <w:rFonts w:ascii="var(--font-mono)" w:hAnsi="var(--font-mono)"/>
+          <w:color w:val="14181F"/>
+        </w:rPr>
+      </w:pPr>
+      <w:r>
+        <w:rPr>
+          <w:rStyle w:val="HTMLCode"/>
+          <w:rFonts w:ascii="var(--font-mono)" w:hAnsi="var(--font-mono)"/>
+          <w:color w:val="14181F"/>
+        </w:rPr>
+        <w:t xml:space="preserve">   - display_name (string, shown on UI buttons)</w:t>
+      </w:r>
+    </w:p>
+    <w:p>
+      <w:pPr>
+        <w:pStyle w:val="HTMLPreformatted"/>
+        <w:rPr>
+          <w:rStyle w:val="HTMLCode"/>
+          <w:rFonts w:ascii="var(--font-mono)" w:hAnsi="var(--font-mono)"/>
+          <w:color w:val="14181F"/>
+        </w:rPr>
+      </w:pPr>
+      <w:r>
+        <w:rPr>
+          <w:rStyle w:val="HTMLCode"/>
+          <w:rFonts w:ascii="var(--font-mono)" w:hAnsi="var(--font-mono)"/>
+          <w:color w:val="14181F"/>
+        </w:rPr>
+        <w:t xml:space="preserve">   - category (string, for grouping: "orders" | "returns" | "products" | "account" | "other")</w:t>
+      </w:r>
+    </w:p>
+    <w:p>
+      <w:pPr>
+        <w:pStyle w:val="HTMLPreformatted"/>
+        <w:rPr>
+          <w:rStyle w:val="HTMLCode"/>
+          <w:rFonts w:ascii="var(--font-mono)" w:hAnsi="var(--font-mono)"/>
+          <w:color w:val="14181F"/>
+        </w:rPr>
+      </w:pPr>
+      <w:r>
+        <w:rPr>
+          <w:rStyle w:val="HTMLCode"/>
+          <w:rFonts w:ascii="var(--font-mono)" w:hAnsi="var(--font-mono)"/>
+          <w:color w:val="14181F"/>
+        </w:rPr>
+        <w:t xml:space="preserve">   - example_utterances (array of strings, min 5, used for classification)</w:t>
+      </w:r>
+    </w:p>
+    <w:p>
+      <w:pPr>
+        <w:pStyle w:val="HTMLPreformatted"/>
+        <w:rPr>
+          <w:rStyle w:val="HTMLCode"/>
+          <w:rFonts w:ascii="var(--font-mono)" w:hAnsi="var(--font-mono)"/>
+          <w:color w:val="14181F"/>
+        </w:rPr>
+      </w:pPr>
+      <w:r>
+        <w:rPr>
+          <w:rStyle w:val="HTMLCode"/>
+          <w:rFonts w:ascii="var(--font-mono)" w:hAnsi="var(--font-mono)"/>
+          <w:color w:val="14181F"/>
+        </w:rPr>
+        <w:t xml:space="preserve">   - required_slots (array of {name, prompt, validation_regex, optional})</w:t>
+      </w:r>
+    </w:p>
+    <w:p>
+      <w:pPr>
+        <w:pStyle w:val="HTMLPreformatted"/>
+        <w:rPr>
+          <w:rStyle w:val="HTMLCode"/>
+          <w:rFonts w:ascii="var(--font-mono)" w:hAnsi="var(--font-mono)"/>
+          <w:color w:val="14181F"/>
+        </w:rPr>
+      </w:pPr>
+      <w:r>
+        <w:rPr>
+          <w:rStyle w:val="HTMLCode"/>
+          <w:rFonts w:ascii="var(--font-mono)" w:hAnsi="var(--font-mono)"/>
+          <w:color w:val="14181F"/>
+        </w:rPr>
+        <w:t xml:space="preserve">   - resolution_type (enum: "api_call" | "faq_answer" | "guided_flow")</w:t>
+      </w:r>
+    </w:p>
+    <w:p>
+      <w:pPr>
+        <w:pStyle w:val="HTMLPreformatted"/>
+        <w:rPr>
+          <w:rStyle w:val="HTMLCode"/>
+          <w:rFonts w:ascii="var(--font-mono)" w:hAnsi="var(--font-mono)"/>
+          <w:color w:val="14181F"/>
+        </w:rPr>
+      </w:pPr>
+      <w:r>
+        <w:rPr>
+          <w:rStyle w:val="HTMLCode"/>
+          <w:rFonts w:ascii="var(--font-mono)" w:hAnsi="var(--font-mono)"/>
+          <w:color w:val="14181F"/>
+        </w:rPr>
+        <w:t xml:space="preserve">   - resolution_config (object — shape varies by type, see below)</w:t>
+      </w:r>
+    </w:p>
+    <w:p>
+      <w:pPr>
+        <w:pStyle w:val="HTMLPreformatted"/>
+        <w:rPr>
+          <w:rStyle w:val="HTMLCode"/>
+          <w:rFonts w:ascii="var(--font-mono)" w:hAnsi="var(--font-mono)"/>
+          <w:color w:val="14181F"/>
+        </w:rPr>
+      </w:pPr>
+      <w:r>
+        <w:rPr>
+          <w:rStyle w:val="HTMLCode"/>
+          <w:rFonts w:ascii="var(--font-mono)" w:hAnsi="var(--font-mono)"/>
+          <w:color w:val="14181F"/>
+        </w:rPr>
+        <w:t xml:space="preserve">   - escalation_triggers (array of strings, conditions that force human handoff)</w:t>
+      </w:r>
+    </w:p>
+    <w:p>
+      <w:pPr>
+        <w:pStyle w:val="HTMLPreformatted"/>
+        <w:rPr>
+          <w:rStyle w:val="HTMLCode"/>
+          <w:rFonts w:ascii="var(--font-mono)" w:hAnsi="var(--font-mono)"/>
+          <w:color w:val="14181F"/>
+        </w:rPr>
+      </w:pPr>
+      <w:r>
+        <w:rPr>
+          <w:rStyle w:val="HTMLCode"/>
+          <w:rFonts w:ascii="var(--font-mono)" w:hAnsi="var(--font-mono)"/>
+          <w:color w:val="14181F"/>
+        </w:rPr>
+        <w:t xml:space="preserve">   - confidence_threshold (number, default 0.70)</w:t>
+      </w:r>
+    </w:p>
+    <w:p>
+      <w:pPr>
+        <w:pStyle w:val="HTMLPreformatted"/>
+        <w:rPr>
+          <w:rStyle w:val="HTMLCode"/>
+          <w:rFonts w:ascii="var(--font-mono)" w:hAnsi="var(--font-mono)"/>
+          <w:color w:val="14181F"/>
+        </w:rPr>
+      </w:pPr>
+      <w:r>
+        <w:rPr>
+          <w:rStyle w:val="HTMLCode"/>
+          <w:rFonts w:ascii="var(--font-mono)" w:hAnsi="var(--font-mono)"/>
+          <w:color w:val="14181F"/>
+        </w:rPr>
+        <w:lastRenderedPageBreak/>
+        <w:t xml:space="preserve">   - is_button_visible (boolean, whether to show as a quick-action button on chatbot open)</w:t>
+      </w:r>
+    </w:p>
+    <w:p>
+      <w:pPr>
+        <w:pStyle w:val="HTMLPreformatted"/>
+        <w:rPr>
+          <w:rStyle w:val="HTMLCode"/>
+          <w:rFonts w:ascii="var(--font-mono)" w:hAnsi="var(--font-mono)"/>
+          <w:color w:val="14181F"/>
+        </w:rPr>
+      </w:pPr>
+    </w:p>
+    <w:p>
+      <w:pPr>
+        <w:pStyle w:val="HTMLPreformatted"/>
+        <w:rPr>
+          <w:rStyle w:val="HTMLCode"/>
+          <w:rFonts w:ascii="var(--font-mono)" w:hAnsi="var(--font-mono)"/>
+          <w:color w:val="14181F"/>
+        </w:rPr>
+      </w:pPr>
+      <w:r>
+        <w:rPr>
+          <w:rStyle w:val="HTMLCode"/>
+          <w:rFonts w:ascii="var(--font-mono)" w:hAnsi="var(--font-mono)"/>
+          <w:color w:val="14181F"/>
+        </w:rPr>
+        <w:t>3. resolution_config shapes:</w:t>
+      </w:r>
+    </w:p>
+    <w:p>
+      <w:pPr>
+        <w:pStyle w:val="HTMLPreformatted"/>
+        <w:rPr>
+          <w:rStyle w:val="HTMLCode"/>
+          <w:rFonts w:ascii="var(--font-mono)" w:hAnsi="var(--font-mono)"/>
+          <w:color w:val="14181F"/>
+        </w:rPr>
+      </w:pPr>
+      <w:r>
+        <w:rPr>
+          <w:rStyle w:val="HTMLCode"/>
+          <w:rFonts w:ascii="var(--font-mono)" w:hAnsi="var(--font-mono)"/>
+          <w:color w:val="14181F"/>
+        </w:rPr>
+        <w:t xml:space="preserve">   - api_call: { endpoint, method, response_template }</w:t>
+      </w:r>
+    </w:p>
+    <w:p>
+      <w:pPr>
+        <w:pStyle w:val="HTMLPreformatted"/>
+        <w:rPr>
+          <w:rStyle w:val="HTMLCode"/>
+          <w:rFonts w:ascii="var(--font-mono)" w:hAnsi="var(--font-mono)"/>
+          <w:color w:val="14181F"/>
+        </w:rPr>
+      </w:pPr>
+      <w:r>
+        <w:rPr>
+          <w:rStyle w:val="HTMLCode"/>
+          <w:rFonts w:ascii="var(--font-mono)" w:hAnsi="var(--font-mono)"/>
+          <w:color w:val="14181F"/>
+        </w:rPr>
+        <w:t xml:space="preserve">   - faq_answer: { answer }</w:t>
+      </w:r>
+    </w:p>
+    <w:p>
+      <w:pPr>
+        <w:pStyle w:val="HTMLPreformatted"/>
+        <w:rPr>
+          <w:rStyle w:val="HTMLCode"/>
+          <w:rFonts w:ascii="var(--font-mono)" w:hAnsi="var(--font-mono)"/>
+          <w:color w:val="14181F"/>
+        </w:rPr>
+      </w:pPr>
+      <w:r>
+        <w:rPr>
+          <w:rStyle w:val="HTMLCode"/>
+          <w:rFonts w:ascii="var(--font-mono)" w:hAnsi="var(--font-mono)"/>
+          <w:color w:val="14181F"/>
+        </w:rPr>
+        <w:t xml:space="preserve">   - guided_flow: { steps: [{prompt, expected_input_type}] }</w:t>
+      </w:r>
+    </w:p>
+    <w:p>
+      <w:pPr>
+        <w:pStyle w:val="HTMLPreformatted"/>
+        <w:rPr>
+          <w:rStyle w:val="HTMLCode"/>
+          <w:rFonts w:ascii="var(--font-mono)" w:hAnsi="var(--font-mono)"/>
+          <w:color w:val="14181F"/>
+        </w:rPr>
+      </w:pPr>
+    </w:p>
+    <w:p>
+      <w:pPr>
+        <w:pStyle w:val="HTMLPreformatted"/>
+        <w:rPr>
+          <w:rStyle w:val="HTMLCode"/>
+          <w:rFonts w:ascii="var(--font-mono)" w:hAnsi="var(--font-mono)"/>
+          <w:color w:val="14181F"/>
+        </w:rPr>
+      </w:pPr>
+      <w:r>
+        <w:rPr>
+          <w:rStyle w:val="HTMLCode"/>
+          <w:rFonts w:ascii="var(--font-mono)" w:hAnsi="var(--font-mono)"/>
+          <w:color w:val="14181F"/>
+        </w:rPr>
+        <w:t>4. Seed /chatbot/registry/intents/ with 6 realistic intents for a generic Shopify-style e-commerce store:</w:t>
+      </w:r>
+    </w:p>
+    <w:p>
+      <w:pPr>
+        <w:pStyle w:val="HTMLPreformatted"/>
+        <w:rPr>
+          <w:rStyle w:val="HTMLCode"/>
+          <w:rFonts w:ascii="var(--font-mono)" w:hAnsi="var(--font-mono)"/>
+          <w:color w:val="14181F"/>
+        </w:rPr>
+      </w:pPr>
+      <w:r>
+        <w:rPr>
+          <w:rStyle w:val="HTMLCode"/>
+          <w:rFonts w:ascii="var(--font-mono)" w:hAnsi="var(--font-mono)"/>
+          <w:color w:val="14181F"/>
+        </w:rPr>
+        <w:t xml:space="preserve">   - order_status (api_call, requires order_id + email)</w:t>
+      </w:r>
+    </w:p>
+    <w:p>
+      <w:pPr>
+        <w:pStyle w:val="HTMLPreformatted"/>
+        <w:rPr>
+          <w:rStyle w:val="HTMLCode"/>
+          <w:rFonts w:ascii="var(--font-mono)" w:hAnsi="var(--font-mono)"/>
+          <w:color w:val="14181F"/>
+        </w:rPr>
+      </w:pPr>
+      <w:r>
+        <w:rPr>
+          <w:rStyle w:val="HTMLCode"/>
+          <w:rFonts w:ascii="var(--font-mono)" w:hAnsi="var(--font-mono)"/>
+          <w:color w:val="14181F"/>
+        </w:rPr>
+        <w:t xml:space="preserve">   - return_policy (faq_answer, no slots)</w:t>
+      </w:r>
+    </w:p>
+    <w:p>
+      <w:pPr>
+        <w:pStyle w:val="HTMLPreformatted"/>
+        <w:rPr>
+          <w:rStyle w:val="HTMLCode"/>
+          <w:rFonts w:ascii="var(--font-mono)" w:hAnsi="var(--font-mono)"/>
+          <w:color w:val="14181F"/>
+        </w:rPr>
+      </w:pPr>
+      <w:r>
+        <w:rPr>
+          <w:rStyle w:val="HTMLCode"/>
+          <w:rFonts w:ascii="var(--font-mono)" w:hAnsi="var(--font-mono)"/>
+          <w:color w:val="14181F"/>
+        </w:rPr>
+        <w:t xml:space="preserve">   - refund_status (api_call, requires order_id)</w:t>
+      </w:r>
+    </w:p>
+    <w:p>
+      <w:pPr>
+        <w:pStyle w:val="HTMLPreformatted"/>
+        <w:rPr>
+          <w:rStyle w:val="HTMLCode"/>
+          <w:rFonts w:ascii="var(--font-mono)" w:hAnsi="var(--font-mono)"/>
+          <w:color w:val="14181F"/>
+        </w:rPr>
+      </w:pPr>
+      <w:r>
+        <w:rPr>
+          <w:rStyle w:val="HTMLCode"/>
+          <w:rFonts w:ascii="var(--font-mono)" w:hAnsi="var(--font-mono)"/>
+          <w:color w:val="14181F"/>
+        </w:rPr>
+        <w:t xml:space="preserve">   - shipping_info (faq_answer, no slots)</w:t>
+      </w:r>
+    </w:p>
+    <w:p>
+      <w:pPr>
+        <w:pStyle w:val="HTMLPreformatted"/>
+        <w:rPr>
+          <w:rStyle w:val="HTMLCode"/>
+          <w:rFonts w:ascii="var(--font-mono)" w:hAnsi="var(--font-mono)"/>
+          <w:color w:val="14181F"/>
+        </w:rPr>
+      </w:pPr>
+      <w:r>
+        <w:rPr>
+          <w:rStyle w:val="HTMLCode"/>
+          <w:rFonts w:ascii="var(--font-mono)" w:hAnsi="var(--font-mono)"/>
+          <w:color w:val="14181F"/>
+        </w:rPr>
+        <w:t xml:space="preserve">   - product_availability (api_call, requires product_name)</w:t>
+      </w:r>
+    </w:p>
+    <w:p>
+      <w:pPr>
+        <w:pStyle w:val="HTMLPreformatted"/>
+        <w:rPr>
+          <w:rStyle w:val="HTMLCode"/>
+          <w:rFonts w:ascii="var(--font-mono)" w:hAnsi="var(--font-mono)"/>
+          <w:color w:val="14181F"/>
+        </w:rPr>
+      </w:pPr>
+      <w:r>
+        <w:rPr>
+          <w:rStyle w:val="HTMLCode"/>
+          <w:rFonts w:ascii="var(--font-mono)" w:hAnsi="var(--font-mono)"/>
+          <w:color w:val="14181F"/>
+        </w:rPr>
+        <w:t xml:space="preserve">   - cancel_order (guided_flow, requires order_id, includes escalation if order already shipped)</w:t>
+      </w:r>
+    </w:p>
+    <w:p>
+      <w:pPr>
+        <w:pStyle w:val="HTMLPreformatted"/>
+        <w:rPr>
+          <w:rStyle w:val="HTMLCode"/>
+          <w:rFonts w:ascii="var(--font-mono)" w:hAnsi="var(--font-mono)"/>
+          <w:color w:val="14181F"/>
+        </w:rPr>
+      </w:pPr>
+    </w:p>
+    <w:p>
+      <w:pPr>
+        <w:pStyle w:val="HTMLPreformatted"/>
+        <w:rPr>
+          <w:rStyle w:val="HTMLCode"/>
+          <w:rFonts w:ascii="var(--font-mono)" w:hAnsi="var(--font-mono)"/>
+          <w:color w:val="14181F"/>
+        </w:rPr>
+      </w:pPr>
+      <w:r>
+        <w:rPr>
+          <w:rStyle w:val="HTMLCode"/>
+          <w:rFonts w:ascii="var(--font-mono)" w:hAnsi="var(--font-mono)"/>
+          <w:color w:val="14181F"/>
+        </w:rPr>
+        <w:t xml:space="preserve">   Each must have realistic English example utterances (at least 5). Use real wording shoppers actually type ("where's my order", "track my package", "when will it arrive", "I want to return this", etc).</w:t>
+      </w:r>
+    </w:p>
+    <w:p>
+      <w:pPr>
+        <w:pStyle w:val="HTMLPreformatted"/>
+        <w:rPr>
+          <w:rStyle w:val="HTMLCode"/>
+          <w:rFonts w:ascii="var(--font-mono)" w:hAnsi="var(--font-mono)"/>
+          <w:color w:val="14181F"/>
+        </w:rPr>
+      </w:pPr>
+    </w:p>
+    <w:p>
+      <w:pPr>
+        <w:pStyle w:val="HTMLPreformatted"/>
+        <w:rPr>
+          <w:rStyle w:val="HTMLCode"/>
+          <w:rFonts w:ascii="var(--font-mono)" w:hAnsi="var(--font-mono)"/>
+          <w:color w:val="14181F"/>
+        </w:rPr>
+      </w:pPr>
+      <w:r>
+        <w:rPr>
+          <w:rStyle w:val="HTMLCode"/>
+          <w:rFonts w:ascii="var(--font-mono)" w:hAnsi="var(--font-mono)"/>
+          <w:color w:val="14181F"/>
+        </w:rPr>
+        <w:t>5. validate.py: loads every intent file, validates against the schema, checks for duplicate intent_ids, checks that required_slots have matching prompts. Run via `python -m chatbot.registry.validate`.</w:t>
+      </w:r>
+    </w:p>
+    <w:p>
+      <w:pPr>
+        <w:pStyle w:val="HTMLPreformatted"/>
+        <w:rPr>
+          <w:rStyle w:val="HTMLCode"/>
+          <w:rFonts w:ascii="var(--font-mono)" w:hAnsi="var(--font-mono)"/>
+          <w:color w:val="14181F"/>
+        </w:rPr>
+      </w:pPr>
+    </w:p>
+    <w:p>
+      <w:pPr>
+        <w:pStyle w:val="HTMLPreformatted"/>
+        <w:rPr>
+          <w:rStyle w:val="HTMLCode"/>
+          <w:rFonts w:ascii="var(--font-mono)" w:hAnsi="var(--font-mono)"/>
+          <w:color w:val="14181F"/>
+        </w:rPr>
+      </w:pPr>
+      <w:r>
+        <w:rPr>
+          <w:rStyle w:val="HTMLCode"/>
+          <w:rFonts w:ascii="var(--font-mono)" w:hAnsi="var(--font-mono)"/>
+          <w:color w:val="14181F"/>
+        </w:rPr>
+        <w:t>6. loader.py: exposes load_intents() that returns a dict keyed by intent_id. Cache the result. Used by both the classifier and the UI button generator.</w:t>
+      </w:r>
+    </w:p>
+    <w:p>
+      <w:pPr>
+        <w:pStyle w:val="HTMLPreformatted"/>
+        <w:rPr>
+          <w:rStyle w:val="HTMLCode"/>
+          <w:rFonts w:ascii="var(--font-mono)" w:hAnsi="var(--font-mono)"/>
+          <w:color w:val="14181F"/>
+        </w:rPr>
+      </w:pPr>
+    </w:p>
+    <w:p>
+      <w:pPr>
+        <w:pStyle w:val="HTMLPreformatted"/>
+        <w:rPr>
+          <w:rStyle w:val="HTMLCode"/>
+          <w:rFonts w:ascii="var(--font-mono)" w:hAnsi="var(--font-mono)"/>
+          <w:color w:val="14181F"/>
+        </w:rPr>
+      </w:pPr>
+      <w:r>
+        <w:rPr>
+          <w:rStyle w:val="HTMLCode"/>
+          <w:rFonts w:ascii="var(--font-mono)" w:hAnsi="var(--font-mono)"/>
+          <w:color w:val="14181F"/>
+        </w:rPr>
+        <w:t>7. Add a small README in /chatbot/registry/README.md explaining how non-developers add a new intent (copy a template, edit fields, run validate, open PR).</w:t>
+      </w:r>
+    </w:p>
+    <w:p>
+      <w:pPr>
+        <w:pStyle w:val="HTMLPreformatted"/>
+        <w:rPr>
+          <w:rStyle w:val="HTMLCode"/>
+          <w:rFonts w:ascii="var(--font-mono)" w:hAnsi="var(--font-mono)"/>
+          <w:color w:val="14181F"/>
+        </w:rPr>
+      </w:pPr>
+    </w:p>
+    <w:p>
+      <w:pPr>
+        <w:pStyle w:val="HTMLPreformatted"/>
+        <w:rPr>
+          <w:rFonts w:ascii="var(--font-mono)" w:hAnsi="var(--font-mono)"/>
+          <w:color w:val="14181F"/>
+        </w:rPr>
+      </w:pPr>
+      <w:r>
+        <w:rPr>
+          <w:rStyle w:val="HTMLCode"/>
+          <w:rFonts w:ascii="var(--font-mono)" w:hAnsi="var(--font-mono)"/>
+          <w:color w:val="14181F"/>
+        </w:rPr>
+        <w:t>Stop after this and show me the seeded intents + validation passing.</w:t>
+      </w:r>
+    </w:p>
+    <w:p>
+      <w:pPr>
+        <w:pStyle w:val="Heading3"/>
+      </w:pPr>
+      <w:r>
+        <w:t>Prompt 5 — Ticket Storage</w:t>
+      </w:r>
+    </w:p>
+    <w:p>
+      <w:pPr>
+        <w:pStyle w:val="HTMLPreformatted"/>
+        <w:rPr>
+          <w:rStyle w:val="HTMLCode"/>
+          <w:rFonts w:ascii="var(--font-mono)" w:hAnsi="var(--font-mono)"/>
+          <w:color w:val="14181F"/>
+        </w:rPr>
+      </w:pPr>
+      <w:r>
+        <w:rPr>
+          <w:rStyle w:val="HTMLCode"/>
+          <w:rFonts w:ascii="var(--font-mono)" w:hAnsi="var(--font-mono)"/>
+          <w:color w:val="14181F"/>
+        </w:rPr>
+        <w:t>Now build the ticket store. Every chatbot conversation produces a ticket — whether the bot resolved it or escalated to a human. This data feeds the admin dashboard we built in Prompt 3.</w:t>
+      </w:r>
+    </w:p>
+    <w:p>
+      <w:pPr>
+        <w:pStyle w:val="HTMLPreformatted"/>
+        <w:rPr>
+          <w:rStyle w:val="HTMLCode"/>
+          <w:rFonts w:ascii="var(--font-mono)" w:hAnsi="var(--font-mono)"/>
+          <w:color w:val="14181F"/>
+        </w:rPr>
+      </w:pPr>
+    </w:p>
+    <w:p>
+      <w:pPr>
+        <w:pStyle w:val="HTMLPreformatted"/>
+        <w:rPr>
+          <w:rStyle w:val="HTMLCode"/>
+          <w:rFonts w:ascii="var(--font-mono)" w:hAnsi="var(--font-mono)"/>
+          <w:color w:val="14181F"/>
+        </w:rPr>
+      </w:pPr>
+      <w:r>
+        <w:rPr>
+          <w:rStyle w:val="HTMLCode"/>
+          <w:rFonts w:ascii="var(--font-mono)" w:hAnsi="var(--font-mono)"/>
+          <w:color w:val="14181F"/>
+        </w:rPr>
+        <w:t>We're using SQLite for the demo (file-based, no server setup) but the schema must be Postgres-compatible so we can swap later.</w:t>
+      </w:r>
+    </w:p>
+    <w:p>
+      <w:pPr>
+        <w:pStyle w:val="HTMLPreformatted"/>
+        <w:rPr>
+          <w:rStyle w:val="HTMLCode"/>
+          <w:rFonts w:ascii="var(--font-mono)" w:hAnsi="var(--font-mono)"/>
+          <w:color w:val="14181F"/>
+        </w:rPr>
+      </w:pPr>
+    </w:p>
+    <w:p>
+      <w:pPr>
+        <w:pStyle w:val="HTMLPreformatted"/>
+        <w:rPr>
+          <w:rStyle w:val="HTMLCode"/>
+          <w:rFonts w:ascii="var(--font-mono)" w:hAnsi="var(--font-mono)"/>
+          <w:color w:val="14181F"/>
+        </w:rPr>
+      </w:pPr>
+      <w:r>
+        <w:rPr>
+          <w:rStyle w:val="HTMLCode"/>
+          <w:rFonts w:ascii="var(--font-mono)" w:hAnsi="var(--font-mono)"/>
+          <w:color w:val="14181F"/>
+        </w:rPr>
+        <w:t>Tasks:</w:t>
+      </w:r>
+    </w:p>
+    <w:p>
+      <w:pPr>
+        <w:pStyle w:val="HTMLPreformatted"/>
+        <w:rPr>
+          <w:rStyle w:val="HTMLCode"/>
+          <w:rFonts w:ascii="var(--font-mono)" w:hAnsi="var(--font-mono)"/>
+          <w:color w:val="14181F"/>
+        </w:rPr>
+      </w:pPr>
+    </w:p>
+    <w:p>
+      <w:pPr>
+        <w:pStyle w:val="HTMLPreformatted"/>
+        <w:rPr>
+          <w:rStyle w:val="HTMLCode"/>
+          <w:rFonts w:ascii="var(--font-mono)" w:hAnsi="var(--font-mono)"/>
+          <w:color w:val="14181F"/>
+        </w:rPr>
+      </w:pPr>
+      <w:r>
+        <w:rPr>
+          <w:rStyle w:val="HTMLCode"/>
+          <w:rFonts w:ascii="var(--font-mono)" w:hAnsi="var(--font-mono)"/>
+          <w:color w:val="14181F"/>
+        </w:rPr>
+        <w:t>1. Create /shared/db/ with:</w:t>
+      </w:r>
+    </w:p>
+    <w:p>
+      <w:pPr>
+        <w:pStyle w:val="HTMLPreformatted"/>
+        <w:rPr>
+          <w:rStyle w:val="HTMLCode"/>
+          <w:rFonts w:ascii="var(--font-mono)" w:hAnsi="var(--font-mono)"/>
+          <w:color w:val="14181F"/>
+        </w:rPr>
+      </w:pPr>
+      <w:r>
+        <w:rPr>
+          <w:rStyle w:val="HTMLCode"/>
+          <w:rFonts w:ascii="var(--font-mono)" w:hAnsi="var(--font-mono)"/>
+          <w:color w:val="14181F"/>
+        </w:rPr>
+        <w:t xml:space="preserve">   - schema.sql (DDL)</w:t>
+      </w:r>
+    </w:p>
+    <w:p>
+      <w:pPr>
+        <w:pStyle w:val="HTMLPreformatted"/>
+        <w:rPr>
+          <w:rStyle w:val="HTMLCode"/>
+          <w:rFonts w:ascii="var(--font-mono)" w:hAnsi="var(--font-mono)"/>
+          <w:color w:val="14181F"/>
+        </w:rPr>
+      </w:pPr>
+      <w:r>
+        <w:rPr>
+          <w:rStyle w:val="HTMLCode"/>
+          <w:rFonts w:ascii="var(--font-mono)" w:hAnsi="var(--font-mono)"/>
+          <w:color w:val="14181F"/>
+        </w:rPr>
+        <w:t xml:space="preserve">   - migrate.py (creates the DB file + runs schema)</w:t>
+      </w:r>
+    </w:p>
+    <w:p>
+      <w:pPr>
+        <w:pStyle w:val="HTMLPreformatted"/>
+        <w:rPr>
+          <w:rStyle w:val="HTMLCode"/>
+          <w:rFonts w:ascii="var(--font-mono)" w:hAnsi="var(--font-mono)"/>
+          <w:color w:val="14181F"/>
+        </w:rPr>
+      </w:pPr>
+      <w:r>
+        <w:rPr>
+          <w:rStyle w:val="HTMLCode"/>
+          <w:rFonts w:ascii="var(--font-mono)" w:hAnsi="var(--font-mono)"/>
+          <w:color w:val="14181F"/>
+        </w:rPr>
+        <w:t xml:space="preserve">   - models.py (Pydantic models for type safety)</w:t>
+      </w:r>
+    </w:p>
+    <w:p>
+      <w:pPr>
+        <w:pStyle w:val="HTMLPreformatted"/>
+        <w:rPr>
+          <w:rStyle w:val="HTMLCode"/>
+          <w:rFonts w:ascii="var(--font-mono)" w:hAnsi="var(--font-mono)"/>
+          <w:color w:val="14181F"/>
+        </w:rPr>
+      </w:pPr>
+      <w:r>
+        <w:rPr>
+          <w:rStyle w:val="HTMLCode"/>
+          <w:rFonts w:ascii="var(--font-mono)" w:hAnsi="var(--font-mono)"/>
+          <w:color w:val="14181F"/>
+        </w:rPr>
+        <w:t xml:space="preserve">   - repository.py (TicketRepository class)</w:t>
+      </w:r>
+    </w:p>
+    <w:p>
+      <w:pPr>
+        <w:pStyle w:val="HTMLPreformatted"/>
+        <w:rPr>
+          <w:rStyle w:val="HTMLCode"/>
+          <w:rFonts w:ascii="var(--font-mono)" w:hAnsi="var(--font-mono)"/>
+          <w:color w:val="14181F"/>
+        </w:rPr>
+      </w:pPr>
+    </w:p>
+    <w:p>
+      <w:pPr>
+        <w:pStyle w:val="HTMLPreformatted"/>
+        <w:rPr>
+          <w:rStyle w:val="HTMLCode"/>
+          <w:rFonts w:ascii="var(--font-mono)" w:hAnsi="var(--font-mono)"/>
+          <w:color w:val="14181F"/>
+        </w:rPr>
+      </w:pPr>
+      <w:r>
+        <w:rPr>
+          <w:rStyle w:val="HTMLCode"/>
+          <w:rFonts w:ascii="var(--font-mono)" w:hAnsi="var(--font-mono)"/>
+          <w:color w:val="14181F"/>
+        </w:rPr>
+        <w:t>2. Schema — two tables:</w:t>
+      </w:r>
+    </w:p>
+    <w:p>
+      <w:pPr>
+        <w:pStyle w:val="HTMLPreformatted"/>
+        <w:rPr>
+          <w:rStyle w:val="HTMLCode"/>
+          <w:rFonts w:ascii="var(--font-mono)" w:hAnsi="var(--font-mono)"/>
+          <w:color w:val="14181F"/>
+        </w:rPr>
+      </w:pPr>
+    </w:p>
+    <w:p>
+      <w:pPr>
+        <w:pStyle w:val="HTMLPreformatted"/>
+        <w:rPr>
+          <w:rStyle w:val="HTMLCode"/>
+          <w:rFonts w:ascii="var(--font-mono)" w:hAnsi="var(--font-mono)"/>
+          <w:color w:val="14181F"/>
+        </w:rPr>
+      </w:pPr>
+      <w:r>
+        <w:rPr>
+          <w:rStyle w:val="HTMLCode"/>
+          <w:rFonts w:ascii="var(--font-mono)" w:hAnsi="var(--font-mono)"/>
+          <w:color w:val="14181F"/>
+        </w:rPr>
+        <w:t xml:space="preserve">   tickets:</w:t>
+      </w:r>
+    </w:p>
+    <w:p>
+      <w:pPr>
+        <w:pStyle w:val="HTMLPreformatted"/>
+        <w:rPr>
+          <w:rStyle w:val="HTMLCode"/>
+          <w:rFonts w:ascii="var(--font-mono)" w:hAnsi="var(--font-mono)"/>
+          <w:color w:val="14181F"/>
+        </w:rPr>
+      </w:pPr>
+      <w:r>
+        <w:rPr>
+          <w:rStyle w:val="HTMLCode"/>
+          <w:rFonts w:ascii="var(--font-mono)" w:hAnsi="var(--font-mono)"/>
+          <w:color w:val="14181F"/>
+        </w:rPr>
+        <w:t xml:space="preserve">     ticket_id (TEXT PK, uuid)</w:t>
+      </w:r>
+    </w:p>
+    <w:p>
+      <w:pPr>
+        <w:pStyle w:val="HTMLPreformatted"/>
+        <w:rPr>
+          <w:rStyle w:val="HTMLCode"/>
+          <w:rFonts w:ascii="var(--font-mono)" w:hAnsi="var(--font-mono)"/>
+          <w:color w:val="14181F"/>
+        </w:rPr>
+      </w:pPr>
+      <w:r>
+        <w:rPr>
+          <w:rStyle w:val="HTMLCode"/>
+          <w:rFonts w:ascii="var(--font-mono)" w:hAnsi="var(--font-mono)"/>
+          <w:color w:val="14181F"/>
+        </w:rPr>
+        <w:t xml:space="preserve">     user_id (TEXT, nullable for guest)</w:t>
+      </w:r>
+    </w:p>
+    <w:p>
+      <w:pPr>
+        <w:pStyle w:val="HTMLPreformatted"/>
+        <w:rPr>
+          <w:rStyle w:val="HTMLCode"/>
+          <w:rFonts w:ascii="var(--font-mono)" w:hAnsi="var(--font-mono)"/>
+          <w:color w:val="14181F"/>
+        </w:rPr>
+      </w:pPr>
+      <w:r>
+        <w:rPr>
+          <w:rStyle w:val="HTMLCode"/>
+          <w:rFonts w:ascii="var(--font-mono)" w:hAnsi="var(--font-mono)"/>
+          <w:color w:val="14181F"/>
+        </w:rPr>
+        <w:t xml:space="preserve">     created_at (TIMESTAMP)</w:t>
+      </w:r>
+    </w:p>
+    <w:p>
+      <w:pPr>
+        <w:pStyle w:val="HTMLPreformatted"/>
+        <w:rPr>
+          <w:rStyle w:val="HTMLCode"/>
+          <w:rFonts w:ascii="var(--font-mono)" w:hAnsi="var(--font-mono)"/>
+          <w:color w:val="14181F"/>
+        </w:rPr>
+      </w:pPr>
+      <w:r>
+        <w:rPr>
+          <w:rStyle w:val="HTMLCode"/>
+          <w:rFonts w:ascii="var(--font-mono)" w:hAnsi="var(--font-mono)"/>
+          <w:color w:val="14181F"/>
+        </w:rPr>
+        <w:t xml:space="preserve">     resolved_at (TIMESTAMP, nullable)</w:t>
+      </w:r>
+    </w:p>
+    <w:p>
+      <w:pPr>
+        <w:pStyle w:val="HTMLPreformatted"/>
+        <w:rPr>
+          <w:rStyle w:val="HTMLCode"/>
+          <w:rFonts w:ascii="var(--font-mono)" w:hAnsi="var(--font-mono)"/>
+          <w:color w:val="14181F"/>
+        </w:rPr>
+      </w:pPr>
+      <w:r>
+        <w:rPr>
+          <w:rStyle w:val="HTMLCode"/>
+          <w:rFonts w:ascii="var(--font-mono)" w:hAnsi="var(--font-mono)"/>
+          <w:color w:val="14181F"/>
+        </w:rPr>
+        <w:t xml:space="preserve">     channel (TEXT: "chat" | "email" | "web")</w:t>
+      </w:r>
+    </w:p>
+    <w:p>
+      <w:pPr>
+        <w:pStyle w:val="HTMLPreformatted"/>
+        <w:rPr>
+          <w:rStyle w:val="HTMLCode"/>
+          <w:rFonts w:ascii="var(--font-mono)" w:hAnsi="var(--font-mono)"/>
+          <w:color w:val="14181F"/>
+        </w:rPr>
+      </w:pPr>
+      <w:r>
+        <w:rPr>
+          <w:rStyle w:val="HTMLCode"/>
+          <w:rFonts w:ascii="var(--font-mono)" w:hAnsi="var(--font-mono)"/>
+          <w:color w:val="14181F"/>
+        </w:rPr>
+        <w:t xml:space="preserve">     classified_intent (TEXT, nullable)</w:t>
+      </w:r>
+    </w:p>
+    <w:p>
+      <w:pPr>
+        <w:pStyle w:val="HTMLPreformatted"/>
+        <w:rPr>
+          <w:rStyle w:val="HTMLCode"/>
+          <w:rFonts w:ascii="var(--font-mono)" w:hAnsi="var(--font-mono)"/>
+          <w:color w:val="14181F"/>
+        </w:rPr>
+      </w:pPr>
+      <w:r>
+        <w:rPr>
+          <w:rStyle w:val="HTMLCode"/>
+          <w:rFonts w:ascii="var(--font-mono)" w:hAnsi="var(--font-mono)"/>
+          <w:color w:val="14181F"/>
+        </w:rPr>
+        <w:lastRenderedPageBreak/>
+        <w:t xml:space="preserve">     classification_confidence (REAL, nullable)</w:t>
+      </w:r>
+    </w:p>
+    <w:p>
+      <w:pPr>
+        <w:pStyle w:val="HTMLPreformatted"/>
+        <w:rPr>
+          <w:rStyle w:val="HTMLCode"/>
+          <w:rFonts w:ascii="var(--font-mono)" w:hAnsi="var(--font-mono)"/>
+          <w:color w:val="14181F"/>
+        </w:rPr>
+      </w:pPr>
+      <w:r>
+        <w:rPr>
+          <w:rStyle w:val="HTMLCode"/>
+          <w:rFonts w:ascii="var(--font-mono)" w:hAnsi="var(--font-mono)"/>
+          <w:color w:val="14181F"/>
+        </w:rPr>
+        <w:t xml:space="preserve">     resolution_path (TEXT: "bot_resolved" | "escalated_low_confidence" | "escalated_user_request" | "escalated_after_failure" | "escalated_sensitive" | "pending")</w:t>
+      </w:r>
+    </w:p>
+    <w:p>
+      <w:pPr>
+        <w:pStyle w:val="HTMLPreformatted"/>
+        <w:rPr>
+          <w:rStyle w:val="HTMLCode"/>
+          <w:rFonts w:ascii="var(--font-mono)" w:hAnsi="var(--font-mono)"/>
+          <w:color w:val="14181F"/>
+        </w:rPr>
+      </w:pPr>
+      <w:r>
+        <w:rPr>
+          <w:rStyle w:val="HTMLCode"/>
+          <w:rFonts w:ascii="var(--font-mono)" w:hAnsi="var(--font-mono)"/>
+          <w:color w:val="14181F"/>
+        </w:rPr>
+        <w:t xml:space="preserve">     final_status (TEXT: "open" | "in_progress" | "resolved" | "closed")</w:t>
+      </w:r>
+    </w:p>
+    <w:p>
+      <w:pPr>
+        <w:pStyle w:val="HTMLPreformatted"/>
+        <w:rPr>
+          <w:rStyle w:val="HTMLCode"/>
+          <w:rFonts w:ascii="var(--font-mono)" w:hAnsi="var(--font-mono)"/>
+          <w:color w:val="14181F"/>
+        </w:rPr>
+      </w:pPr>
+      <w:r>
+        <w:rPr>
+          <w:rStyle w:val="HTMLCode"/>
+          <w:rFonts w:ascii="var(--font-mono)" w:hAnsi="var(--font-mono)"/>
+          <w:color w:val="14181F"/>
+        </w:rPr>
+        <w:t xml:space="preserve">     csat_score (INTEGER 1-5, nullable)</w:t>
+      </w:r>
+    </w:p>
+    <w:p>
+      <w:pPr>
+        <w:pStyle w:val="HTMLPreformatted"/>
+        <w:rPr>
+          <w:rStyle w:val="HTMLCode"/>
+          <w:rFonts w:ascii="var(--font-mono)" w:hAnsi="var(--font-mono)"/>
+          <w:color w:val="14181F"/>
+        </w:rPr>
+      </w:pPr>
+      <w:r>
+        <w:rPr>
+          <w:rStyle w:val="HTMLCode"/>
+          <w:rFonts w:ascii="var(--font-mono)" w:hAnsi="var(--font-mono)"/>
+          <w:color w:val="14181F"/>
+        </w:rPr>
+        <w:t xml:space="preserve">     agent_id (TEXT, nullable)</w:t>
+      </w:r>
+    </w:p>
+    <w:p>
+      <w:pPr>
+        <w:pStyle w:val="HTMLPreformatted"/>
+        <w:rPr>
+          <w:rStyle w:val="HTMLCode"/>
+          <w:rFonts w:ascii="var(--font-mono)" w:hAnsi="var(--font-mono)"/>
+          <w:color w:val="14181F"/>
+        </w:rPr>
+      </w:pPr>
+      <w:r>
+        <w:rPr>
+          <w:rStyle w:val="HTMLCode"/>
+          <w:rFonts w:ascii="var(--font-mono)" w:hAnsi="var(--font-mono)"/>
+          <w:color w:val="14181F"/>
+        </w:rPr>
+        <w:t xml:space="preserve">     tags (TEXT, JSON array stored as string)</w:t>
+      </w:r>
+    </w:p>
+    <w:p>
+      <w:pPr>
+        <w:pStyle w:val="HTMLPreformatted"/>
+        <w:rPr>
+          <w:rStyle w:val="HTMLCode"/>
+          <w:rFonts w:ascii="var(--font-mono)" w:hAnsi="var(--font-mono)"/>
+          <w:color w:val="14181F"/>
+        </w:rPr>
+      </w:pPr>
+      <w:r>
+        <w:rPr>
+          <w:rStyle w:val="HTMLCode"/>
+          <w:rFonts w:ascii="var(--font-mono)" w:hAnsi="var(--font-mono)"/>
+          <w:color w:val="14181F"/>
+        </w:rPr>
+        <w:t xml:space="preserve">     sentiment (TEXT: "positive" | "neutral" | "negative", nullable)</w:t>
+      </w:r>
+    </w:p>
+    <w:p>
+      <w:pPr>
+        <w:pStyle w:val="HTMLPreformatted"/>
+        <w:rPr>
+          <w:rStyle w:val="HTMLCode"/>
+          <w:rFonts w:ascii="var(--font-mono)" w:hAnsi="var(--font-mono)"/>
+          <w:color w:val="14181F"/>
+        </w:rPr>
+      </w:pPr>
+    </w:p>
+    <w:p>
+      <w:pPr>
+        <w:pStyle w:val="HTMLPreformatted"/>
+        <w:rPr>
+          <w:rStyle w:val="HTMLCode"/>
+          <w:rFonts w:ascii="var(--font-mono)" w:hAnsi="var(--font-mono)"/>
+          <w:color w:val="14181F"/>
+        </w:rPr>
+      </w:pPr>
+      <w:r>
+        <w:rPr>
+          <w:rStyle w:val="HTMLCode"/>
+          <w:rFonts w:ascii="var(--font-mono)" w:hAnsi="var(--font-mono)"/>
+          <w:color w:val="14181F"/>
+        </w:rPr>
+        <w:t xml:space="preserve">   messages:</w:t>
+      </w:r>
+    </w:p>
+    <w:p>
+      <w:pPr>
+        <w:pStyle w:val="HTMLPreformatted"/>
+        <w:rPr>
+          <w:rStyle w:val="HTMLCode"/>
+          <w:rFonts w:ascii="var(--font-mono)" w:hAnsi="var(--font-mono)"/>
+          <w:color w:val="14181F"/>
+        </w:rPr>
+      </w:pPr>
+      <w:r>
+        <w:rPr>
+          <w:rStyle w:val="HTMLCode"/>
+          <w:rFonts w:ascii="var(--font-mono)" w:hAnsi="var(--font-mono)"/>
+          <w:color w:val="14181F"/>
+        </w:rPr>
+        <w:t xml:space="preserve">     message_id (TEXT PK, uuid)</w:t>
+      </w:r>
+    </w:p>
+    <w:p>
+      <w:pPr>
+        <w:pStyle w:val="HTMLPreformatted"/>
+        <w:rPr>
+          <w:rStyle w:val="HTMLCode"/>
+          <w:rFonts w:ascii="var(--font-mono)" w:hAnsi="var(--font-mono)"/>
+          <w:color w:val="14181F"/>
+        </w:rPr>
+      </w:pPr>
+      <w:r>
+        <w:rPr>
+          <w:rStyle w:val="HTMLCode"/>
+          <w:rFonts w:ascii="var(--font-mono)" w:hAnsi="var(--font-mono)"/>
+          <w:color w:val="14181F"/>
+        </w:rPr>
+        <w:t xml:space="preserve">     ticket_id (TEXT FK)</w:t>
+      </w:r>
+    </w:p>
+    <w:p>
+      <w:pPr>
+        <w:pStyle w:val="HTMLPreformatted"/>
+        <w:rPr>
+          <w:rStyle w:val="HTMLCode"/>
+          <w:rFonts w:ascii="var(--font-mono)" w:hAnsi="var(--font-mono)"/>
+          <w:color w:val="14181F"/>
+        </w:rPr>
+      </w:pPr>
+      <w:r>
+        <w:rPr>
+          <w:rStyle w:val="HTMLCode"/>
+          <w:rFonts w:ascii="var(--font-mono)" w:hAnsi="var(--font-mono)"/>
+          <w:color w:val="14181F"/>
+        </w:rPr>
+        <w:t xml:space="preserve">     role (TEXT: "user" | "bot" | "agent" | "system")</w:t>
+      </w:r>
+    </w:p>
+    <w:p>
+      <w:pPr>
+        <w:pStyle w:val="HTMLPreformatted"/>
+        <w:rPr>
+          <w:rStyle w:val="HTMLCode"/>
+          <w:rFonts w:ascii="var(--font-mono)" w:hAnsi="var(--font-mono)"/>
+          <w:color w:val="14181F"/>
+        </w:rPr>
+      </w:pPr>
+      <w:r>
+        <w:rPr>
+          <w:rStyle w:val="HTMLCode"/>
+          <w:rFonts w:ascii="var(--font-mono)" w:hAnsi="var(--font-mono)"/>
+          <w:color w:val="14181F"/>
+        </w:rPr>
+        <w:t xml:space="preserve">     content (TEXT)</w:t>
+      </w:r>
+    </w:p>
+    <w:p>
+      <w:pPr>
+        <w:pStyle w:val="HTMLPreformatted"/>
+        <w:rPr>
+          <w:rStyle w:val="HTMLCode"/>
+          <w:rFonts w:ascii="var(--font-mono)" w:hAnsi="var(--font-mono)"/>
+          <w:color w:val="14181F"/>
+        </w:rPr>
+      </w:pPr>
+      <w:r>
+        <w:rPr>
+          <w:rStyle w:val="HTMLCode"/>
+          <w:rFonts w:ascii="var(--font-mono)" w:hAnsi="var(--font-mono)"/>
+          <w:color w:val="14181F"/>
+        </w:rPr>
+        <w:t xml:space="preserve">     timestamp (TIMESTAMP)</w:t>
+      </w:r>
+    </w:p>
+    <w:p>
+      <w:pPr>
+        <w:pStyle w:val="HTMLPreformatted"/>
+        <w:rPr>
+          <w:rStyle w:val="HTMLCode"/>
+          <w:rFonts w:ascii="var(--font-mono)" w:hAnsi="var(--font-mono)"/>
+          <w:color w:val="14181F"/>
+        </w:rPr>
+      </w:pPr>
+      <w:r>
+        <w:rPr>
+          <w:rStyle w:val="HTMLCode"/>
+          <w:rFonts w:ascii="var(--font-mono)" w:hAnsi="var(--font-mono)"/>
+          <w:color w:val="14181F"/>
+        </w:rPr>
+        <w:t xml:space="preserve">     metadata (TEXT, JSON: classification attempts, slot values, etc.)</w:t>
+      </w:r>
+    </w:p>
+    <w:p>
+      <w:pPr>
+        <w:pStyle w:val="HTMLPreformatted"/>
+        <w:rPr>
+          <w:rStyle w:val="HTMLCode"/>
+          <w:rFonts w:ascii="var(--font-mono)" w:hAnsi="var(--font-mono)"/>
+          <w:color w:val="14181F"/>
+        </w:rPr>
+      </w:pPr>
+    </w:p>
+    <w:p>
+      <w:pPr>
+        <w:pStyle w:val="HTMLPreformatted"/>
+        <w:rPr>
+          <w:rStyle w:val="HTMLCode"/>
+          <w:rFonts w:ascii="var(--font-mono)" w:hAnsi="var(--font-mono)"/>
+          <w:color w:val="14181F"/>
+        </w:rPr>
+      </w:pPr>
+      <w:r>
+        <w:rPr>
+          <w:rStyle w:val="HTMLCode"/>
+          <w:rFonts w:ascii="var(--font-mono)" w:hAnsi="var(--font-mono)"/>
+          <w:color w:val="14181F"/>
+        </w:rPr>
+        <w:t>3. PII redaction utility in /shared/utils/redaction.py:</w:t>
+      </w:r>
+    </w:p>
+    <w:p>
+      <w:pPr>
+        <w:pStyle w:val="HTMLPreformatted"/>
+        <w:rPr>
+          <w:rStyle w:val="HTMLCode"/>
+          <w:rFonts w:ascii="var(--font-mono)" w:hAnsi="var(--font-mono)"/>
+          <w:color w:val="14181F"/>
+        </w:rPr>
+      </w:pPr>
+      <w:r>
+        <w:rPr>
+          <w:rStyle w:val="HTMLCode"/>
+          <w:rFonts w:ascii="var(--font-mono)" w:hAnsi="var(--font-mono)"/>
+          <w:color w:val="14181F"/>
+        </w:rPr>
+        <w:t xml:space="preserve">   - Strips: credit card numbers (Luhn-validated), CVV-like 3-4 digit standalone numbers near card context, passwords following keywords like "password:" or "pwd:", US SSNs (9 digits with dashes), full IBANs.</w:t>
+      </w:r>
+    </w:p>
+    <w:p>
+      <w:pPr>
+        <w:pStyle w:val="HTMLPreformatted"/>
+        <w:rPr>
+          <w:rStyle w:val="HTMLCode"/>
+          <w:rFonts w:ascii="var(--font-mono)" w:hAnsi="var(--font-mono)"/>
+          <w:color w:val="14181F"/>
+        </w:rPr>
+      </w:pPr>
+      <w:r>
+        <w:rPr>
+          <w:rStyle w:val="HTMLCode"/>
+          <w:rFonts w:ascii="var(--font-mono)" w:hAnsi="var(--font-mono)"/>
+          <w:color w:val="14181F"/>
+        </w:rPr>
+        <w:t xml:space="preserve">   - Function: redact(text) → returns redacted text + list of redaction events.</w:t>
+      </w:r>
+    </w:p>
+    <w:p>
+      <w:pPr>
+        <w:pStyle w:val="HTMLPreformatted"/>
+        <w:rPr>
+          <w:rStyle w:val="HTMLCode"/>
+          <w:rFonts w:ascii="var(--font-mono)" w:hAnsi="var(--font-mono)"/>
+          <w:color w:val="14181F"/>
+        </w:rPr>
+      </w:pPr>
+      <w:r>
+        <w:rPr>
+          <w:rStyle w:val="HTMLCode"/>
+          <w:rFonts w:ascii="var(--font-mono)" w:hAnsi="var(--font-mono)"/>
+          <w:color w:val="14181F"/>
+        </w:rPr>
+        <w:t xml:space="preserve">   - Apply BEFORE any message is persisted.</w:t>
+      </w:r>
+    </w:p>
+    <w:p>
+      <w:pPr>
+        <w:pStyle w:val="HTMLPreformatted"/>
+        <w:rPr>
+          <w:rStyle w:val="HTMLCode"/>
+          <w:rFonts w:ascii="var(--font-mono)" w:hAnsi="var(--font-mono)"/>
+          <w:color w:val="14181F"/>
+        </w:rPr>
+      </w:pPr>
+    </w:p>
+    <w:p>
+      <w:pPr>
+        <w:pStyle w:val="HTMLPreformatted"/>
+        <w:rPr>
+          <w:rStyle w:val="HTMLCode"/>
+          <w:rFonts w:ascii="var(--font-mono)" w:hAnsi="var(--font-mono)"/>
+          <w:color w:val="14181F"/>
+        </w:rPr>
+      </w:pPr>
+      <w:r>
+        <w:rPr>
+          <w:rStyle w:val="HTMLCode"/>
+          <w:rFonts w:ascii="var(--font-mono)" w:hAnsi="var(--font-mono)"/>
+          <w:color w:val="14181F"/>
+        </w:rPr>
+        <w:t>4. TicketRepository class with methods:</w:t>
+      </w:r>
+    </w:p>
+    <w:p>
+      <w:pPr>
+        <w:pStyle w:val="HTMLPreformatted"/>
+        <w:rPr>
+          <w:rStyle w:val="HTMLCode"/>
+          <w:rFonts w:ascii="var(--font-mono)" w:hAnsi="var(--font-mono)"/>
+          <w:color w:val="14181F"/>
+        </w:rPr>
+      </w:pPr>
+      <w:r>
+        <w:rPr>
+          <w:rStyle w:val="HTMLCode"/>
+          <w:rFonts w:ascii="var(--font-mono)" w:hAnsi="var(--font-mono)"/>
+          <w:color w:val="14181F"/>
+        </w:rPr>
+        <w:t xml:space="preserve">   - create_ticket(channel, user_id=None) → ticket_id</w:t>
+      </w:r>
+    </w:p>
+    <w:p>
+      <w:pPr>
+        <w:pStyle w:val="HTMLPreformatted"/>
+        <w:rPr>
+          <w:rStyle w:val="HTMLCode"/>
+          <w:rFonts w:ascii="var(--font-mono)" w:hAnsi="var(--font-mono)"/>
+          <w:color w:val="14181F"/>
+        </w:rPr>
+      </w:pPr>
+      <w:r>
+        <w:rPr>
+          <w:rStyle w:val="HTMLCode"/>
+          <w:rFonts w:ascii="var(--font-mono)" w:hAnsi="var(--font-mono)"/>
+          <w:color w:val="14181F"/>
+        </w:rPr>
+        <w:t xml:space="preserve">   - append_message(ticket_id, role, content, metadata={})</w:t>
+      </w:r>
+    </w:p>
+    <w:p>
+      <w:pPr>
+        <w:pStyle w:val="HTMLPreformatted"/>
+        <w:rPr>
+          <w:rStyle w:val="HTMLCode"/>
+          <w:rFonts w:ascii="var(--font-mono)" w:hAnsi="var(--font-mono)"/>
+          <w:color w:val="14181F"/>
+        </w:rPr>
+      </w:pPr>
+      <w:r>
+        <w:rPr>
+          <w:rStyle w:val="HTMLCode"/>
+          <w:rFonts w:ascii="var(--font-mono)" w:hAnsi="var(--font-mono)"/>
+          <w:color w:val="14181F"/>
+        </w:rPr>
+        <w:t xml:space="preserve">       (auto-redacts content before insert)</w:t>
+      </w:r>
+    </w:p>
+    <w:p>
+      <w:pPr>
+        <w:pStyle w:val="HTMLPreformatted"/>
+        <w:rPr>
+          <w:rStyle w:val="HTMLCode"/>
+          <w:rFonts w:ascii="var(--font-mono)" w:hAnsi="var(--font-mono)"/>
+          <w:color w:val="14181F"/>
+        </w:rPr>
+      </w:pPr>
+      <w:r>
+        <w:rPr>
+          <w:rStyle w:val="HTMLCode"/>
+          <w:rFonts w:ascii="var(--font-mono)" w:hAnsi="var(--font-mono)"/>
+          <w:color w:val="14181F"/>
+        </w:rPr>
+        <w:t xml:space="preserve">   - update_classification(ticket_id, intent, confidence)</w:t>
+      </w:r>
+    </w:p>
+    <w:p>
+      <w:pPr>
+        <w:pStyle w:val="HTMLPreformatted"/>
+        <w:rPr>
+          <w:rStyle w:val="HTMLCode"/>
+          <w:rFonts w:ascii="var(--font-mono)" w:hAnsi="var(--font-mono)"/>
+          <w:color w:val="14181F"/>
+        </w:rPr>
+      </w:pPr>
+      <w:r>
+        <w:rPr>
+          <w:rStyle w:val="HTMLCode"/>
+          <w:rFonts w:ascii="var(--font-mono)" w:hAnsi="var(--font-mono)"/>
+          <w:color w:val="14181F"/>
+        </w:rPr>
+        <w:t xml:space="preserve">   - update_resolution(ticket_id, resolution_path, final_status)</w:t>
+      </w:r>
+    </w:p>
+    <w:p>
+      <w:pPr>
+        <w:pStyle w:val="HTMLPreformatted"/>
+        <w:rPr>
+          <w:rStyle w:val="HTMLCode"/>
+          <w:rFonts w:ascii="var(--font-mono)" w:hAnsi="var(--font-mono)"/>
+          <w:color w:val="14181F"/>
+        </w:rPr>
+      </w:pPr>
+      <w:r>
+        <w:rPr>
+          <w:rStyle w:val="HTMLCode"/>
+          <w:rFonts w:ascii="var(--font-mono)" w:hAnsi="var(--font-mono)"/>
+          <w:color w:val="14181F"/>
+        </w:rPr>
+        <w:t xml:space="preserve">   - set_csat(ticket_id, score)</w:t>
+      </w:r>
+    </w:p>
+    <w:p>
+      <w:pPr>
+        <w:pStyle w:val="HTMLPreformatted"/>
+        <w:rPr>
+          <w:rStyle w:val="HTMLCode"/>
+          <w:rFonts w:ascii="var(--font-mono)" w:hAnsi="var(--font-mono)"/>
+          <w:color w:val="14181F"/>
+        </w:rPr>
+      </w:pPr>
+      <w:r>
+        <w:rPr>
+          <w:rStyle w:val="HTMLCode"/>
+          <w:rFonts w:ascii="var(--font-mono)" w:hAnsi="var(--font-mono)"/>
+          <w:color w:val="14181F"/>
+        </w:rPr>
+        <w:t xml:space="preserve">   - get_ticket(ticket_id) → full ticket + messages</w:t>
+      </w:r>
+    </w:p>
+    <w:p>
+      <w:pPr>
+        <w:pStyle w:val="HTMLPreformatted"/>
+        <w:rPr>
+          <w:rStyle w:val="HTMLCode"/>
+          <w:rFonts w:ascii="var(--font-mono)" w:hAnsi="var(--font-mono)"/>
+          <w:color w:val="14181F"/>
+        </w:rPr>
+      </w:pPr>
+      <w:r>
+        <w:rPr>
+          <w:rStyle w:val="HTMLCode"/>
+          <w:rFonts w:ascii="var(--font-mono)" w:hAnsi="var(--font-mono)"/>
+          <w:color w:val="14181F"/>
+        </w:rPr>
+        <w:t xml:space="preserve">   - list_pending_escalations() → for the admin Manual Classification table</w:t>
+      </w:r>
+    </w:p>
+    <w:p>
+      <w:pPr>
+        <w:pStyle w:val="HTMLPreformatted"/>
+        <w:rPr>
+          <w:rStyle w:val="HTMLCode"/>
+          <w:rFonts w:ascii="var(--font-mono)" w:hAnsi="var(--font-mono)"/>
+          <w:color w:val="14181F"/>
+        </w:rPr>
+      </w:pPr>
+      <w:r>
+        <w:rPr>
+          <w:rStyle w:val="HTMLCode"/>
+          <w:rFonts w:ascii="var(--font-mono)" w:hAnsi="var(--font-mono)"/>
+          <w:color w:val="14181F"/>
+        </w:rPr>
+        <w:t xml:space="preserve">   - list_auto_classified(filters) → for the admin Auto Classified table</w:t>
+      </w:r>
+    </w:p>
+    <w:p>
+      <w:pPr>
+        <w:pStyle w:val="HTMLPreformatted"/>
+        <w:rPr>
+          <w:rStyle w:val="HTMLCode"/>
+          <w:rFonts w:ascii="var(--font-mono)" w:hAnsi="var(--font-mono)"/>
+          <w:color w:val="14181F"/>
+        </w:rPr>
+      </w:pPr>
+      <w:r>
+        <w:rPr>
+          <w:rStyle w:val="HTMLCode"/>
+          <w:rFonts w:ascii="var(--font-mono)" w:hAnsi="var(--font-mono)"/>
+          <w:color w:val="14181F"/>
+        </w:rPr>
+        <w:t xml:space="preserve">   - get_metrics(date_range) → counts for the Dashboard tab KPIs</w:t>
+      </w:r>
+    </w:p>
+    <w:p>
+      <w:pPr>
+        <w:pStyle w:val="HTMLPreformatted"/>
+        <w:rPr>
+          <w:rStyle w:val="HTMLCode"/>
+          <w:rFonts w:ascii="var(--font-mono)" w:hAnsi="var(--font-mono)"/>
+          <w:color w:val="14181F"/>
+        </w:rPr>
+      </w:pPr>
+    </w:p>
+    <w:p>
+      <w:pPr>
+        <w:pStyle w:val="HTMLPreformatted"/>
+        <w:rPr>
+          <w:rStyle w:val="HTMLCode"/>
+          <w:rFonts w:ascii="var(--font-mono)" w:hAnsi="var(--font-mono)"/>
+          <w:color w:val="14181F"/>
+        </w:rPr>
+      </w:pPr>
+      <w:r>
+        <w:rPr>
+          <w:rStyle w:val="HTMLCode"/>
+          <w:rFonts w:ascii="var(--font-mono)" w:hAnsi="var(--font-mono)"/>
+          <w:color w:val="14181F"/>
+        </w:rPr>
+        <w:t>5. Tests in /tests/test_repository.py covering each method, plus a redaction test that confirms a fake card number "4111 1111 1111 1111" gets redacted to "[CARD_REDACTED]".</w:t>
+      </w:r>
+    </w:p>
+    <w:p>
+      <w:pPr>
+        <w:pStyle w:val="HTMLPreformatted"/>
+        <w:rPr>
+          <w:rStyle w:val="HTMLCode"/>
+          <w:rFonts w:ascii="var(--font-mono)" w:hAnsi="var(--font-mono)"/>
+          <w:color w:val="14181F"/>
+        </w:rPr>
+      </w:pPr>
+    </w:p>
+    <w:p>
+      <w:pPr>
+        <w:pStyle w:val="HTMLPreformatted"/>
+        <w:rPr>
+          <w:rStyle w:val="HTMLCode"/>
+          <w:rFonts w:ascii="var(--font-mono)" w:hAnsi="var(--font-mono)"/>
+          <w:color w:val="14181F"/>
+        </w:rPr>
+      </w:pPr>
+      <w:r>
+        <w:rPr>
+          <w:rStyle w:val="HTMLCode"/>
+          <w:rFonts w:ascii="var(--font-mono)" w:hAnsi="var(--font-mono)"/>
+          <w:color w:val="14181F"/>
+        </w:rPr>
+        <w:t>6. Seed script /shared/db/seed_demo.py that creates 30 realistic mock tickets (mix of resolved/escalated/pending) so the admin dashboard isn't empty during the demo.</w:t>
+      </w:r>
+    </w:p>
+    <w:p>
+      <w:pPr>
+        <w:pStyle w:val="HTMLPreformatted"/>
+        <w:rPr>
+          <w:rStyle w:val="HTMLCode"/>
+          <w:rFonts w:ascii="var(--font-mono)" w:hAnsi="var(--font-mono)"/>
+          <w:color w:val="14181F"/>
+        </w:rPr>
+      </w:pPr>
+    </w:p>
+    <w:p>
+      <w:pPr>
+        <w:pStyle w:val="HTMLPreformatted"/>
+        <w:rPr>
+          <w:rFonts w:ascii="var(--font-mono)" w:hAnsi="var(--font-mono)"/>
+          <w:color w:val="14181F"/>
+        </w:rPr>
+      </w:pPr>
+      <w:r>
+        <w:rPr>
+          <w:rStyle w:val="HTMLCode"/>
+          <w:rFonts w:ascii="var(--font-mono)" w:hAnsi="var(--font-mono)"/>
+          <w:color w:val="14181F"/>
+        </w:rPr>
+        <w:t>Stop and show me the schema, the redaction tests passing, and 30 seed tickets in the DB.</w:t>
+      </w:r>
+    </w:p>
+    <w:p/>
+    <w:p>
+      <w:pPr>
+        <w:pStyle w:val="Heading3"/>
+      </w:pPr>
+      <w:r>
+        <w:t>Prompt 6 — Intent Classifier + Escalation Engine</w:t>
+      </w:r>
+    </w:p>
+    <w:p>
+      <w:pPr>
+        <w:pStyle w:val="HTMLPreformatted"/>
+        <w:rPr>
+          <w:rStyle w:val="HTMLCode"/>
+          <w:rFonts w:ascii="var(--font-mono)" w:hAnsi="var(--font-mono)"/>
+          <w:color w:val="14181F"/>
+        </w:rPr>
+      </w:pPr>
+      <w:r>
+        <w:rPr>
+          <w:rStyle w:val="HTMLCode"/>
+          <w:rFonts w:ascii="var(--font-mono)" w:hAnsi="var(--font-mono)"/>
+          <w:color w:val="14181F"/>
+        </w:rPr>
+        <w:t>Now build the brain: the classifier that maps user messages to intents, and the escalation engine that decides when to route to a human.</w:t>
+      </w:r>
+    </w:p>
+    <w:p>
+      <w:pPr>
+        <w:pStyle w:val="HTMLPreformatted"/>
+        <w:rPr>
+          <w:rStyle w:val="HTMLCode"/>
+          <w:rFonts w:ascii="var(--font-mono)" w:hAnsi="var(--font-mono)"/>
+          <w:color w:val="14181F"/>
+        </w:rPr>
+      </w:pPr>
+    </w:p>
+    <w:p>
+      <w:pPr>
+        <w:pStyle w:val="HTMLPreformatted"/>
+        <w:rPr>
+          <w:rStyle w:val="HTMLCode"/>
+          <w:rFonts w:ascii="var(--font-mono)" w:hAnsi="var(--font-mono)"/>
+          <w:color w:val="14181F"/>
+        </w:rPr>
+      </w:pPr>
+      <w:r>
+        <w:rPr>
+          <w:rStyle w:val="HTMLCode"/>
+          <w:rFonts w:ascii="var(--font-mono)" w:hAnsi="var(--font-mono)"/>
+          <w:color w:val="14181F"/>
+        </w:rPr>
+        <w:t>Tasks:</w:t>
+      </w:r>
+    </w:p>
+    <w:p>
+      <w:pPr>
+        <w:pStyle w:val="HTMLPreformatted"/>
+        <w:rPr>
+          <w:rStyle w:val="HTMLCode"/>
+          <w:rFonts w:ascii="var(--font-mono)" w:hAnsi="var(--font-mono)"/>
+          <w:color w:val="14181F"/>
+        </w:rPr>
+      </w:pPr>
+    </w:p>
+    <w:p>
+      <w:pPr>
+        <w:pStyle w:val="HTMLPreformatted"/>
+        <w:rPr>
+          <w:rStyle w:val="HTMLCode"/>
+          <w:rFonts w:ascii="var(--font-mono)" w:hAnsi="var(--font-mono)"/>
+          <w:color w:val="14181F"/>
+        </w:rPr>
+      </w:pPr>
+      <w:r>
+        <w:rPr>
+          <w:rStyle w:val="HTMLCode"/>
+          <w:rFonts w:ascii="var(--font-mono)" w:hAnsi="var(--font-mono)"/>
+          <w:color w:val="14181F"/>
+        </w:rPr>
+        <w:t>1. Create /chatbot/classifier/classifier.py:</w:t>
+      </w:r>
+    </w:p>
+    <w:p>
+      <w:pPr>
+        <w:pStyle w:val="HTMLPreformatted"/>
+        <w:rPr>
+          <w:rStyle w:val="HTMLCode"/>
+          <w:rFonts w:ascii="var(--font-mono)" w:hAnsi="var(--font-mono)"/>
+          <w:color w:val="14181F"/>
+        </w:rPr>
+      </w:pPr>
+    </w:p>
+    <w:p>
+      <w:pPr>
+        <w:pStyle w:val="HTMLPreformatted"/>
+        <w:rPr>
+          <w:rStyle w:val="HTMLCode"/>
+          <w:rFonts w:ascii="var(--font-mono)" w:hAnsi="var(--font-mono)"/>
+          <w:color w:val="14181F"/>
+        </w:rPr>
+      </w:pPr>
+      <w:r>
+        <w:rPr>
+          <w:rStyle w:val="HTMLCode"/>
+          <w:rFonts w:ascii="var(--font-mono)" w:hAnsi="var(--font-mono)"/>
+          <w:color w:val="14181F"/>
+        </w:rPr>
+        <w:t xml:space="preserve">   Class IntentClassifier with:</w:t>
+      </w:r>
+    </w:p>
+    <w:p>
+      <w:pPr>
+        <w:pStyle w:val="HTMLPreformatted"/>
+        <w:rPr>
+          <w:rStyle w:val="HTMLCode"/>
+          <w:rFonts w:ascii="var(--font-mono)" w:hAnsi="var(--font-mono)"/>
+          <w:color w:val="14181F"/>
+        </w:rPr>
+      </w:pPr>
+      <w:r>
+        <w:rPr>
+          <w:rStyle w:val="HTMLCode"/>
+          <w:rFonts w:ascii="var(--font-mono)" w:hAnsi="var(--font-mono)"/>
+          <w:color w:val="14181F"/>
+        </w:rPr>
+        <w:lastRenderedPageBreak/>
+        <w:t xml:space="preserve">   - __init__: loads intents from registry via loader.load_intents()</w:t>
+      </w:r>
+    </w:p>
+    <w:p>
+      <w:pPr>
+        <w:pStyle w:val="HTMLPreformatted"/>
+        <w:rPr>
+          <w:rStyle w:val="HTMLCode"/>
+          <w:rFonts w:ascii="var(--font-mono)" w:hAnsi="var(--font-mono)"/>
+          <w:color w:val="14181F"/>
+        </w:rPr>
+      </w:pPr>
+      <w:r>
+        <w:rPr>
+          <w:rStyle w:val="HTMLCode"/>
+          <w:rFonts w:ascii="var(--font-mono)" w:hAnsi="var(--font-mono)"/>
+          <w:color w:val="14181F"/>
+        </w:rPr>
+        <w:t xml:space="preserve">   - classify(user_message, conversation_context=[]) → ClassificationResult</w:t>
+      </w:r>
+    </w:p>
+    <w:p>
+      <w:pPr>
+        <w:pStyle w:val="HTMLPreformatted"/>
+        <w:rPr>
+          <w:rStyle w:val="HTMLCode"/>
+          <w:rFonts w:ascii="var(--font-mono)" w:hAnsi="var(--font-mono)"/>
+          <w:color w:val="14181F"/>
+        </w:rPr>
+      </w:pPr>
+    </w:p>
+    <w:p>
+      <w:pPr>
+        <w:pStyle w:val="HTMLPreformatted"/>
+        <w:rPr>
+          <w:rStyle w:val="HTMLCode"/>
+          <w:rFonts w:ascii="var(--font-mono)" w:hAnsi="var(--font-mono)"/>
+          <w:color w:val="14181F"/>
+        </w:rPr>
+      </w:pPr>
+      <w:r>
+        <w:rPr>
+          <w:rStyle w:val="HTMLCode"/>
+          <w:rFonts w:ascii="var(--font-mono)" w:hAnsi="var(--font-mono)"/>
+          <w:color w:val="14181F"/>
+        </w:rPr>
+        <w:t xml:space="preserve">   ClassificationResult dataclass: {</w:t>
+      </w:r>
+    </w:p>
+    <w:p>
+      <w:pPr>
+        <w:pStyle w:val="HTMLPreformatted"/>
+        <w:rPr>
+          <w:rStyle w:val="HTMLCode"/>
+          <w:rFonts w:ascii="var(--font-mono)" w:hAnsi="var(--font-mono)"/>
+          <w:color w:val="14181F"/>
+        </w:rPr>
+      </w:pPr>
+      <w:r>
+        <w:rPr>
+          <w:rStyle w:val="HTMLCode"/>
+          <w:rFonts w:ascii="var(--font-mono)" w:hAnsi="var(--font-mono)"/>
+          <w:color w:val="14181F"/>
+        </w:rPr>
+        <w:t xml:space="preserve">     intent_id: str | None,</w:t>
+      </w:r>
+    </w:p>
+    <w:p>
+      <w:pPr>
+        <w:pStyle w:val="HTMLPreformatted"/>
+        <w:rPr>
+          <w:rStyle w:val="HTMLCode"/>
+          <w:rFonts w:ascii="var(--font-mono)" w:hAnsi="var(--font-mono)"/>
+          <w:color w:val="14181F"/>
+        </w:rPr>
+      </w:pPr>
+      <w:r>
+        <w:rPr>
+          <w:rStyle w:val="HTMLCode"/>
+          <w:rFonts w:ascii="var(--font-mono)" w:hAnsi="var(--font-mono)"/>
+          <w:color w:val="14181F"/>
+        </w:rPr>
+        <w:t xml:space="preserve">     confidence: float (0-1),</w:t>
+      </w:r>
+    </w:p>
+    <w:p>
+      <w:pPr>
+        <w:pStyle w:val="HTMLPreformatted"/>
+        <w:rPr>
+          <w:rStyle w:val="HTMLCode"/>
+          <w:rFonts w:ascii="var(--font-mono)" w:hAnsi="var(--font-mono)"/>
+          <w:color w:val="14181F"/>
+        </w:rPr>
+      </w:pPr>
+      <w:r>
+        <w:rPr>
+          <w:rStyle w:val="HTMLCode"/>
+          <w:rFonts w:ascii="var(--font-mono)" w:hAnsi="var(--font-mono)"/>
+          <w:color w:val="14181F"/>
+        </w:rPr>
+        <w:t xml:space="preserve">     top_3_alternatives: list of (intent_id, confidence),</w:t>
+      </w:r>
+    </w:p>
+    <w:p>
+      <w:pPr>
+        <w:pStyle w:val="HTMLPreformatted"/>
+        <w:rPr>
+          <w:rStyle w:val="HTMLCode"/>
+          <w:rFonts w:ascii="var(--font-mono)" w:hAnsi="var(--font-mono)"/>
+          <w:color w:val="14181F"/>
+        </w:rPr>
+      </w:pPr>
+      <w:r>
+        <w:rPr>
+          <w:rStyle w:val="HTMLCode"/>
+          <w:rFonts w:ascii="var(--font-mono)" w:hAnsi="var(--font-mono)"/>
+          <w:color w:val="14181F"/>
+        </w:rPr>
+        <w:t xml:space="preserve">     reasoning: str  (brief explanation, used for debugging + admin display)</w:t>
+      </w:r>
+    </w:p>
+    <w:p>
+      <w:pPr>
+        <w:pStyle w:val="HTMLPreformatted"/>
+        <w:rPr>
+          <w:rStyle w:val="HTMLCode"/>
+          <w:rFonts w:ascii="var(--font-mono)" w:hAnsi="var(--font-mono)"/>
+          <w:color w:val="14181F"/>
+        </w:rPr>
+      </w:pPr>
+      <w:r>
+        <w:rPr>
+          <w:rStyle w:val="HTMLCode"/>
+          <w:rFonts w:ascii="var(--font-mono)" w:hAnsi="var(--font-mono)"/>
+          <w:color w:val="14181F"/>
+        </w:rPr>
+        <w:t xml:space="preserve">   }</w:t>
+      </w:r>
+    </w:p>
+    <w:p>
+      <w:pPr>
+        <w:pStyle w:val="HTMLPreformatted"/>
+        <w:rPr>
+          <w:rStyle w:val="HTMLCode"/>
+          <w:rFonts w:ascii="var(--font-mono)" w:hAnsi="var(--font-mono)"/>
+          <w:color w:val="14181F"/>
+        </w:rPr>
+      </w:pPr>
+    </w:p>
+    <w:p>
+      <w:pPr>
+        <w:pStyle w:val="HTMLPreformatted"/>
+        <w:rPr>
+          <w:rStyle w:val="HTMLCode"/>
+          <w:rFonts w:ascii="var(--font-mono)" w:hAnsi="var(--font-mono)"/>
+          <w:color w:val="14181F"/>
+        </w:rPr>
+      </w:pPr>
+      <w:r>
+        <w:rPr>
+          <w:rStyle w:val="HTMLCode"/>
+          <w:rFonts w:ascii="var(--font-mono)" w:hAnsi="var(--font-mono)"/>
+          <w:color w:val="14181F"/>
+        </w:rPr>
+        <w:t xml:space="preserve">   Implementation:</w:t>
+      </w:r>
+    </w:p>
+    <w:p>
+      <w:pPr>
+        <w:pStyle w:val="HTMLPreformatted"/>
+        <w:rPr>
+          <w:rStyle w:val="HTMLCode"/>
+          <w:rFonts w:ascii="var(--font-mono)" w:hAnsi="var(--font-mono)"/>
+          <w:color w:val="14181F"/>
+        </w:rPr>
+      </w:pPr>
+      <w:r>
+        <w:rPr>
+          <w:rStyle w:val="HTMLCode"/>
+          <w:rFonts w:ascii="var(--font-mono)" w:hAnsi="var(--font-mono)"/>
+          <w:color w:val="14181F"/>
+        </w:rPr>
+        <w:t xml:space="preserve">   - Use Anthropic Claude API (claude-sonnet-4-6) for classification.</w:t>
+      </w:r>
+    </w:p>
+    <w:p>
+      <w:pPr>
+        <w:pStyle w:val="HTMLPreformatted"/>
+        <w:rPr>
+          <w:rStyle w:val="HTMLCode"/>
+          <w:rFonts w:ascii="var(--font-mono)" w:hAnsi="var(--font-mono)"/>
+          <w:color w:val="14181F"/>
+        </w:rPr>
+      </w:pPr>
+      <w:r>
+        <w:rPr>
+          <w:rStyle w:val="HTMLCode"/>
+          <w:rFonts w:ascii="var(--font-mono)" w:hAnsi="var(--font-mono)"/>
+          <w:color w:val="14181F"/>
+        </w:rPr>
+        <w:t xml:space="preserve">   - Prompt template MUST be built dynamically from the registry — pull intent_ids and example_utterances at runtime. Do NOT hardcode any intent in the prompt.</w:t>
+      </w:r>
+    </w:p>
+    <w:p>
+      <w:pPr>
+        <w:pStyle w:val="HTMLPreformatted"/>
+        <w:rPr>
+          <w:rStyle w:val="HTMLCode"/>
+          <w:rFonts w:ascii="var(--font-mono)" w:hAnsi="var(--font-mono)"/>
+          <w:color w:val="14181F"/>
+        </w:rPr>
+      </w:pPr>
+      <w:r>
+        <w:rPr>
+          <w:rStyle w:val="HTMLCode"/>
+          <w:rFonts w:ascii="var(--font-mono)" w:hAnsi="var(--font-mono)"/>
+          <w:color w:val="14181F"/>
+        </w:rPr>
+        <w:t xml:space="preserve">   - Ask the model to return strict JSON: {"intent_id": "...", "confidence": 0.XX, "alternatives": [...], "reasoning": "..."}</w:t>
+      </w:r>
+    </w:p>
+    <w:p>
+      <w:pPr>
+        <w:pStyle w:val="HTMLPreformatted"/>
+        <w:rPr>
+          <w:rStyle w:val="HTMLCode"/>
+          <w:rFonts w:ascii="var(--font-mono)" w:hAnsi="var(--font-mono)"/>
+          <w:color w:val="14181F"/>
+        </w:rPr>
+      </w:pPr>
+      <w:r>
+        <w:rPr>
+          <w:rStyle w:val="HTMLCode"/>
+          <w:rFonts w:ascii="var(--font-mono)" w:hAnsi="var(--font-mono)"/>
+          <w:color w:val="14181F"/>
+        </w:rPr>
+        <w:t xml:space="preserve">   - Parse defensively: if JSON parsing fails, return confidence=0 and intent_id=None.</w:t>
+      </w:r>
+    </w:p>
+    <w:p>
+      <w:pPr>
+        <w:pStyle w:val="HTMLPreformatted"/>
+        <w:rPr>
+          <w:rStyle w:val="HTMLCode"/>
+          <w:rFonts w:ascii="var(--font-mono)" w:hAnsi="var(--font-mono)"/>
+          <w:color w:val="14181F"/>
+        </w:rPr>
+      </w:pPr>
+    </w:p>
+    <w:p>
+      <w:pPr>
+        <w:pStyle w:val="HTMLPreformatted"/>
+        <w:rPr>
+          <w:rStyle w:val="HTMLCode"/>
+          <w:rFonts w:ascii="var(--font-mono)" w:hAnsi="var(--font-mono)"/>
+          <w:color w:val="14181F"/>
+        </w:rPr>
+      </w:pPr>
+      <w:r>
+        <w:rPr>
+          <w:rStyle w:val="HTMLCode"/>
+          <w:rFonts w:ascii="var(--font-mono)" w:hAnsi="var(--font-mono)"/>
+          <w:color w:val="14181F"/>
+        </w:rPr>
+        <w:t>2. Create /chatbot/escalation/engine.py:</w:t>
+      </w:r>
+    </w:p>
+    <w:p>
+      <w:pPr>
+        <w:pStyle w:val="HTMLPreformatted"/>
+        <w:rPr>
+          <w:rStyle w:val="HTMLCode"/>
+          <w:rFonts w:ascii="var(--font-mono)" w:hAnsi="var(--font-mono)"/>
+          <w:color w:val="14181F"/>
+        </w:rPr>
+      </w:pPr>
+    </w:p>
+    <w:p>
+      <w:pPr>
+        <w:pStyle w:val="HTMLPreformatted"/>
+        <w:rPr>
+          <w:rStyle w:val="HTMLCode"/>
+          <w:rFonts w:ascii="var(--font-mono)" w:hAnsi="var(--font-mono)"/>
+          <w:color w:val="14181F"/>
+        </w:rPr>
+      </w:pPr>
+      <w:r>
+        <w:rPr>
+          <w:rStyle w:val="HTMLCode"/>
+          <w:rFonts w:ascii="var(--font-mono)" w:hAnsi="var(--font-mono)"/>
+          <w:color w:val="14181F"/>
+        </w:rPr>
+        <w:t xml:space="preserve">   Class EscalationEngine with decide(classification, user_message, session_state) → EscalationDecision</w:t>
+      </w:r>
+    </w:p>
+    <w:p>
+      <w:pPr>
+        <w:pStyle w:val="HTMLPreformatted"/>
+        <w:rPr>
+          <w:rStyle w:val="HTMLCode"/>
+          <w:rFonts w:ascii="var(--font-mono)" w:hAnsi="var(--font-mono)"/>
+          <w:color w:val="14181F"/>
+        </w:rPr>
+      </w:pPr>
+    </w:p>
+    <w:p>
+      <w:pPr>
+        <w:pStyle w:val="HTMLPreformatted"/>
+        <w:rPr>
+          <w:rStyle w:val="HTMLCode"/>
+          <w:rFonts w:ascii="var(--font-mono)" w:hAnsi="var(--font-mono)"/>
+          <w:color w:val="14181F"/>
+        </w:rPr>
+      </w:pPr>
+      <w:r>
+        <w:rPr>
+          <w:rStyle w:val="HTMLCode"/>
+          <w:rFonts w:ascii="var(--font-mono)" w:hAnsi="var(--font-mono)"/>
+          <w:color w:val="14181F"/>
+        </w:rPr>
+        <w:t xml:space="preserve">   EscalationDecision dataclass: {</w:t>
+      </w:r>
+    </w:p>
+    <w:p>
+      <w:pPr>
+        <w:pStyle w:val="HTMLPreformatted"/>
+        <w:rPr>
+          <w:rStyle w:val="HTMLCode"/>
+          <w:rFonts w:ascii="var(--font-mono)" w:hAnsi="var(--font-mono)"/>
+          <w:color w:val="14181F"/>
+        </w:rPr>
+      </w:pPr>
+      <w:r>
+        <w:rPr>
+          <w:rStyle w:val="HTMLCode"/>
+          <w:rFonts w:ascii="var(--font-mono)" w:hAnsi="var(--font-mono)"/>
+          <w:color w:val="14181F"/>
+        </w:rPr>
+        <w:t xml:space="preserve">     should_escalate: bool,</w:t>
+      </w:r>
+    </w:p>
+    <w:p>
+      <w:pPr>
+        <w:pStyle w:val="HTMLPreformatted"/>
+        <w:rPr>
+          <w:rStyle w:val="HTMLCode"/>
+          <w:rFonts w:ascii="var(--font-mono)" w:hAnsi="var(--font-mono)"/>
+          <w:color w:val="14181F"/>
+        </w:rPr>
+      </w:pPr>
+      <w:r>
+        <w:rPr>
+          <w:rStyle w:val="HTMLCode"/>
+          <w:rFonts w:ascii="var(--font-mono)" w:hAnsi="var(--font-mono)"/>
+          <w:color w:val="14181F"/>
+        </w:rPr>
+        <w:t xml:space="preserve">     reason: str (one of the resolution_path enum values, or "proceed"),</w:t>
+      </w:r>
+    </w:p>
+    <w:p>
+      <w:pPr>
+        <w:pStyle w:val="HTMLPreformatted"/>
+        <w:rPr>
+          <w:rStyle w:val="HTMLCode"/>
+          <w:rFonts w:ascii="var(--font-mono)" w:hAnsi="var(--font-mono)"/>
+          <w:color w:val="14181F"/>
+        </w:rPr>
+      </w:pPr>
+      <w:r>
+        <w:rPr>
+          <w:rStyle w:val="HTMLCode"/>
+          <w:rFonts w:ascii="var(--font-mono)" w:hAnsi="var(--font-mono)"/>
+          <w:color w:val="14181F"/>
+        </w:rPr>
+        <w:t xml:space="preserve">     handoff_summary: str (what to show the human agent if escalating)</w:t>
+      </w:r>
+    </w:p>
+    <w:p>
+      <w:pPr>
+        <w:pStyle w:val="HTMLPreformatted"/>
+        <w:rPr>
+          <w:rStyle w:val="HTMLCode"/>
+          <w:rFonts w:ascii="var(--font-mono)" w:hAnsi="var(--font-mono)"/>
+          <w:color w:val="14181F"/>
+        </w:rPr>
+      </w:pPr>
+      <w:r>
+        <w:rPr>
+          <w:rStyle w:val="HTMLCode"/>
+          <w:rFonts w:ascii="var(--font-mono)" w:hAnsi="var(--font-mono)"/>
+          <w:color w:val="14181F"/>
+        </w:rPr>
+        <w:t xml:space="preserve">   }</w:t>
+      </w:r>
+    </w:p>
+    <w:p>
+      <w:pPr>
+        <w:pStyle w:val="HTMLPreformatted"/>
+        <w:rPr>
+          <w:rStyle w:val="HTMLCode"/>
+          <w:rFonts w:ascii="var(--font-mono)" w:hAnsi="var(--font-mono)"/>
+          <w:color w:val="14181F"/>
+        </w:rPr>
+      </w:pPr>
+    </w:p>
+    <w:p>
+      <w:pPr>
+        <w:pStyle w:val="HTMLPreformatted"/>
+        <w:rPr>
+          <w:rStyle w:val="HTMLCode"/>
+          <w:rFonts w:ascii="var(--font-mono)" w:hAnsi="var(--font-mono)"/>
+          <w:color w:val="14181F"/>
+        </w:rPr>
+      </w:pPr>
+      <w:r>
+        <w:rPr>
+          <w:rStyle w:val="HTMLCode"/>
+          <w:rFonts w:ascii="var(--font-mono)" w:hAnsi="var(--font-mono)"/>
+          <w:color w:val="14181F"/>
+        </w:rPr>
+        <w:t xml:space="preserve">   Escalation rules — escalate if ANY are true:</w:t>
+      </w:r>
+    </w:p>
+    <w:p>
+      <w:pPr>
+        <w:pStyle w:val="HTMLPreformatted"/>
+        <w:rPr>
+          <w:rStyle w:val="HTMLCode"/>
+          <w:rFonts w:ascii="var(--font-mono)" w:hAnsi="var(--font-mono)"/>
+          <w:color w:val="14181F"/>
+        </w:rPr>
+      </w:pPr>
+      <w:r>
+        <w:rPr>
+          <w:rStyle w:val="HTMLCode"/>
+          <w:rFonts w:ascii="var(--font-mono)" w:hAnsi="var(--font-mono)"/>
+          <w:color w:val="14181F"/>
+        </w:rPr>
+        <w:t xml:space="preserve">   a) classification.confidence &lt; intent.confidence_threshold (default 0.70)</w:t>
+      </w:r>
+    </w:p>
+    <w:p>
+      <w:pPr>
+        <w:pStyle w:val="HTMLPreformatted"/>
+        <w:rPr>
+          <w:rStyle w:val="HTMLCode"/>
+          <w:rFonts w:ascii="var(--font-mono)" w:hAnsi="var(--font-mono)"/>
+          <w:color w:val="14181F"/>
+        </w:rPr>
+      </w:pPr>
+      <w:r>
+        <w:rPr>
+          <w:rStyle w:val="HTMLCode"/>
+          <w:rFonts w:ascii="var(--font-mono)" w:hAnsi="var(--font-mono)"/>
+          <w:color w:val="14181F"/>
+        </w:rPr>
+        <w:t xml:space="preserve">   b) user message contains explicit handoff keywords: "human", "agent", "person", "real person", "speak to someone", "talk to a representative"</w:t>
+      </w:r>
+    </w:p>
+    <w:p>
+      <w:pPr>
+        <w:pStyle w:val="HTMLPreformatted"/>
+        <w:rPr>
+          <w:rStyle w:val="HTMLCode"/>
+          <w:rFonts w:ascii="var(--font-mono)" w:hAnsi="var(--font-mono)"/>
+          <w:color w:val="14181F"/>
+        </w:rPr>
+      </w:pPr>
+      <w:r>
+        <w:rPr>
+          <w:rStyle w:val="HTMLCode"/>
+          <w:rFonts w:ascii="var(--font-mono)" w:hAnsi="var(--font-mono)"/>
+          <w:color w:val="14181F"/>
+        </w:rPr>
+        <w:t xml:space="preserve">   c) user message contains sensitive/legal keywords: "lawyer", "attorney", "fraud", "chargeback", "lawsuit", "sue", "court", "BBB", "consumer protection"</w:t>
+      </w:r>
+    </w:p>
+    <w:p>
+      <w:pPr>
+        <w:pStyle w:val="HTMLPreformatted"/>
+        <w:rPr>
+          <w:rStyle w:val="HTMLCode"/>
+          <w:rFonts w:ascii="var(--font-mono)" w:hAnsi="var(--font-mono)"/>
+          <w:color w:val="14181F"/>
+        </w:rPr>
+      </w:pPr>
+      <w:r>
+        <w:rPr>
+          <w:rStyle w:val="HTMLCode"/>
+          <w:rFonts w:ascii="var(--font-mono)" w:hAnsi="var(--font-mono)"/>
+          <w:color w:val="14181F"/>
+        </w:rPr>
+        <w:t xml:space="preserve">   d) any of intent.escalation_triggers fire for this case</w:t>
+      </w:r>
+    </w:p>
+    <w:p>
+      <w:pPr>
+        <w:pStyle w:val="HTMLPreformatted"/>
+        <w:rPr>
+          <w:rStyle w:val="HTMLCode"/>
+          <w:rFonts w:ascii="var(--font-mono)" w:hAnsi="var(--font-mono)"/>
+          <w:color w:val="14181F"/>
+        </w:rPr>
+      </w:pPr>
+      <w:r>
+        <w:rPr>
+          <w:rStyle w:val="HTMLCode"/>
+          <w:rFonts w:ascii="var(--font-mono)" w:hAnsi="var(--font-mono)"/>
+          <w:color w:val="14181F"/>
+        </w:rPr>
+        <w:t xml:space="preserve">   e) session_state shows the bot has already failed twice on the same intent in this session</w:t>
+      </w:r>
+    </w:p>
+    <w:p>
+      <w:pPr>
+        <w:pStyle w:val="HTMLPreformatted"/>
+        <w:rPr>
+          <w:rStyle w:val="HTMLCode"/>
+          <w:rFonts w:ascii="var(--font-mono)" w:hAnsi="var(--font-mono)"/>
+          <w:color w:val="14181F"/>
+        </w:rPr>
+      </w:pPr>
+      <w:r>
+        <w:rPr>
+          <w:rStyle w:val="HTMLCode"/>
+          <w:rFonts w:ascii="var(--font-mono)" w:hAnsi="var(--font-mono)"/>
+          <w:color w:val="14181F"/>
+        </w:rPr>
+        <w:t xml:space="preserve">   f) sentiment is strongly negative (we'll add sentiment in Prompt 7 — for now leave a hook)</w:t>
+      </w:r>
+    </w:p>
+    <w:p>
+      <w:pPr>
+        <w:pStyle w:val="HTMLPreformatted"/>
+        <w:rPr>
+          <w:rStyle w:val="HTMLCode"/>
+          <w:rFonts w:ascii="var(--font-mono)" w:hAnsi="var(--font-mono)"/>
+          <w:color w:val="14181F"/>
+        </w:rPr>
+      </w:pPr>
+    </w:p>
+    <w:p>
+      <w:pPr>
+        <w:pStyle w:val="HTMLPreformatted"/>
+        <w:rPr>
+          <w:rStyle w:val="HTMLCode"/>
+          <w:rFonts w:ascii="var(--font-mono)" w:hAnsi="var(--font-mono)"/>
+          <w:color w:val="14181F"/>
+        </w:rPr>
+      </w:pPr>
+      <w:r>
+        <w:rPr>
+          <w:rStyle w:val="HTMLCode"/>
+          <w:rFonts w:ascii="var(--font-mono)" w:hAnsi="var(--font-mono)"/>
+          <w:color w:val="14181F"/>
+        </w:rPr>
+        <w:t>3. Tests in /tests/test_classifier.py:</w:t>
+      </w:r>
+    </w:p>
+    <w:p>
+      <w:pPr>
+        <w:pStyle w:val="HTMLPreformatted"/>
+        <w:rPr>
+          <w:rStyle w:val="HTMLCode"/>
+          <w:rFonts w:ascii="var(--font-mono)" w:hAnsi="var(--font-mono)"/>
+          <w:color w:val="14181F"/>
+        </w:rPr>
+      </w:pPr>
+      <w:r>
+        <w:rPr>
+          <w:rStyle w:val="HTMLCode"/>
+          <w:rFonts w:ascii="var(--font-mono)" w:hAnsi="var(--font-mono)"/>
+          <w:color w:val="14181F"/>
+        </w:rPr>
+        <w:t xml:space="preserve">   - Mock the Anthropic API.</w:t>
+      </w:r>
+    </w:p>
+    <w:p>
+      <w:pPr>
+        <w:pStyle w:val="HTMLPreformatted"/>
+        <w:rPr>
+          <w:rStyle w:val="HTMLCode"/>
+          <w:rFonts w:ascii="var(--font-mono)" w:hAnsi="var(--font-mono)"/>
+          <w:color w:val="14181F"/>
+        </w:rPr>
+      </w:pPr>
+      <w:r>
+        <w:rPr>
+          <w:rStyle w:val="HTMLCode"/>
+          <w:rFonts w:ascii="var(--font-mono)" w:hAnsi="var(--font-mono)"/>
+          <w:color w:val="14181F"/>
+        </w:rPr>
+        <w:t xml:space="preserve">   - Test that a clear "where is my order #1234" maps to order_status with confidence &gt; 0.7.</w:t>
+      </w:r>
+    </w:p>
+    <w:p>
+      <w:pPr>
+        <w:pStyle w:val="HTMLPreformatted"/>
+        <w:rPr>
+          <w:rStyle w:val="HTMLCode"/>
+          <w:rFonts w:ascii="var(--font-mono)" w:hAnsi="var(--font-mono)"/>
+          <w:color w:val="14181F"/>
+        </w:rPr>
+      </w:pPr>
+      <w:r>
+        <w:rPr>
+          <w:rStyle w:val="HTMLCode"/>
+          <w:rFonts w:ascii="var(--font-mono)" w:hAnsi="var(--font-mono)"/>
+          <w:color w:val="14181F"/>
+        </w:rPr>
+        <w:t xml:space="preserve">   - Test that gibberish returns low confidence.</w:t>
+      </w:r>
+    </w:p>
+    <w:p>
+      <w:pPr>
+        <w:pStyle w:val="HTMLPreformatted"/>
+        <w:rPr>
+          <w:rStyle w:val="HTMLCode"/>
+          <w:rFonts w:ascii="var(--font-mono)" w:hAnsi="var(--font-mono)"/>
+          <w:color w:val="14181F"/>
+        </w:rPr>
+      </w:pPr>
+      <w:r>
+        <w:rPr>
+          <w:rStyle w:val="HTMLCode"/>
+          <w:rFonts w:ascii="var(--font-mono)" w:hAnsi="var(--font-mono)"/>
+          <w:color w:val="14181F"/>
+        </w:rPr>
+        <w:t xml:space="preserve">   - Test that varied phrasings ("track my package", "when will my stuff arrive") all classify to order_status.</w:t>
+      </w:r>
+    </w:p>
+    <w:p>
+      <w:pPr>
+        <w:pStyle w:val="HTMLPreformatted"/>
+        <w:rPr>
+          <w:rStyle w:val="HTMLCode"/>
+          <w:rFonts w:ascii="var(--font-mono)" w:hAnsi="var(--font-mono)"/>
+          <w:color w:val="14181F"/>
+        </w:rPr>
+      </w:pPr>
+    </w:p>
+    <w:p>
+      <w:pPr>
+        <w:pStyle w:val="HTMLPreformatted"/>
+        <w:rPr>
+          <w:rStyle w:val="HTMLCode"/>
+          <w:rFonts w:ascii="var(--font-mono)" w:hAnsi="var(--font-mono)"/>
+          <w:color w:val="14181F"/>
+        </w:rPr>
+      </w:pPr>
+      <w:r>
+        <w:rPr>
+          <w:rStyle w:val="HTMLCode"/>
+          <w:rFonts w:ascii="var(--font-mono)" w:hAnsi="var(--font-mono)"/>
+          <w:color w:val="14181F"/>
+        </w:rPr>
+        <w:t>4. Tests in /tests/test_escalation.py — pure unit tests (no LLM):</w:t>
+      </w:r>
+    </w:p>
+    <w:p>
+      <w:pPr>
+        <w:pStyle w:val="HTMLPreformatted"/>
+        <w:rPr>
+          <w:rStyle w:val="HTMLCode"/>
+          <w:rFonts w:ascii="var(--font-mono)" w:hAnsi="var(--font-mono)"/>
+          <w:color w:val="14181F"/>
+        </w:rPr>
+      </w:pPr>
+      <w:r>
+        <w:rPr>
+          <w:rStyle w:val="HTMLCode"/>
+          <w:rFonts w:ascii="var(--font-mono)" w:hAnsi="var(--font-mono)"/>
+          <w:color w:val="14181F"/>
+        </w:rPr>
+        <w:t xml:space="preserve">   - Low confidence → escalate.</w:t>
+      </w:r>
+    </w:p>
+    <w:p>
+      <w:pPr>
+        <w:pStyle w:val="HTMLPreformatted"/>
+        <w:rPr>
+          <w:rStyle w:val="HTMLCode"/>
+          <w:rFonts w:ascii="var(--font-mono)" w:hAnsi="var(--font-mono)"/>
+          <w:color w:val="14181F"/>
+        </w:rPr>
+      </w:pPr>
+      <w:r>
+        <w:rPr>
+          <w:rStyle w:val="HTMLCode"/>
+          <w:rFonts w:ascii="var(--font-mono)" w:hAnsi="var(--font-mono)"/>
+          <w:color w:val="14181F"/>
+        </w:rPr>
+        <w:t xml:space="preserve">   - Explicit "I want to speak to a human" → escalate regardless of confidence.</w:t>
+      </w:r>
+    </w:p>
+    <w:p>
+      <w:pPr>
+        <w:pStyle w:val="HTMLPreformatted"/>
+        <w:rPr>
+          <w:rStyle w:val="HTMLCode"/>
+          <w:rFonts w:ascii="var(--font-mono)" w:hAnsi="var(--font-mono)"/>
+          <w:color w:val="14181F"/>
+        </w:rPr>
+      </w:pPr>
+      <w:r>
+        <w:rPr>
+          <w:rStyle w:val="HTMLCode"/>
+          <w:rFonts w:ascii="var(--font-mono)" w:hAnsi="var(--font-mono)"/>
+          <w:color w:val="14181F"/>
+        </w:rPr>
+        <w:t xml:space="preserve">   - "I'll call my lawyer" → escalate with reason=escalated_sensitive.</w:t>
+      </w:r>
+    </w:p>
+    <w:p>
+      <w:pPr>
+        <w:pStyle w:val="HTMLPreformatted"/>
+        <w:rPr>
+          <w:rStyle w:val="HTMLCode"/>
+          <w:rFonts w:ascii="var(--font-mono)" w:hAnsi="var(--font-mono)"/>
+          <w:color w:val="14181F"/>
+        </w:rPr>
+      </w:pPr>
+      <w:r>
+        <w:rPr>
+          <w:rStyle w:val="HTMLCode"/>
+          <w:rFonts w:ascii="var(--font-mono)" w:hAnsi="var(--font-mono)"/>
+          <w:color w:val="14181F"/>
+        </w:rPr>
+        <w:t xml:space="preserve">   - Two prior failures on same intent → escalate.</w:t>
+      </w:r>
+    </w:p>
+    <w:p>
+      <w:pPr>
+        <w:pStyle w:val="HTMLPreformatted"/>
+        <w:rPr>
+          <w:rStyle w:val="HTMLCode"/>
+          <w:rFonts w:ascii="var(--font-mono)" w:hAnsi="var(--font-mono)"/>
+          <w:color w:val="14181F"/>
+        </w:rPr>
+      </w:pPr>
+    </w:p>
+    <w:p>
+      <w:pPr>
+        <w:pStyle w:val="HTMLPreformatted"/>
+        <w:rPr>
+          <w:rFonts w:ascii="var(--font-mono)" w:hAnsi="var(--font-mono)"/>
+          <w:color w:val="14181F"/>
+        </w:rPr>
+      </w:pPr>
+      <w:r>
+        <w:rPr>
+          <w:rStyle w:val="HTMLCode"/>
+          <w:rFonts w:ascii="var(--font-mono)" w:hAnsi="var(--font-mono)"/>
+          <w:color w:val="14181F"/>
+        </w:rPr>
+        <w:t>Stop and show me both test suites passing.</w:t>
+      </w:r>
+    </w:p>
+    <w:p/>
+    <w:p>
+      <w:pPr>
+        <w:pStyle w:val="Heading3"/>
+      </w:pPr>
+      <w:r>
+        <w:t>Prompt 7 — Resolution Engine + Mock Backend APIs</w:t>
+      </w:r>
+    </w:p>
+    <w:p>
+      <w:pPr>
+        <w:pStyle w:val="HTMLPreformatted"/>
+        <w:rPr>
+          <w:rStyle w:val="HTMLCode"/>
+          <w:rFonts w:ascii="var(--font-mono)" w:hAnsi="var(--font-mono)"/>
+          <w:color w:val="14181F"/>
+        </w:rPr>
+      </w:pPr>
+      <w:r>
+        <w:rPr>
+          <w:rStyle w:val="HTMLCode"/>
+          <w:rFonts w:ascii="var(--font-mono)" w:hAnsi="var(--font-mono)"/>
+          <w:color w:val="14181F"/>
+        </w:rPr>
+        <w:lastRenderedPageBreak/>
+        <w:t>The classifier knows WHAT the user wants. The resolution engine actually solves it (or collects the data needed to solve it).</w:t>
+      </w:r>
+    </w:p>
+    <w:p>
+      <w:pPr>
+        <w:pStyle w:val="HTMLPreformatted"/>
+        <w:rPr>
+          <w:rStyle w:val="HTMLCode"/>
+          <w:rFonts w:ascii="var(--font-mono)" w:hAnsi="var(--font-mono)"/>
+          <w:color w:val="14181F"/>
+        </w:rPr>
+      </w:pPr>
+    </w:p>
+    <w:p>
+      <w:pPr>
+        <w:pStyle w:val="HTMLPreformatted"/>
+        <w:rPr>
+          <w:rStyle w:val="HTMLCode"/>
+          <w:rFonts w:ascii="var(--font-mono)" w:hAnsi="var(--font-mono)"/>
+          <w:color w:val="14181F"/>
+        </w:rPr>
+      </w:pPr>
+      <w:r>
+        <w:rPr>
+          <w:rStyle w:val="HTMLCode"/>
+          <w:rFonts w:ascii="var(--font-mono)" w:hAnsi="var(--font-mono)"/>
+          <w:color w:val="14181F"/>
+        </w:rPr>
+        <w:t>Tasks:</w:t>
+      </w:r>
+    </w:p>
+    <w:p>
+      <w:pPr>
+        <w:pStyle w:val="HTMLPreformatted"/>
+        <w:rPr>
+          <w:rStyle w:val="HTMLCode"/>
+          <w:rFonts w:ascii="var(--font-mono)" w:hAnsi="var(--font-mono)"/>
+          <w:color w:val="14181F"/>
+        </w:rPr>
+      </w:pPr>
+    </w:p>
+    <w:p>
+      <w:pPr>
+        <w:pStyle w:val="HTMLPreformatted"/>
+        <w:rPr>
+          <w:rStyle w:val="HTMLCode"/>
+          <w:rFonts w:ascii="var(--font-mono)" w:hAnsi="var(--font-mono)"/>
+          <w:color w:val="14181F"/>
+        </w:rPr>
+      </w:pPr>
+      <w:r>
+        <w:rPr>
+          <w:rStyle w:val="HTMLCode"/>
+          <w:rFonts w:ascii="var(--font-mono)" w:hAnsi="var(--font-mono)"/>
+          <w:color w:val="14181F"/>
+        </w:rPr>
+        <w:t>1. Create /chatbot/resolution/engine.py:</w:t>
+      </w:r>
+    </w:p>
+    <w:p>
+      <w:pPr>
+        <w:pStyle w:val="HTMLPreformatted"/>
+        <w:rPr>
+          <w:rStyle w:val="HTMLCode"/>
+          <w:rFonts w:ascii="var(--font-mono)" w:hAnsi="var(--font-mono)"/>
+          <w:color w:val="14181F"/>
+        </w:rPr>
+      </w:pPr>
+    </w:p>
+    <w:p>
+      <w:pPr>
+        <w:pStyle w:val="HTMLPreformatted"/>
+        <w:rPr>
+          <w:rStyle w:val="HTMLCode"/>
+          <w:rFonts w:ascii="var(--font-mono)" w:hAnsi="var(--font-mono)"/>
+          <w:color w:val="14181F"/>
+        </w:rPr>
+      </w:pPr>
+      <w:r>
+        <w:rPr>
+          <w:rStyle w:val="HTMLCode"/>
+          <w:rFonts w:ascii="var(--font-mono)" w:hAnsi="var(--font-mono)"/>
+          <w:color w:val="14181F"/>
+        </w:rPr>
+        <w:t xml:space="preserve">   Class ResolutionEngine with resolve(intent, slots, conversation_state) → ResolutionResult</w:t>
+      </w:r>
+    </w:p>
+    <w:p>
+      <w:pPr>
+        <w:pStyle w:val="HTMLPreformatted"/>
+        <w:rPr>
+          <w:rStyle w:val="HTMLCode"/>
+          <w:rFonts w:ascii="var(--font-mono)" w:hAnsi="var(--font-mono)"/>
+          <w:color w:val="14181F"/>
+        </w:rPr>
+      </w:pPr>
+    </w:p>
+    <w:p>
+      <w:pPr>
+        <w:pStyle w:val="HTMLPreformatted"/>
+        <w:rPr>
+          <w:rStyle w:val="HTMLCode"/>
+          <w:rFonts w:ascii="var(--font-mono)" w:hAnsi="var(--font-mono)"/>
+          <w:color w:val="14181F"/>
+        </w:rPr>
+      </w:pPr>
+      <w:r>
+        <w:rPr>
+          <w:rStyle w:val="HTMLCode"/>
+          <w:rFonts w:ascii="var(--font-mono)" w:hAnsi="var(--font-mono)"/>
+          <w:color w:val="14181F"/>
+        </w:rPr>
+        <w:t xml:space="preserve">   ResolutionResult: {</w:t>
+      </w:r>
+    </w:p>
+    <w:p>
+      <w:pPr>
+        <w:pStyle w:val="HTMLPreformatted"/>
+        <w:rPr>
+          <w:rStyle w:val="HTMLCode"/>
+          <w:rFonts w:ascii="var(--font-mono)" w:hAnsi="var(--font-mono)"/>
+          <w:color w:val="14181F"/>
+        </w:rPr>
+      </w:pPr>
+      <w:r>
+        <w:rPr>
+          <w:rStyle w:val="HTMLCode"/>
+          <w:rFonts w:ascii="var(--font-mono)" w:hAnsi="var(--font-mono)"/>
+          <w:color w:val="14181F"/>
+        </w:rPr>
+        <w:t xml:space="preserve">     status: "resolved" | "needs_slot" | "failed",</w:t>
+      </w:r>
+    </w:p>
+    <w:p>
+      <w:pPr>
+        <w:pStyle w:val="HTMLPreformatted"/>
+        <w:rPr>
+          <w:rStyle w:val="HTMLCode"/>
+          <w:rFonts w:ascii="var(--font-mono)" w:hAnsi="var(--font-mono)"/>
+          <w:color w:val="14181F"/>
+        </w:rPr>
+      </w:pPr>
+      <w:r>
+        <w:rPr>
+          <w:rStyle w:val="HTMLCode"/>
+          <w:rFonts w:ascii="var(--font-mono)" w:hAnsi="var(--font-mono)"/>
+          <w:color w:val="14181F"/>
+        </w:rPr>
+        <w:t xml:space="preserve">     bot_response: str,</w:t>
+      </w:r>
+    </w:p>
+    <w:p>
+      <w:pPr>
+        <w:pStyle w:val="HTMLPreformatted"/>
+        <w:rPr>
+          <w:rStyle w:val="HTMLCode"/>
+          <w:rFonts w:ascii="var(--font-mono)" w:hAnsi="var(--font-mono)"/>
+          <w:color w:val="14181F"/>
+        </w:rPr>
+      </w:pPr>
+      <w:r>
+        <w:rPr>
+          <w:rStyle w:val="HTMLCode"/>
+          <w:rFonts w:ascii="var(--font-mono)" w:hAnsi="var(--font-mono)"/>
+          <w:color w:val="14181F"/>
+        </w:rPr>
+        <w:t xml:space="preserve">     missing_slot: str | None,</w:t>
+      </w:r>
+    </w:p>
+    <w:p>
+      <w:pPr>
+        <w:pStyle w:val="HTMLPreformatted"/>
+        <w:rPr>
+          <w:rStyle w:val="HTMLCode"/>
+          <w:rFonts w:ascii="var(--font-mono)" w:hAnsi="var(--font-mono)"/>
+          <w:color w:val="14181F"/>
+        </w:rPr>
+      </w:pPr>
+      <w:r>
+        <w:rPr>
+          <w:rStyle w:val="HTMLCode"/>
+          <w:rFonts w:ascii="var(--font-mono)" w:hAnsi="var(--font-mono)"/>
+          <w:color w:val="14181F"/>
+        </w:rPr>
+        <w:t xml:space="preserve">     api_data: dict | None</w:t>
+      </w:r>
+    </w:p>
+    <w:p>
+      <w:pPr>
+        <w:pStyle w:val="HTMLPreformatted"/>
+        <w:rPr>
+          <w:rStyle w:val="HTMLCode"/>
+          <w:rFonts w:ascii="var(--font-mono)" w:hAnsi="var(--font-mono)"/>
+          <w:color w:val="14181F"/>
+        </w:rPr>
+      </w:pPr>
+      <w:r>
+        <w:rPr>
+          <w:rStyle w:val="HTMLCode"/>
+          <w:rFonts w:ascii="var(--font-mono)" w:hAnsi="var(--font-mono)"/>
+          <w:color w:val="14181F"/>
+        </w:rPr>
+        <w:t xml:space="preserve">   }</w:t>
+      </w:r>
+    </w:p>
+    <w:p>
+      <w:pPr>
+        <w:pStyle w:val="HTMLPreformatted"/>
+        <w:rPr>
+          <w:rStyle w:val="HTMLCode"/>
+          <w:rFonts w:ascii="var(--font-mono)" w:hAnsi="var(--font-mono)"/>
+          <w:color w:val="14181F"/>
+        </w:rPr>
+      </w:pPr>
+    </w:p>
+    <w:p>
+      <w:pPr>
+        <w:pStyle w:val="HTMLPreformatted"/>
+        <w:rPr>
+          <w:rStyle w:val="HTMLCode"/>
+          <w:rFonts w:ascii="var(--font-mono)" w:hAnsi="var(--font-mono)"/>
+          <w:color w:val="14181F"/>
+        </w:rPr>
+      </w:pPr>
+      <w:r>
+        <w:rPr>
+          <w:rStyle w:val="HTMLCode"/>
+          <w:rFonts w:ascii="var(--font-mono)" w:hAnsi="var(--font-mono)"/>
+          <w:color w:val="14181F"/>
+        </w:rPr>
+        <w:t xml:space="preserve">   Logic:</w:t>
+      </w:r>
+    </w:p>
+    <w:p>
+      <w:pPr>
+        <w:pStyle w:val="HTMLPreformatted"/>
+        <w:rPr>
+          <w:rStyle w:val="HTMLCode"/>
+          <w:rFonts w:ascii="var(--font-mono)" w:hAnsi="var(--font-mono)"/>
+          <w:color w:val="14181F"/>
+        </w:rPr>
+      </w:pPr>
+      <w:r>
+        <w:rPr>
+          <w:rStyle w:val="HTMLCode"/>
+          <w:rFonts w:ascii="var(--font-mono)" w:hAnsi="var(--font-mono)"/>
+          <w:color w:val="14181F"/>
+        </w:rPr>
+        <w:t xml:space="preserve">   - Look up the intent in the registry.</w:t>
+      </w:r>
+    </w:p>
+    <w:p>
+      <w:pPr>
+        <w:pStyle w:val="HTMLPreformatted"/>
+        <w:rPr>
+          <w:rStyle w:val="HTMLCode"/>
+          <w:rFonts w:ascii="var(--font-mono)" w:hAnsi="var(--font-mono)"/>
+          <w:color w:val="14181F"/>
+        </w:rPr>
+      </w:pPr>
+      <w:r>
+        <w:rPr>
+          <w:rStyle w:val="HTMLCode"/>
+          <w:rFonts w:ascii="var(--font-mono)" w:hAnsi="var(--font-mono)"/>
+          <w:color w:val="14181F"/>
+        </w:rPr>
+        <w:t xml:space="preserve">   - Check required_slots — if any missing, return needs_slot with the slot's prompt as bot_response.</w:t>
+      </w:r>
+    </w:p>
+    <w:p>
+      <w:pPr>
+        <w:pStyle w:val="HTMLPreformatted"/>
+        <w:rPr>
+          <w:rStyle w:val="HTMLCode"/>
+          <w:rFonts w:ascii="var(--font-mono)" w:hAnsi="var(--font-mono)"/>
+          <w:color w:val="14181F"/>
+        </w:rPr>
+      </w:pPr>
+      <w:r>
+        <w:rPr>
+          <w:rStyle w:val="HTMLCode"/>
+          <w:rFonts w:ascii="var(--font-mono)" w:hAnsi="var(--font-mono)"/>
+          <w:color w:val="14181F"/>
+        </w:rPr>
+        <w:t xml:space="preserve">   - If all slots present, dispatch on resolution_type:</w:t>
+      </w:r>
+    </w:p>
+    <w:p>
+      <w:pPr>
+        <w:pStyle w:val="HTMLPreformatted"/>
+        <w:rPr>
+          <w:rStyle w:val="HTMLCode"/>
+          <w:rFonts w:ascii="var(--font-mono)" w:hAnsi="var(--font-mono)"/>
+          <w:color w:val="14181F"/>
+        </w:rPr>
+      </w:pPr>
+      <w:r>
+        <w:rPr>
+          <w:rStyle w:val="HTMLCode"/>
+          <w:rFonts w:ascii="var(--font-mono)" w:hAnsi="var(--font-mono)"/>
+          <w:color w:val="14181F"/>
+        </w:rPr>
+        <w:t xml:space="preserve">     * api_call → call the corresponding mock backend, format response_template with the result.</w:t>
+      </w:r>
+    </w:p>
+    <w:p>
+      <w:pPr>
+        <w:pStyle w:val="HTMLPreformatted"/>
+        <w:rPr>
+          <w:rStyle w:val="HTMLCode"/>
+          <w:rFonts w:ascii="var(--font-mono)" w:hAnsi="var(--font-mono)"/>
+          <w:color w:val="14181F"/>
+        </w:rPr>
+      </w:pPr>
+      <w:r>
+        <w:rPr>
+          <w:rStyle w:val="HTMLCode"/>
+          <w:rFonts w:ascii="var(--font-mono)" w:hAnsi="var(--font-mono)"/>
+          <w:color w:val="14181F"/>
+        </w:rPr>
+        <w:t xml:space="preserve">     * faq_answer → return the answer text.</w:t>
+      </w:r>
+    </w:p>
+    <w:p>
+      <w:pPr>
+        <w:pStyle w:val="HTMLPreformatted"/>
+        <w:rPr>
+          <w:rStyle w:val="HTMLCode"/>
+          <w:rFonts w:ascii="var(--font-mono)" w:hAnsi="var(--font-mono)"/>
+          <w:color w:val="14181F"/>
+        </w:rPr>
+      </w:pPr>
+      <w:r>
+        <w:rPr>
+          <w:rStyle w:val="HTMLCode"/>
+          <w:rFonts w:ascii="var(--font-mono)" w:hAnsi="var(--font-mono)"/>
+          <w:color w:val="14181F"/>
+        </w:rPr>
+        <w:t xml:space="preserve">     * guided_flow → step through the flow steps one at a time.</w:t>
+      </w:r>
+    </w:p>
+    <w:p>
+      <w:pPr>
+        <w:pStyle w:val="HTMLPreformatted"/>
+        <w:rPr>
+          <w:rStyle w:val="HTMLCode"/>
+          <w:rFonts w:ascii="var(--font-mono)" w:hAnsi="var(--font-mono)"/>
+          <w:color w:val="14181F"/>
+        </w:rPr>
+      </w:pPr>
+    </w:p>
+    <w:p>
+      <w:pPr>
+        <w:pStyle w:val="HTMLPreformatted"/>
+        <w:rPr>
+          <w:rStyle w:val="HTMLCode"/>
+          <w:rFonts w:ascii="var(--font-mono)" w:hAnsi="var(--font-mono)"/>
+          <w:color w:val="14181F"/>
+        </w:rPr>
+      </w:pPr>
+      <w:r>
+        <w:rPr>
+          <w:rStyle w:val="HTMLCode"/>
+          <w:rFonts w:ascii="var(--font-mono)" w:hAnsi="var(--font-mono)"/>
+          <w:color w:val="14181F"/>
+        </w:rPr>
+        <w:t>2. Create /chatbot/mock_backend/ — fake e-commerce APIs that mimic Shopify:</w:t>
+      </w:r>
+    </w:p>
+    <w:p>
+      <w:pPr>
+        <w:pStyle w:val="HTMLPreformatted"/>
+        <w:rPr>
+          <w:rStyle w:val="HTMLCode"/>
+          <w:rFonts w:ascii="var(--font-mono)" w:hAnsi="var(--font-mono)"/>
+          <w:color w:val="14181F"/>
+        </w:rPr>
+      </w:pPr>
+      <w:r>
+        <w:rPr>
+          <w:rStyle w:val="HTMLCode"/>
+          <w:rFonts w:ascii="var(--font-mono)" w:hAnsi="var(--font-mono)"/>
+          <w:color w:val="14181F"/>
+        </w:rPr>
+        <w:t xml:space="preserve">   - orders_api.py: get_order(order_id, email) → returns mock order with status, eta, tracking_url. Include some orders in different states (shipped, delivered, lost, processing).</w:t>
+      </w:r>
+    </w:p>
+    <w:p>
+      <w:pPr>
+        <w:pStyle w:val="HTMLPreformatted"/>
+        <w:rPr>
+          <w:rStyle w:val="HTMLCode"/>
+          <w:rFonts w:ascii="var(--font-mono)" w:hAnsi="var(--font-mono)"/>
+          <w:color w:val="14181F"/>
+        </w:rPr>
+      </w:pPr>
+      <w:r>
+        <w:rPr>
+          <w:rStyle w:val="HTMLCode"/>
+          <w:rFonts w:ascii="var(--font-mono)" w:hAnsi="var(--font-mono)"/>
+          <w:color w:val="14181F"/>
+        </w:rPr>
+        <w:t xml:space="preserve">   - inventory_api.py: check_availability(product_name) → in_stock + stock_count.</w:t>
+      </w:r>
+    </w:p>
+    <w:p>
+      <w:pPr>
+        <w:pStyle w:val="HTMLPreformatted"/>
+        <w:rPr>
+          <w:rStyle w:val="HTMLCode"/>
+          <w:rFonts w:ascii="var(--font-mono)" w:hAnsi="var(--font-mono)"/>
+          <w:color w:val="14181F"/>
+        </w:rPr>
+      </w:pPr>
+      <w:r>
+        <w:rPr>
+          <w:rStyle w:val="HTMLCode"/>
+          <w:rFonts w:ascii="var(--font-mono)" w:hAnsi="var(--font-mono)"/>
+          <w:color w:val="14181F"/>
+        </w:rPr>
+        <w:t xml:space="preserve">   - refunds_api.py: get_refund_status(order_id) → status + expected_date.</w:t>
+      </w:r>
+    </w:p>
+    <w:p>
+      <w:pPr>
+        <w:pStyle w:val="HTMLPreformatted"/>
+        <w:rPr>
+          <w:rStyle w:val="HTMLCode"/>
+          <w:rFonts w:ascii="var(--font-mono)" w:hAnsi="var(--font-mono)"/>
+          <w:color w:val="14181F"/>
+        </w:rPr>
+      </w:pPr>
+      <w:r>
+        <w:rPr>
+          <w:rStyle w:val="HTMLCode"/>
+          <w:rFonts w:ascii="var(--font-mono)" w:hAnsi="var(--font-mono)"/>
+          <w:color w:val="14181F"/>
+        </w:rPr>
+        <w:t xml:space="preserve">   - mock_data.py: 20 mock orders, 40 mock products. Make order IDs predictable like "ORD-1001" through "ORD-1020".</w:t>
+      </w:r>
+    </w:p>
+    <w:p>
+      <w:pPr>
+        <w:pStyle w:val="HTMLPreformatted"/>
+        <w:rPr>
+          <w:rStyle w:val="HTMLCode"/>
+          <w:rFonts w:ascii="var(--font-mono)" w:hAnsi="var(--font-mono)"/>
+          <w:color w:val="14181F"/>
+        </w:rPr>
+      </w:pPr>
+    </w:p>
+    <w:p>
+      <w:pPr>
+        <w:pStyle w:val="HTMLPreformatted"/>
+        <w:rPr>
+          <w:rStyle w:val="HTMLCode"/>
+          <w:rFonts w:ascii="var(--font-mono)" w:hAnsi="var(--font-mono)"/>
+          <w:color w:val="14181F"/>
+        </w:rPr>
+      </w:pPr>
+      <w:r>
+        <w:rPr>
+          <w:rStyle w:val="HTMLCode"/>
+          <w:rFonts w:ascii="var(--font-mono)" w:hAnsi="var(--font-mono)"/>
+          <w:color w:val="14181F"/>
+        </w:rPr>
+        <w:t>3. Slot-filling logic — the bot must hold state across turns:</w:t>
+      </w:r>
+    </w:p>
+    <w:p>
+      <w:pPr>
+        <w:pStyle w:val="HTMLPreformatted"/>
+        <w:rPr>
+          <w:rStyle w:val="HTMLCode"/>
+          <w:rFonts w:ascii="var(--font-mono)" w:hAnsi="var(--font-mono)"/>
+          <w:color w:val="14181F"/>
+        </w:rPr>
+      </w:pPr>
+      <w:r>
+        <w:rPr>
+          <w:rStyle w:val="HTMLCode"/>
+          <w:rFonts w:ascii="var(--font-mono)" w:hAnsi="var(--font-mono)"/>
+          <w:color w:val="14181F"/>
+        </w:rPr>
+        <w:t xml:space="preserve">   - Create /chatbot/session/state.py with ConversationState class.</w:t>
+      </w:r>
+    </w:p>
+    <w:p>
+      <w:pPr>
+        <w:pStyle w:val="HTMLPreformatted"/>
+        <w:rPr>
+          <w:rStyle w:val="HTMLCode"/>
+          <w:rFonts w:ascii="var(--font-mono)" w:hAnsi="var(--font-mono)"/>
+          <w:color w:val="14181F"/>
+        </w:rPr>
+      </w:pPr>
+      <w:r>
+        <w:rPr>
+          <w:rStyle w:val="HTMLCode"/>
+          <w:rFonts w:ascii="var(--font-mono)" w:hAnsi="var(--font-mono)"/>
+          <w:color w:val="14181F"/>
+        </w:rPr>
+        <w:t xml:space="preserve">   - Tracks: ticket_id, current_intent, collected_slots, missing_slots, failure_count_per_intent.</w:t>
+      </w:r>
+    </w:p>
+    <w:p>
+      <w:pPr>
+        <w:pStyle w:val="HTMLPreformatted"/>
+        <w:rPr>
+          <w:rStyle w:val="HTMLCode"/>
+          <w:rFonts w:ascii="var(--font-mono)" w:hAnsi="var(--font-mono)"/>
+          <w:color w:val="14181F"/>
+        </w:rPr>
+      </w:pPr>
+      <w:r>
+        <w:rPr>
+          <w:rStyle w:val="HTMLCode"/>
+          <w:rFonts w:ascii="var(--font-mono)" w:hAnsi="var(--font-mono)"/>
+          <w:color w:val="14181F"/>
+        </w:rPr>
+        <w:t xml:space="preserve">   - Persisted in Streamlit's st.session_state on the frontend, but the class itself is framework-agnostic.</w:t>
+      </w:r>
+    </w:p>
+    <w:p>
+      <w:pPr>
+        <w:pStyle w:val="HTMLPreformatted"/>
+        <w:rPr>
+          <w:rStyle w:val="HTMLCode"/>
+          <w:rFonts w:ascii="var(--font-mono)" w:hAnsi="var(--font-mono)"/>
+          <w:color w:val="14181F"/>
+        </w:rPr>
+      </w:pPr>
+    </w:p>
+    <w:p>
+      <w:pPr>
+        <w:pStyle w:val="HTMLPreformatted"/>
+        <w:rPr>
+          <w:rStyle w:val="HTMLCode"/>
+          <w:rFonts w:ascii="var(--font-mono)" w:hAnsi="var(--font-mono)"/>
+          <w:color w:val="14181F"/>
+        </w:rPr>
+      </w:pPr>
+      <w:r>
+        <w:rPr>
+          <w:rStyle w:val="HTMLCode"/>
+          <w:rFonts w:ascii="var(--font-mono)" w:hAnsi="var(--font-mono)"/>
+          <w:color w:val="14181F"/>
+        </w:rPr>
+        <w:t>4. Tests in /tests/test_resolution.py:</w:t>
+      </w:r>
+    </w:p>
+    <w:p>
+      <w:pPr>
+        <w:pStyle w:val="HTMLPreformatted"/>
+        <w:rPr>
+          <w:rStyle w:val="HTMLCode"/>
+          <w:rFonts w:ascii="var(--font-mono)" w:hAnsi="var(--font-mono)"/>
+          <w:color w:val="14181F"/>
+        </w:rPr>
+      </w:pPr>
+      <w:r>
+        <w:rPr>
+          <w:rStyle w:val="HTMLCode"/>
+          <w:rFonts w:ascii="var(--font-mono)" w:hAnsi="var(--font-mono)"/>
+          <w:color w:val="14181F"/>
+        </w:rPr>
+        <w:t xml:space="preserve">   - "where's my order" with no order_id → asks for order_id (needs_slot).</w:t>
+      </w:r>
+    </w:p>
+    <w:p>
+      <w:pPr>
+        <w:pStyle w:val="HTMLPreformatted"/>
+        <w:rPr>
+          <w:rStyle w:val="HTMLCode"/>
+          <w:rFonts w:ascii="var(--font-mono)" w:hAnsi="var(--font-mono)"/>
+          <w:color w:val="14181F"/>
+        </w:rPr>
+      </w:pPr>
+      <w:r>
+        <w:rPr>
+          <w:rStyle w:val="HTMLCode"/>
+          <w:rFonts w:ascii="var(--font-mono)" w:hAnsi="var(--font-mono)"/>
+          <w:color w:val="14181F"/>
+        </w:rPr>
+        <w:t xml:space="preserve">   - "where's my order, it's ORD-1001 and email is x@y.com" → returns order status.</w:t>
+      </w:r>
+    </w:p>
+    <w:p>
+      <w:pPr>
+        <w:pStyle w:val="HTMLPreformatted"/>
+        <w:rPr>
+          <w:rStyle w:val="HTMLCode"/>
+          <w:rFonts w:ascii="var(--font-mono)" w:hAnsi="var(--font-mono)"/>
+          <w:color w:val="14181F"/>
+        </w:rPr>
+      </w:pPr>
+      <w:r>
+        <w:rPr>
+          <w:rStyle w:val="HTMLCode"/>
+          <w:rFonts w:ascii="var(--font-mono)" w:hAnsi="var(--font-mono)"/>
+          <w:color w:val="14181F"/>
+        </w:rPr>
+        <w:t xml:space="preserve">   - return_policy → returns the FAQ text directly.</w:t>
+      </w:r>
+    </w:p>
+    <w:p>
+      <w:pPr>
+        <w:pStyle w:val="HTMLPreformatted"/>
+        <w:rPr>
+          <w:rStyle w:val="HTMLCode"/>
+          <w:rFonts w:ascii="var(--font-mono)" w:hAnsi="var(--font-mono)"/>
+          <w:color w:val="14181F"/>
+        </w:rPr>
+      </w:pPr>
+      <w:r>
+        <w:rPr>
+          <w:rStyle w:val="HTMLCode"/>
+          <w:rFonts w:ascii="var(--font-mono)" w:hAnsi="var(--font-mono)"/>
+          <w:color w:val="14181F"/>
+        </w:rPr>
+        <w:t xml:space="preserve">   - cancel_order on already-shipped order → escalates (escalation_trigger fires).</w:t>
+      </w:r>
+    </w:p>
+    <w:p>
+      <w:pPr>
+        <w:pStyle w:val="HTMLPreformatted"/>
+        <w:rPr>
+          <w:rStyle w:val="HTMLCode"/>
+          <w:rFonts w:ascii="var(--font-mono)" w:hAnsi="var(--font-mono)"/>
+          <w:color w:val="14181F"/>
+        </w:rPr>
+      </w:pPr>
+    </w:p>
+    <w:p>
+      <w:pPr>
+        <w:pStyle w:val="HTMLPreformatted"/>
+        <w:rPr>
+          <w:rFonts w:ascii="var(--font-mono)" w:hAnsi="var(--font-mono)"/>
+          <w:color w:val="14181F"/>
+        </w:rPr>
+      </w:pPr>
+      <w:r>
+        <w:rPr>
+          <w:rStyle w:val="HTMLCode"/>
+          <w:rFonts w:ascii="var(--font-mono)" w:hAnsi="var(--font-mono)"/>
+          <w:color w:val="14181F"/>
+        </w:rPr>
+        <w:t>Stop and show me the tests passing plus a sample successful resolution flow in the test output.</w:t>
+      </w:r>
+    </w:p>
+    <w:p/>
+    <w:p>
+      <w:pPr>
+        <w:spacing w:before="100" w:beforeAutospacing="1" w:after="100" w:afterAutospacing="1" w:line="240" w:lineRule="auto"/>
+        <w:outlineLvl w:val="2"/>
+        <w:rPr>
+          <w:rFonts w:ascii="Times New Roman" w:eastAsia="Times New Roman" w:hAnsi="Times New Roman" w:cs="Times New Roman"/>
+          <w:b/>
+          <w:bCs/>
+          <w:sz w:val="27"/>
+          <w:szCs w:val="27"/>
+        </w:rPr>
+      </w:pPr>
+      <w:r>
+        <w:rPr>
+          <w:rFonts w:ascii="Times New Roman" w:eastAsia="Times New Roman" w:hAnsi="Times New Roman" w:cs="Times New Roman"/>
+          <w:b/>
+          <w:bCs/>
+          <w:sz w:val="27"/>
+          <w:szCs w:val="27"/>
+        </w:rPr>
+        <w:t>Prompt 8 — Orchestrator (the actual chatbot loop)</w:t>
+      </w:r>
+    </w:p>
+    <w:p>
+      <w:pPr>
+        <w:tabs>
+          <w:tab w:val="left" w:pos="916"/>
+          <w:tab w:val="left" w:pos="1832"/>
+          <w:tab w:val="left" w:pos="2748"/>
+          <w:tab w:val="left" w:pos="3664"/>
+          <w:tab w:val="left" w:pos="4580"/>
+          <w:tab w:val="left" w:pos="5496"/>
+          <w:tab w:val="left" w:pos="6412"/>
+          <w:tab w:val="left" w:pos="7328"/>
+          <w:tab w:val="left" w:pos="8244"/>
+          <w:tab w:val="left" w:pos="9160"/>
+          <w:tab w:val="left" w:pos="10076"/>
+          <w:tab w:val="left" w:pos="10992"/>
+          <w:tab w:val="left" w:pos="11908"/>
+          <w:tab w:val="left" w:pos="12824"/>
+          <w:tab w:val="left" w:pos="13740"/>
+          <w:tab w:val="left" w:pos="14656"/>
+        </w:tabs>
+        <w:spacing w:after="0" w:line="240" w:lineRule="auto"/>
+        <w:rPr>
+          <w:rFonts w:ascii="var(--font-mono)" w:eastAsia="Times New Roman" w:hAnsi="var(--font-mono)" w:cs="Courier New"/>
+          <w:color w:val="14181F"/>
+          <w:sz w:val="20"/>
+          <w:szCs w:val="20"/>
+        </w:rPr>
+      </w:pPr>
+      <w:r>
+        <w:rPr>
+          <w:rFonts w:ascii="var(--font-mono)" w:eastAsia="Times New Roman" w:hAnsi="var(--font-mono)" w:cs="Courier New"/>
+          <w:color w:val="14181F"/>
+          <w:sz w:val="20"/>
+          <w:szCs w:val="20"/>
+        </w:rPr>
+        <w:t>Now we wire classifier + escalation + resolution + ticket storage into one orchestrator that the UI calls.</w:t>
+      </w:r>
+    </w:p>
+    <w:p>
+      <w:pPr>
+        <w:tabs>
+          <w:tab w:val="left" w:pos="916"/>
+          <w:tab w:val="left" w:pos="1832"/>
+          <w:tab w:val="left" w:pos="2748"/>
+          <w:tab w:val="left" w:pos="3664"/>
+          <w:tab w:val="left" w:pos="4580"/>
+          <w:tab w:val="left" w:pos="5496"/>
+          <w:tab w:val="left" w:pos="6412"/>
+          <w:tab w:val="left" w:pos="7328"/>
+          <w:tab w:val="left" w:pos="8244"/>
+          <w:tab w:val="left" w:pos="9160"/>
+          <w:tab w:val="left" w:pos="10076"/>
+          <w:tab w:val="left" w:pos="10992"/>
+          <w:tab w:val="left" w:pos="11908"/>
+          <w:tab w:val="left" w:pos="12824"/>
+          <w:tab w:val="left" w:pos="13740"/>
+          <w:tab w:val="left" w:pos="14656"/>
+        </w:tabs>
+        <w:spacing w:after="0" w:line="240" w:lineRule="auto"/>
+        <w:rPr>
+          <w:rFonts w:ascii="var(--font-mono)" w:eastAsia="Times New Roman" w:hAnsi="var(--font-mono)" w:cs="Courier New"/>
+          <w:color w:val="14181F"/>
+          <w:sz w:val="20"/>
+          <w:szCs w:val="20"/>
+        </w:rPr>
+      </w:pPr>
+    </w:p>
+    <w:p>
+      <w:pPr>
+        <w:tabs>
+          <w:tab w:val="left" w:pos="916"/>
+          <w:tab w:val="left" w:pos="1832"/>
+          <w:tab w:val="left" w:pos="2748"/>
+          <w:tab w:val="left" w:pos="3664"/>
+          <w:tab w:val="left" w:pos="4580"/>
+          <w:tab w:val="left" w:pos="5496"/>
+          <w:tab w:val="left" w:pos="6412"/>
+          <w:tab w:val="left" w:pos="7328"/>
+          <w:tab w:val="left" w:pos="8244"/>
+          <w:tab w:val="left" w:pos="9160"/>
+          <w:tab w:val="left" w:pos="10076"/>
+          <w:tab w:val="left" w:pos="10992"/>
+          <w:tab w:val="left" w:pos="11908"/>
+          <w:tab w:val="left" w:pos="12824"/>
+          <w:tab w:val="left" w:pos="13740"/>
+          <w:tab w:val="left" w:pos="14656"/>
+        </w:tabs>
+        <w:spacing w:after="0" w:line="240" w:lineRule="auto"/>
+        <w:rPr>
+          <w:rFonts w:ascii="var(--font-mono)" w:eastAsia="Times New Roman" w:hAnsi="var(--font-mono)" w:cs="Courier New"/>
+          <w:color w:val="14181F"/>
+          <w:sz w:val="20"/>
+          <w:szCs w:val="20"/>
+        </w:rPr>
+      </w:pPr>
+      <w:r>
+        <w:rPr>
+          <w:rFonts w:ascii="var(--font-mono)" w:eastAsia="Times New Roman" w:hAnsi="var(--font-mono)" w:cs="Courier New"/>
+          <w:color w:val="14181F"/>
+          <w:sz w:val="20"/>
+          <w:szCs w:val="20"/>
+        </w:rPr>
+        <w:t>Tasks:</w:t>
+      </w:r>
+    </w:p>
+    <w:p>
+      <w:pPr>
+        <w:tabs>
+          <w:tab w:val="left" w:pos="916"/>
+          <w:tab w:val="left" w:pos="1832"/>
+          <w:tab w:val="left" w:pos="2748"/>
+          <w:tab w:val="left" w:pos="3664"/>
+          <w:tab w:val="left" w:pos="4580"/>
+          <w:tab w:val="left" w:pos="5496"/>
+          <w:tab w:val="left" w:pos="6412"/>
+          <w:tab w:val="left" w:pos="7328"/>
+          <w:tab w:val="left" w:pos="8244"/>
+          <w:tab w:val="left" w:pos="9160"/>
+          <w:tab w:val="left" w:pos="10076"/>
+          <w:tab w:val="left" w:pos="10992"/>
+          <w:tab w:val="left" w:pos="11908"/>
+          <w:tab w:val="left" w:pos="12824"/>
+          <w:tab w:val="left" w:pos="13740"/>
+          <w:tab w:val="left" w:pos="14656"/>
+        </w:tabs>
+        <w:spacing w:after="0" w:line="240" w:lineRule="auto"/>
+        <w:rPr>
+          <w:rFonts w:ascii="var(--font-mono)" w:eastAsia="Times New Roman" w:hAnsi="var(--font-mono)" w:cs="Courier New"/>
+          <w:color w:val="14181F"/>
+          <w:sz w:val="20"/>
+          <w:szCs w:val="20"/>
+        </w:rPr>
+      </w:pPr>
+    </w:p>
+    <w:p>
+      <w:pPr>
+        <w:tabs>
+          <w:tab w:val="left" w:pos="916"/>
+          <w:tab w:val="left" w:pos="1832"/>
+          <w:tab w:val="left" w:pos="2748"/>
+          <w:tab w:val="left" w:pos="3664"/>
+          <w:tab w:val="left" w:pos="4580"/>
+          <w:tab w:val="left" w:pos="5496"/>
+          <w:tab w:val="left" w:pos="6412"/>
+          <w:tab w:val="left" w:pos="7328"/>
+          <w:tab w:val="left" w:pos="8244"/>
+          <w:tab w:val="left" w:pos="9160"/>
+          <w:tab w:val="left" w:pos="10076"/>
+          <w:tab w:val="left" w:pos="10992"/>
+          <w:tab w:val="left" w:pos="11908"/>
+          <w:tab w:val="left" w:pos="12824"/>
+          <w:tab w:val="left" w:pos="13740"/>
+          <w:tab w:val="left" w:pos="14656"/>
+        </w:tabs>
+        <w:spacing w:after="0" w:line="240" w:lineRule="auto"/>
+        <w:rPr>
+          <w:rFonts w:ascii="var(--font-mono)" w:eastAsia="Times New Roman" w:hAnsi="var(--font-mono)" w:cs="Courier New"/>
+          <w:color w:val="14181F"/>
+          <w:sz w:val="20"/>
+          <w:szCs w:val="20"/>
+        </w:rPr>
+      </w:pPr>
+      <w:r>
+        <w:rPr>
+          <w:rFonts w:ascii="var(--font-mono)" w:eastAsia="Times New Roman" w:hAnsi="var(--font-mono)" w:cs="Courier New"/>
+          <w:color w:val="14181F"/>
+          <w:sz w:val="20"/>
+          <w:szCs w:val="20"/>
+        </w:rPr>
+        <w:t>1. Create /chatbot/orchestrator.py:</w:t>
+      </w:r>
+    </w:p>
+    <w:p>
+      <w:pPr>
+        <w:tabs>
+          <w:tab w:val="left" w:pos="916"/>
+          <w:tab w:val="left" w:pos="1832"/>
+          <w:tab w:val="left" w:pos="2748"/>
+          <w:tab w:val="left" w:pos="3664"/>
+          <w:tab w:val="left" w:pos="4580"/>
+          <w:tab w:val="left" w:pos="5496"/>
+          <w:tab w:val="left" w:pos="6412"/>
+          <w:tab w:val="left" w:pos="7328"/>
+          <w:tab w:val="left" w:pos="8244"/>
+          <w:tab w:val="left" w:pos="9160"/>
+          <w:tab w:val="left" w:pos="10076"/>
+          <w:tab w:val="left" w:pos="10992"/>
+          <w:tab w:val="left" w:pos="11908"/>
+          <w:tab w:val="left" w:pos="12824"/>
+          <w:tab w:val="left" w:pos="13740"/>
+          <w:tab w:val="left" w:pos="14656"/>
+        </w:tabs>
+        <w:spacing w:after="0" w:line="240" w:lineRule="auto"/>
+        <w:rPr>
+          <w:rFonts w:ascii="var(--font-mono)" w:eastAsia="Times New Roman" w:hAnsi="var(--font-mono)" w:cs="Courier New"/>
+          <w:color w:val="14181F"/>
+          <w:sz w:val="20"/>
+          <w:szCs w:val="20"/>
+        </w:rPr>
+      </w:pPr>
+    </w:p>
+    <w:p>
+      <w:pPr>
+        <w:tabs>
+          <w:tab w:val="left" w:pos="916"/>
+          <w:tab w:val="left" w:pos="1832"/>
+          <w:tab w:val="left" w:pos="2748"/>
+          <w:tab w:val="left" w:pos="3664"/>
+          <w:tab w:val="left" w:pos="4580"/>
+          <w:tab w:val="left" w:pos="5496"/>
+          <w:tab w:val="left" w:pos="6412"/>
+          <w:tab w:val="left" w:pos="7328"/>
+          <w:tab w:val="left" w:pos="8244"/>
+          <w:tab w:val="left" w:pos="9160"/>
+          <w:tab w:val="left" w:pos="10076"/>
+          <w:tab w:val="left" w:pos="10992"/>
+          <w:tab w:val="left" w:pos="11908"/>
+          <w:tab w:val="left" w:pos="12824"/>
+          <w:tab w:val="left" w:pos="13740"/>
+          <w:tab w:val="left" w:pos="14656"/>
+        </w:tabs>
+        <w:spacing w:after="0" w:line="240" w:lineRule="auto"/>
+        <w:rPr>
+          <w:rFonts w:ascii="var(--font-mono)" w:eastAsia="Times New Roman" w:hAnsi="var(--font-mono)" w:cs="Courier New"/>
+          <w:color w:val="14181F"/>
+          <w:sz w:val="20"/>
+          <w:szCs w:val="20"/>
+        </w:rPr>
+      </w:pPr>
+      <w:r>
+        <w:rPr>
+          <w:rFonts w:ascii="var(--font-mono)" w:eastAsia="Times New Roman" w:hAnsi="var(--font-mono)" w:cs="Courier New"/>
+          <w:color w:val="14181F"/>
+          <w:sz w:val="20"/>
+          <w:szCs w:val="20"/>
+        </w:rPr>
+        <w:lastRenderedPageBreak/>
+        <w:t xml:space="preserve">   Class ChatbotOrchestrator with handle_message(user_message, session_state) → BotTurn</w:t>
+      </w:r>
+    </w:p>
+    <w:p>
+      <w:pPr>
+        <w:tabs>
+          <w:tab w:val="left" w:pos="916"/>
+          <w:tab w:val="left" w:pos="1832"/>
+          <w:tab w:val="left" w:pos="2748"/>
+          <w:tab w:val="left" w:pos="3664"/>
+          <w:tab w:val="left" w:pos="4580"/>
+          <w:tab w:val="left" w:pos="5496"/>
+          <w:tab w:val="left" w:pos="6412"/>
+          <w:tab w:val="left" w:pos="7328"/>
+          <w:tab w:val="left" w:pos="8244"/>
+          <w:tab w:val="left" w:pos="9160"/>
+          <w:tab w:val="left" w:pos="10076"/>
+          <w:tab w:val="left" w:pos="10992"/>
+          <w:tab w:val="left" w:pos="11908"/>
+          <w:tab w:val="left" w:pos="12824"/>
+          <w:tab w:val="left" w:pos="13740"/>
+          <w:tab w:val="left" w:pos="14656"/>
+        </w:tabs>
+        <w:spacing w:after="0" w:line="240" w:lineRule="auto"/>
+        <w:rPr>
+          <w:rFonts w:ascii="var(--font-mono)" w:eastAsia="Times New Roman" w:hAnsi="var(--font-mono)" w:cs="Courier New"/>
+          <w:color w:val="14181F"/>
+          <w:sz w:val="20"/>
+          <w:szCs w:val="20"/>
+        </w:rPr>
+      </w:pPr>
+    </w:p>
+    <w:p>
+      <w:pPr>
+        <w:tabs>
+          <w:tab w:val="left" w:pos="916"/>
+          <w:tab w:val="left" w:pos="1832"/>
+          <w:tab w:val="left" w:pos="2748"/>
+          <w:tab w:val="left" w:pos="3664"/>
+          <w:tab w:val="left" w:pos="4580"/>
+          <w:tab w:val="left" w:pos="5496"/>
+          <w:tab w:val="left" w:pos="6412"/>
+          <w:tab w:val="left" w:pos="7328"/>
+          <w:tab w:val="left" w:pos="8244"/>
+          <w:tab w:val="left" w:pos="9160"/>
+          <w:tab w:val="left" w:pos="10076"/>
+          <w:tab w:val="left" w:pos="10992"/>
+          <w:tab w:val="left" w:pos="11908"/>
+          <w:tab w:val="left" w:pos="12824"/>
+          <w:tab w:val="left" w:pos="13740"/>
+          <w:tab w:val="left" w:pos="14656"/>
+        </w:tabs>
+        <w:spacing w:after="0" w:line="240" w:lineRule="auto"/>
+        <w:rPr>
+          <w:rFonts w:ascii="var(--font-mono)" w:eastAsia="Times New Roman" w:hAnsi="var(--font-mono)" w:cs="Courier New"/>
+          <w:color w:val="14181F"/>
+          <w:sz w:val="20"/>
+          <w:szCs w:val="20"/>
+        </w:rPr>
+      </w:pPr>
+      <w:r>
+        <w:rPr>
+          <w:rFonts w:ascii="var(--font-mono)" w:eastAsia="Times New Roman" w:hAnsi="var(--font-mono)" w:cs="Courier New"/>
+          <w:color w:val="14181F"/>
+          <w:sz w:val="20"/>
+          <w:szCs w:val="20"/>
+        </w:rPr>
+        <w:t xml:space="preserve">   BotTurn: {</w:t>
+      </w:r>
+    </w:p>
+    <w:p>
+      <w:pPr>
+        <w:tabs>
+          <w:tab w:val="left" w:pos="916"/>
+          <w:tab w:val="left" w:pos="1832"/>
+          <w:tab w:val="left" w:pos="2748"/>
+          <w:tab w:val="left" w:pos="3664"/>
+          <w:tab w:val="left" w:pos="4580"/>
+          <w:tab w:val="left" w:pos="5496"/>
+          <w:tab w:val="left" w:pos="6412"/>
+          <w:tab w:val="left" w:pos="7328"/>
+          <w:tab w:val="left" w:pos="8244"/>
+          <w:tab w:val="left" w:pos="9160"/>
+          <w:tab w:val="left" w:pos="10076"/>
+          <w:tab w:val="left" w:pos="10992"/>
+          <w:tab w:val="left" w:pos="11908"/>
+          <w:tab w:val="left" w:pos="12824"/>
+          <w:tab w:val="left" w:pos="13740"/>
+          <w:tab w:val="left" w:pos="14656"/>
+        </w:tabs>
+        <w:spacing w:after="0" w:line="240" w:lineRule="auto"/>
+        <w:rPr>
+          <w:rFonts w:ascii="var(--font-mono)" w:eastAsia="Times New Roman" w:hAnsi="var(--font-mono)" w:cs="Courier New"/>
+          <w:color w:val="14181F"/>
+          <w:sz w:val="20"/>
+          <w:szCs w:val="20"/>
+        </w:rPr>
+      </w:pPr>
+      <w:r>
+        <w:rPr>
+          <w:rFonts w:ascii="var(--font-mono)" w:eastAsia="Times New Roman" w:hAnsi="var(--font-mono)" w:cs="Courier New"/>
+          <w:color w:val="14181F"/>
+          <w:sz w:val="20"/>
+          <w:szCs w:val="20"/>
+        </w:rPr>
+        <w:t xml:space="preserve">     bot_response: str,</w:t>
+      </w:r>
+    </w:p>
+    <w:p>
+      <w:pPr>
+        <w:tabs>
+          <w:tab w:val="left" w:pos="916"/>
+          <w:tab w:val="left" w:pos="1832"/>
+          <w:tab w:val="left" w:pos="2748"/>
+          <w:tab w:val="left" w:pos="3664"/>
+          <w:tab w:val="left" w:pos="4580"/>
+          <w:tab w:val="left" w:pos="5496"/>
+          <w:tab w:val="left" w:pos="6412"/>
+          <w:tab w:val="left" w:pos="7328"/>
+          <w:tab w:val="left" w:pos="8244"/>
+          <w:tab w:val="left" w:pos="9160"/>
+          <w:tab w:val="left" w:pos="10076"/>
+          <w:tab w:val="left" w:pos="10992"/>
+          <w:tab w:val="left" w:pos="11908"/>
+          <w:tab w:val="left" w:pos="12824"/>
+          <w:tab w:val="left" w:pos="13740"/>
+          <w:tab w:val="left" w:pos="14656"/>
+        </w:tabs>
+        <w:spacing w:after="0" w:line="240" w:lineRule="auto"/>
+        <w:rPr>
+          <w:rFonts w:ascii="var(--font-mono)" w:eastAsia="Times New Roman" w:hAnsi="var(--font-mono)" w:cs="Courier New"/>
+          <w:color w:val="14181F"/>
+          <w:sz w:val="20"/>
+          <w:szCs w:val="20"/>
+        </w:rPr>
+      </w:pPr>
+      <w:r>
+        <w:rPr>
+          <w:rFonts w:ascii="var(--font-mono)" w:eastAsia="Times New Roman" w:hAnsi="var(--font-mono)" w:cs="Courier New"/>
+          <w:color w:val="14181F"/>
+          <w:sz w:val="20"/>
+          <w:szCs w:val="20"/>
+        </w:rPr>
+        <w:t xml:space="preserve">     should_escalate: bool,</w:t>
+      </w:r>
+    </w:p>
+    <w:p>
+      <w:pPr>
+        <w:tabs>
+          <w:tab w:val="left" w:pos="916"/>
+          <w:tab w:val="left" w:pos="1832"/>
+          <w:tab w:val="left" w:pos="2748"/>
+          <w:tab w:val="left" w:pos="3664"/>
+          <w:tab w:val="left" w:pos="4580"/>
+          <w:tab w:val="left" w:pos="5496"/>
+          <w:tab w:val="left" w:pos="6412"/>
+          <w:tab w:val="left" w:pos="7328"/>
+          <w:tab w:val="left" w:pos="8244"/>
+          <w:tab w:val="left" w:pos="9160"/>
+          <w:tab w:val="left" w:pos="10076"/>
+          <w:tab w:val="left" w:pos="10992"/>
+          <w:tab w:val="left" w:pos="11908"/>
+          <w:tab w:val="left" w:pos="12824"/>
+          <w:tab w:val="left" w:pos="13740"/>
+          <w:tab w:val="left" w:pos="14656"/>
+        </w:tabs>
+        <w:spacing w:after="0" w:line="240" w:lineRule="auto"/>
+        <w:rPr>
+          <w:rFonts w:ascii="var(--font-mono)" w:eastAsia="Times New Roman" w:hAnsi="var(--font-mono)" w:cs="Courier New"/>
+          <w:color w:val="14181F"/>
+          <w:sz w:val="20"/>
+          <w:szCs w:val="20"/>
+        </w:rPr>
+      </w:pPr>
+      <w:r>
+        <w:rPr>
+          <w:rFonts w:ascii="var(--font-mono)" w:eastAsia="Times New Roman" w:hAnsi="var(--font-mono)" w:cs="Courier New"/>
+          <w:color w:val="14181F"/>
+          <w:sz w:val="20"/>
+          <w:szCs w:val="20"/>
+        </w:rPr>
+        <w:t xml:space="preserve">     escalation_reason: str | None,</w:t>
+      </w:r>
+    </w:p>
+    <w:p>
+      <w:pPr>
+        <w:tabs>
+          <w:tab w:val="left" w:pos="916"/>
+          <w:tab w:val="left" w:pos="1832"/>
+          <w:tab w:val="left" w:pos="2748"/>
+          <w:tab w:val="left" w:pos="3664"/>
+          <w:tab w:val="left" w:pos="4580"/>
+          <w:tab w:val="left" w:pos="5496"/>
+          <w:tab w:val="left" w:pos="6412"/>
+          <w:tab w:val="left" w:pos="7328"/>
+          <w:tab w:val="left" w:pos="8244"/>
+          <w:tab w:val="left" w:pos="9160"/>
+          <w:tab w:val="left" w:pos="10076"/>
+          <w:tab w:val="left" w:pos="10992"/>
+          <w:tab w:val="left" w:pos="11908"/>
+          <w:tab w:val="left" w:pos="12824"/>
+          <w:tab w:val="left" w:pos="13740"/>
+          <w:tab w:val="left" w:pos="14656"/>
+        </w:tabs>
+        <w:spacing w:after="0" w:line="240" w:lineRule="auto"/>
+        <w:rPr>
+          <w:rFonts w:ascii="var(--font-mono)" w:eastAsia="Times New Roman" w:hAnsi="var(--font-mono)" w:cs="Courier New"/>
+          <w:color w:val="14181F"/>
+          <w:sz w:val="20"/>
+          <w:szCs w:val="20"/>
+        </w:rPr>
+      </w:pPr>
+      <w:r>
+        <w:rPr>
+          <w:rFonts w:ascii="var(--font-mono)" w:eastAsia="Times New Roman" w:hAnsi="var(--font-mono)" w:cs="Courier New"/>
+          <w:color w:val="14181F"/>
+          <w:sz w:val="20"/>
+          <w:szCs w:val="20"/>
+        </w:rPr>
+        <w:t xml:space="preserve">     ticket_id: str,</w:t>
+      </w:r>
+    </w:p>
+    <w:p>
+      <w:pPr>
+        <w:tabs>
+          <w:tab w:val="left" w:pos="916"/>
+          <w:tab w:val="left" w:pos="1832"/>
+          <w:tab w:val="left" w:pos="2748"/>
+          <w:tab w:val="left" w:pos="3664"/>
+          <w:tab w:val="left" w:pos="4580"/>
+          <w:tab w:val="left" w:pos="5496"/>
+          <w:tab w:val="left" w:pos="6412"/>
+          <w:tab w:val="left" w:pos="7328"/>
+          <w:tab w:val="left" w:pos="8244"/>
+          <w:tab w:val="left" w:pos="9160"/>
+          <w:tab w:val="left" w:pos="10076"/>
+          <w:tab w:val="left" w:pos="10992"/>
+          <w:tab w:val="left" w:pos="11908"/>
+          <w:tab w:val="left" w:pos="12824"/>
+          <w:tab w:val="left" w:pos="13740"/>
+          <w:tab w:val="left" w:pos="14656"/>
+        </w:tabs>
+        <w:spacing w:after="0" w:line="240" w:lineRule="auto"/>
+        <w:rPr>
+          <w:rFonts w:ascii="var(--font-mono)" w:eastAsia="Times New Roman" w:hAnsi="var(--font-mono)" w:cs="Courier New"/>
+          <w:color w:val="14181F"/>
+          <w:sz w:val="20"/>
+          <w:szCs w:val="20"/>
+        </w:rPr>
+      </w:pPr>
+      <w:r>
+        <w:rPr>
+          <w:rFonts w:ascii="var(--font-mono)" w:eastAsia="Times New Roman" w:hAnsi="var(--font-mono)" w:cs="Courier New"/>
+          <w:color w:val="14181F"/>
+          <w:sz w:val="20"/>
+          <w:szCs w:val="20"/>
+        </w:rPr>
+        <w:t xml:space="preserve">     debug: dict (classification result, slots, etc — admin sees this)</w:t>
+      </w:r>
+    </w:p>
+    <w:p>
+      <w:pPr>
+        <w:tabs>
+          <w:tab w:val="left" w:pos="916"/>
+          <w:tab w:val="left" w:pos="1832"/>
+          <w:tab w:val="left" w:pos="2748"/>
+          <w:tab w:val="left" w:pos="3664"/>
+          <w:tab w:val="left" w:pos="4580"/>
+          <w:tab w:val="left" w:pos="5496"/>
+          <w:tab w:val="left" w:pos="6412"/>
+          <w:tab w:val="left" w:pos="7328"/>
+          <w:tab w:val="left" w:pos="8244"/>
+          <w:tab w:val="left" w:pos="9160"/>
+          <w:tab w:val="left" w:pos="10076"/>
+          <w:tab w:val="left" w:pos="10992"/>
+          <w:tab w:val="left" w:pos="11908"/>
+          <w:tab w:val="left" w:pos="12824"/>
+          <w:tab w:val="left" w:pos="13740"/>
+          <w:tab w:val="left" w:pos="14656"/>
+        </w:tabs>
+        <w:spacing w:after="0" w:line="240" w:lineRule="auto"/>
+        <w:rPr>
+          <w:rFonts w:ascii="var(--font-mono)" w:eastAsia="Times New Roman" w:hAnsi="var(--font-mono)" w:cs="Courier New"/>
+          <w:color w:val="14181F"/>
+          <w:sz w:val="20"/>
+          <w:szCs w:val="20"/>
+        </w:rPr>
+      </w:pPr>
+      <w:r>
+        <w:rPr>
+          <w:rFonts w:ascii="var(--font-mono)" w:eastAsia="Times New Roman" w:hAnsi="var(--font-mono)" w:cs="Courier New"/>
+          <w:color w:val="14181F"/>
+          <w:sz w:val="20"/>
+          <w:szCs w:val="20"/>
+        </w:rPr>
+        <w:t xml:space="preserve">   }</w:t>
+      </w:r>
+    </w:p>
+    <w:p>
+      <w:pPr>
+        <w:tabs>
+          <w:tab w:val="left" w:pos="916"/>
+          <w:tab w:val="left" w:pos="1832"/>
+          <w:tab w:val="left" w:pos="2748"/>
+          <w:tab w:val="left" w:pos="3664"/>
+          <w:tab w:val="left" w:pos="4580"/>
+          <w:tab w:val="left" w:pos="5496"/>
+          <w:tab w:val="left" w:pos="6412"/>
+          <w:tab w:val="left" w:pos="7328"/>
+          <w:tab w:val="left" w:pos="8244"/>
+          <w:tab w:val="left" w:pos="9160"/>
+          <w:tab w:val="left" w:pos="10076"/>
+          <w:tab w:val="left" w:pos="10992"/>
+          <w:tab w:val="left" w:pos="11908"/>
+          <w:tab w:val="left" w:pos="12824"/>
+          <w:tab w:val="left" w:pos="13740"/>
+          <w:tab w:val="left" w:pos="14656"/>
+        </w:tabs>
+        <w:spacing w:after="0" w:line="240" w:lineRule="auto"/>
+        <w:rPr>
+          <w:rFonts w:ascii="var(--font-mono)" w:eastAsia="Times New Roman" w:hAnsi="var(--font-mono)" w:cs="Courier New"/>
+          <w:color w:val="14181F"/>
+          <w:sz w:val="20"/>
+          <w:szCs w:val="20"/>
+        </w:rPr>
+      </w:pPr>
+    </w:p>
+    <w:p>
+      <w:pPr>
+        <w:tabs>
+          <w:tab w:val="left" w:pos="916"/>
+          <w:tab w:val="left" w:pos="1832"/>
+          <w:tab w:val="left" w:pos="2748"/>
+          <w:tab w:val="left" w:pos="3664"/>
+          <w:tab w:val="left" w:pos="4580"/>
+          <w:tab w:val="left" w:pos="5496"/>
+          <w:tab w:val="left" w:pos="6412"/>
+          <w:tab w:val="left" w:pos="7328"/>
+          <w:tab w:val="left" w:pos="8244"/>
+          <w:tab w:val="left" w:pos="9160"/>
+          <w:tab w:val="left" w:pos="10076"/>
+          <w:tab w:val="left" w:pos="10992"/>
+          <w:tab w:val="left" w:pos="11908"/>
+          <w:tab w:val="left" w:pos="12824"/>
+          <w:tab w:val="left" w:pos="13740"/>
+          <w:tab w:val="left" w:pos="14656"/>
+        </w:tabs>
+        <w:spacing w:after="0" w:line="240" w:lineRule="auto"/>
+        <w:rPr>
+          <w:rFonts w:ascii="var(--font-mono)" w:eastAsia="Times New Roman" w:hAnsi="var(--font-mono)" w:cs="Courier New"/>
+          <w:color w:val="14181F"/>
+          <w:sz w:val="20"/>
+          <w:szCs w:val="20"/>
+        </w:rPr>
+      </w:pPr>
+      <w:r>
+        <w:rPr>
+          <w:rFonts w:ascii="var(--font-mono)" w:eastAsia="Times New Roman" w:hAnsi="var(--font-mono)" w:cs="Courier New"/>
+          <w:color w:val="14181F"/>
+          <w:sz w:val="20"/>
+          <w:szCs w:val="20"/>
+        </w:rPr>
+        <w:t xml:space="preserve">   Flow per turn:</w:t>
+      </w:r>
+    </w:p>
+    <w:p>
+      <w:pPr>
+        <w:tabs>
+          <w:tab w:val="left" w:pos="916"/>
+          <w:tab w:val="left" w:pos="1832"/>
+          <w:tab w:val="left" w:pos="2748"/>
+          <w:tab w:val="left" w:pos="3664"/>
+          <w:tab w:val="left" w:pos="4580"/>
+          <w:tab w:val="left" w:pos="5496"/>
+          <w:tab w:val="left" w:pos="6412"/>
+          <w:tab w:val="left" w:pos="7328"/>
+          <w:tab w:val="left" w:pos="8244"/>
+          <w:tab w:val="left" w:pos="9160"/>
+          <w:tab w:val="left" w:pos="10076"/>
+          <w:tab w:val="left" w:pos="10992"/>
+          <w:tab w:val="left" w:pos="11908"/>
+          <w:tab w:val="left" w:pos="12824"/>
+          <w:tab w:val="left" w:pos="13740"/>
+          <w:tab w:val="left" w:pos="14656"/>
+        </w:tabs>
+        <w:spacing w:after="0" w:line="240" w:lineRule="auto"/>
+        <w:rPr>
+          <w:rFonts w:ascii="var(--font-mono)" w:eastAsia="Times New Roman" w:hAnsi="var(--font-mono)" w:cs="Courier New"/>
+          <w:color w:val="14181F"/>
+          <w:sz w:val="20"/>
+          <w:szCs w:val="20"/>
+        </w:rPr>
+      </w:pPr>
+      <w:r>
+        <w:rPr>
+          <w:rFonts w:ascii="var(--font-mono)" w:eastAsia="Times New Roman" w:hAnsi="var(--font-mono)" w:cs="Courier New"/>
+          <w:color w:val="14181F"/>
+          <w:sz w:val="20"/>
+          <w:szCs w:val="20"/>
+        </w:rPr>
+        <w:t xml:space="preserve">   a) Ensure a ticket exists (create on first message of session).</w:t>
+      </w:r>
+    </w:p>
+    <w:p>
+      <w:pPr>
+        <w:tabs>
+          <w:tab w:val="left" w:pos="916"/>
+          <w:tab w:val="left" w:pos="1832"/>
+          <w:tab w:val="left" w:pos="2748"/>
+          <w:tab w:val="left" w:pos="3664"/>
+          <w:tab w:val="left" w:pos="4580"/>
+          <w:tab w:val="left" w:pos="5496"/>
+          <w:tab w:val="left" w:pos="6412"/>
+          <w:tab w:val="left" w:pos="7328"/>
+          <w:tab w:val="left" w:pos="8244"/>
+          <w:tab w:val="left" w:pos="9160"/>
+          <w:tab w:val="left" w:pos="10076"/>
+          <w:tab w:val="left" w:pos="10992"/>
+          <w:tab w:val="left" w:pos="11908"/>
+          <w:tab w:val="left" w:pos="12824"/>
+          <w:tab w:val="left" w:pos="13740"/>
+          <w:tab w:val="left" w:pos="14656"/>
+        </w:tabs>
+        <w:spacing w:after="0" w:line="240" w:lineRule="auto"/>
+        <w:rPr>
+          <w:rFonts w:ascii="var(--font-mono)" w:eastAsia="Times New Roman" w:hAnsi="var(--font-mono)" w:cs="Courier New"/>
+          <w:color w:val="14181F"/>
+          <w:sz w:val="20"/>
+          <w:szCs w:val="20"/>
+        </w:rPr>
+      </w:pPr>
+      <w:r>
+        <w:rPr>
+          <w:rFonts w:ascii="var(--font-mono)" w:eastAsia="Times New Roman" w:hAnsi="var(--font-mono)" w:cs="Courier New"/>
+          <w:color w:val="14181F"/>
+          <w:sz w:val="20"/>
+          <w:szCs w:val="20"/>
+        </w:rPr>
+        <w:t xml:space="preserve">   b) Append user message to ticket.</w:t>
+      </w:r>
+    </w:p>
+    <w:p>
+      <w:pPr>
+        <w:tabs>
+          <w:tab w:val="left" w:pos="916"/>
+          <w:tab w:val="left" w:pos="1832"/>
+          <w:tab w:val="left" w:pos="2748"/>
+          <w:tab w:val="left" w:pos="3664"/>
+          <w:tab w:val="left" w:pos="4580"/>
+          <w:tab w:val="left" w:pos="5496"/>
+          <w:tab w:val="left" w:pos="6412"/>
+          <w:tab w:val="left" w:pos="7328"/>
+          <w:tab w:val="left" w:pos="8244"/>
+          <w:tab w:val="left" w:pos="9160"/>
+          <w:tab w:val="left" w:pos="10076"/>
+          <w:tab w:val="left" w:pos="10992"/>
+          <w:tab w:val="left" w:pos="11908"/>
+          <w:tab w:val="left" w:pos="12824"/>
+          <w:tab w:val="left" w:pos="13740"/>
+          <w:tab w:val="left" w:pos="14656"/>
+        </w:tabs>
+        <w:spacing w:after="0" w:line="240" w:lineRule="auto"/>
+        <w:rPr>
+          <w:rFonts w:ascii="var(--font-mono)" w:eastAsia="Times New Roman" w:hAnsi="var(--font-mono)" w:cs="Courier New"/>
+          <w:color w:val="14181F"/>
+          <w:sz w:val="20"/>
+          <w:szCs w:val="20"/>
+        </w:rPr>
+      </w:pPr>
+      <w:r>
+        <w:rPr>
+          <w:rFonts w:ascii="var(--font-mono)" w:eastAsia="Times New Roman" w:hAnsi="var(--font-mono)" w:cs="Courier New"/>
+          <w:color w:val="14181F"/>
+          <w:sz w:val="20"/>
+          <w:szCs w:val="20"/>
+        </w:rPr>
+        <w:t xml:space="preserve">   c) If session has an active intent + missing slots, treat the message as a slot value (validate with regex, attempt to fill).</w:t>
+      </w:r>
+    </w:p>
+    <w:p>
+      <w:pPr>
+        <w:tabs>
+          <w:tab w:val="left" w:pos="916"/>
+          <w:tab w:val="left" w:pos="1832"/>
+          <w:tab w:val="left" w:pos="2748"/>
+          <w:tab w:val="left" w:pos="3664"/>
+          <w:tab w:val="left" w:pos="4580"/>
+          <w:tab w:val="left" w:pos="5496"/>
+          <w:tab w:val="left" w:pos="6412"/>
+          <w:tab w:val="left" w:pos="7328"/>
+          <w:tab w:val="left" w:pos="8244"/>
+          <w:tab w:val="left" w:pos="9160"/>
+          <w:tab w:val="left" w:pos="10076"/>
+          <w:tab w:val="left" w:pos="10992"/>
+          <w:tab w:val="left" w:pos="11908"/>
+          <w:tab w:val="left" w:pos="12824"/>
+          <w:tab w:val="left" w:pos="13740"/>
+          <w:tab w:val="left" w:pos="14656"/>
+        </w:tabs>
+        <w:spacing w:after="0" w:line="240" w:lineRule="auto"/>
+        <w:rPr>
+          <w:rFonts w:ascii="var(--font-mono)" w:eastAsia="Times New Roman" w:hAnsi="var(--font-mono)" w:cs="Courier New"/>
+          <w:color w:val="14181F"/>
+          <w:sz w:val="20"/>
+          <w:szCs w:val="20"/>
+        </w:rPr>
+      </w:pPr>
+      <w:r>
+        <w:rPr>
+          <w:rFonts w:ascii="var(--font-mono)" w:eastAsia="Times New Roman" w:hAnsi="var(--font-mono)" w:cs="Courier New"/>
+          <w:color w:val="14181F"/>
+          <w:sz w:val="20"/>
+          <w:szCs w:val="20"/>
+        </w:rPr>
+        <w:t xml:space="preserve">   d) Otherwise, classify the message.</w:t>
+      </w:r>
+    </w:p>
+    <w:p>
+      <w:pPr>
+        <w:tabs>
+          <w:tab w:val="left" w:pos="916"/>
+          <w:tab w:val="left" w:pos="1832"/>
+          <w:tab w:val="left" w:pos="2748"/>
+          <w:tab w:val="left" w:pos="3664"/>
+          <w:tab w:val="left" w:pos="4580"/>
+          <w:tab w:val="left" w:pos="5496"/>
+          <w:tab w:val="left" w:pos="6412"/>
+          <w:tab w:val="left" w:pos="7328"/>
+          <w:tab w:val="left" w:pos="8244"/>
+          <w:tab w:val="left" w:pos="9160"/>
+          <w:tab w:val="left" w:pos="10076"/>
+          <w:tab w:val="left" w:pos="10992"/>
+          <w:tab w:val="left" w:pos="11908"/>
+          <w:tab w:val="left" w:pos="12824"/>
+          <w:tab w:val="left" w:pos="13740"/>
+          <w:tab w:val="left" w:pos="14656"/>
+        </w:tabs>
+        <w:spacing w:after="0" w:line="240" w:lineRule="auto"/>
+        <w:rPr>
+          <w:rFonts w:ascii="var(--font-mono)" w:eastAsia="Times New Roman" w:hAnsi="var(--font-mono)" w:cs="Courier New"/>
+          <w:color w:val="14181F"/>
+          <w:sz w:val="20"/>
+          <w:szCs w:val="20"/>
+        </w:rPr>
+      </w:pPr>
+      <w:r>
+        <w:rPr>
+          <w:rFonts w:ascii="var(--font-mono)" w:eastAsia="Times New Roman" w:hAnsi="var(--font-mono)" w:cs="Courier New"/>
+          <w:color w:val="14181F"/>
+          <w:sz w:val="20"/>
+          <w:szCs w:val="20"/>
+        </w:rPr>
+        <w:t xml:space="preserve">   e) Run escalation engine — if escalate, write resolution_path + handoff_summary to ticket and return escalation message.</w:t>
+      </w:r>
+    </w:p>
+    <w:p>
+      <w:pPr>
+        <w:tabs>
+          <w:tab w:val="left" w:pos="916"/>
+          <w:tab w:val="left" w:pos="1832"/>
+          <w:tab w:val="left" w:pos="2748"/>
+          <w:tab w:val="left" w:pos="3664"/>
+          <w:tab w:val="left" w:pos="4580"/>
+          <w:tab w:val="left" w:pos="5496"/>
+          <w:tab w:val="left" w:pos="6412"/>
+          <w:tab w:val="left" w:pos="7328"/>
+          <w:tab w:val="left" w:pos="8244"/>
+          <w:tab w:val="left" w:pos="9160"/>
+          <w:tab w:val="left" w:pos="10076"/>
+          <w:tab w:val="left" w:pos="10992"/>
+          <w:tab w:val="left" w:pos="11908"/>
+          <w:tab w:val="left" w:pos="12824"/>
+          <w:tab w:val="left" w:pos="13740"/>
+          <w:tab w:val="left" w:pos="14656"/>
+        </w:tabs>
+        <w:spacing w:after="0" w:line="240" w:lineRule="auto"/>
+        <w:rPr>
+          <w:rFonts w:ascii="var(--font-mono)" w:eastAsia="Times New Roman" w:hAnsi="var(--font-mono)" w:cs="Courier New"/>
+          <w:color w:val="14181F"/>
+          <w:sz w:val="20"/>
+          <w:szCs w:val="20"/>
+        </w:rPr>
+      </w:pPr>
+      <w:r>
+        <w:rPr>
+          <w:rFonts w:ascii="var(--font-mono)" w:eastAsia="Times New Roman" w:hAnsi="var(--font-mono)" w:cs="Courier New"/>
+          <w:color w:val="14181F"/>
+          <w:sz w:val="20"/>
+          <w:szCs w:val="20"/>
+        </w:rPr>
+        <w:t xml:space="preserve">   f) Else run resolution engine.</w:t>
+      </w:r>
+    </w:p>
+    <w:p>
+      <w:pPr>
+        <w:tabs>
+          <w:tab w:val="left" w:pos="916"/>
+          <w:tab w:val="left" w:pos="1832"/>
+          <w:tab w:val="left" w:pos="2748"/>
+          <w:tab w:val="left" w:pos="3664"/>
+          <w:tab w:val="left" w:pos="4580"/>
+          <w:tab w:val="left" w:pos="5496"/>
+          <w:tab w:val="left" w:pos="6412"/>
+          <w:tab w:val="left" w:pos="7328"/>
+          <w:tab w:val="left" w:pos="8244"/>
+          <w:tab w:val="left" w:pos="9160"/>
+          <w:tab w:val="left" w:pos="10076"/>
+          <w:tab w:val="left" w:pos="10992"/>
+          <w:tab w:val="left" w:pos="11908"/>
+          <w:tab w:val="left" w:pos="12824"/>
+          <w:tab w:val="left" w:pos="13740"/>
+          <w:tab w:val="left" w:pos="14656"/>
+        </w:tabs>
+        <w:spacing w:after="0" w:line="240" w:lineRule="auto"/>
+        <w:rPr>
+          <w:rFonts w:ascii="var(--font-mono)" w:eastAsia="Times New Roman" w:hAnsi="var(--font-mono)" w:cs="Courier New"/>
+          <w:color w:val="14181F"/>
+          <w:sz w:val="20"/>
+          <w:szCs w:val="20"/>
+        </w:rPr>
+      </w:pPr>
+      <w:r>
+        <w:rPr>
+          <w:rFonts w:ascii="var(--font-mono)" w:eastAsia="Times New Roman" w:hAnsi="var(--font-mono)" w:cs="Courier New"/>
+          <w:color w:val="14181F"/>
+          <w:sz w:val="20"/>
+          <w:szCs w:val="20"/>
+        </w:rPr>
+        <w:t xml:space="preserve">   g) Append bot response to ticket.</w:t>
+      </w:r>
+    </w:p>
+    <w:p>
+      <w:pPr>
+        <w:tabs>
+          <w:tab w:val="left" w:pos="916"/>
+          <w:tab w:val="left" w:pos="1832"/>
+          <w:tab w:val="left" w:pos="2748"/>
+          <w:tab w:val="left" w:pos="3664"/>
+          <w:tab w:val="left" w:pos="4580"/>
+          <w:tab w:val="left" w:pos="5496"/>
+          <w:tab w:val="left" w:pos="6412"/>
+          <w:tab w:val="left" w:pos="7328"/>
+          <w:tab w:val="left" w:pos="8244"/>
+          <w:tab w:val="left" w:pos="9160"/>
+          <w:tab w:val="left" w:pos="10076"/>
+          <w:tab w:val="left" w:pos="10992"/>
+          <w:tab w:val="left" w:pos="11908"/>
+          <w:tab w:val="left" w:pos="12824"/>
+          <w:tab w:val="left" w:pos="13740"/>
+          <w:tab w:val="left" w:pos="14656"/>
+        </w:tabs>
+        <w:spacing w:after="0" w:line="240" w:lineRule="auto"/>
+        <w:rPr>
+          <w:rFonts w:ascii="var(--font-mono)" w:eastAsia="Times New Roman" w:hAnsi="var(--font-mono)" w:cs="Courier New"/>
+          <w:color w:val="14181F"/>
+          <w:sz w:val="20"/>
+          <w:szCs w:val="20"/>
+        </w:rPr>
+      </w:pPr>
+      <w:r>
+        <w:rPr>
+          <w:rFonts w:ascii="var(--font-mono)" w:eastAsia="Times New Roman" w:hAnsi="var(--font-mono)" w:cs="Courier New"/>
+          <w:color w:val="14181F"/>
+          <w:sz w:val="20"/>
+          <w:szCs w:val="20"/>
+        </w:rPr>
+        <w:t xml:space="preserve">   h) Update ticket status if resolved.</w:t>
+      </w:r>
+    </w:p>
+    <w:p>
+      <w:pPr>
+        <w:tabs>
+          <w:tab w:val="left" w:pos="916"/>
+          <w:tab w:val="left" w:pos="1832"/>
+          <w:tab w:val="left" w:pos="2748"/>
+          <w:tab w:val="left" w:pos="3664"/>
+          <w:tab w:val="left" w:pos="4580"/>
+          <w:tab w:val="left" w:pos="5496"/>
+          <w:tab w:val="left" w:pos="6412"/>
+          <w:tab w:val="left" w:pos="7328"/>
+          <w:tab w:val="left" w:pos="8244"/>
+          <w:tab w:val="left" w:pos="9160"/>
+          <w:tab w:val="left" w:pos="10076"/>
+          <w:tab w:val="left" w:pos="10992"/>
+          <w:tab w:val="left" w:pos="11908"/>
+          <w:tab w:val="left" w:pos="12824"/>
+          <w:tab w:val="left" w:pos="13740"/>
+          <w:tab w:val="left" w:pos="14656"/>
+        </w:tabs>
+        <w:spacing w:after="0" w:line="240" w:lineRule="auto"/>
+        <w:rPr>
+          <w:rFonts w:ascii="var(--font-mono)" w:eastAsia="Times New Roman" w:hAnsi="var(--font-mono)" w:cs="Courier New"/>
+          <w:color w:val="14181F"/>
+          <w:sz w:val="20"/>
+          <w:szCs w:val="20"/>
+        </w:rPr>
+      </w:pPr>
+    </w:p>
+    <w:p>
+      <w:pPr>
+        <w:tabs>
+          <w:tab w:val="left" w:pos="916"/>
+          <w:tab w:val="left" w:pos="1832"/>
+          <w:tab w:val="left" w:pos="2748"/>
+          <w:tab w:val="left" w:pos="3664"/>
+          <w:tab w:val="left" w:pos="4580"/>
+          <w:tab w:val="left" w:pos="5496"/>
+          <w:tab w:val="left" w:pos="6412"/>
+          <w:tab w:val="left" w:pos="7328"/>
+          <w:tab w:val="left" w:pos="8244"/>
+          <w:tab w:val="left" w:pos="9160"/>
+          <w:tab w:val="left" w:pos="10076"/>
+          <w:tab w:val="left" w:pos="10992"/>
+          <w:tab w:val="left" w:pos="11908"/>
+          <w:tab w:val="left" w:pos="12824"/>
+          <w:tab w:val="left" w:pos="13740"/>
+          <w:tab w:val="left" w:pos="14656"/>
+        </w:tabs>
+        <w:spacing w:after="0" w:line="240" w:lineRule="auto"/>
+        <w:rPr>
+          <w:rFonts w:ascii="var(--font-mono)" w:eastAsia="Times New Roman" w:hAnsi="var(--font-mono)" w:cs="Courier New"/>
+          <w:color w:val="14181F"/>
+          <w:sz w:val="20"/>
+          <w:szCs w:val="20"/>
+        </w:rPr>
+      </w:pPr>
+      <w:r>
+        <w:rPr>
+          <w:rFonts w:ascii="var(--font-mono)" w:eastAsia="Times New Roman" w:hAnsi="var(--font-mono)" w:cs="Courier New"/>
+          <w:color w:val="14181F"/>
+          <w:sz w:val="20"/>
+          <w:szCs w:val="20"/>
+        </w:rPr>
+        <w:t>2. The bot's tone — create /chatbot/prompts/system_persona.py:</w:t>
+      </w:r>
+    </w:p>
+    <w:p>
+      <w:pPr>
+        <w:tabs>
+          <w:tab w:val="left" w:pos="916"/>
+          <w:tab w:val="left" w:pos="1832"/>
+          <w:tab w:val="left" w:pos="2748"/>
+          <w:tab w:val="left" w:pos="3664"/>
+          <w:tab w:val="left" w:pos="4580"/>
+          <w:tab w:val="left" w:pos="5496"/>
+          <w:tab w:val="left" w:pos="6412"/>
+          <w:tab w:val="left" w:pos="7328"/>
+          <w:tab w:val="left" w:pos="8244"/>
+          <w:tab w:val="left" w:pos="9160"/>
+          <w:tab w:val="left" w:pos="10076"/>
+          <w:tab w:val="left" w:pos="10992"/>
+          <w:tab w:val="left" w:pos="11908"/>
+          <w:tab w:val="left" w:pos="12824"/>
+          <w:tab w:val="left" w:pos="13740"/>
+          <w:tab w:val="left" w:pos="14656"/>
+        </w:tabs>
+        <w:spacing w:after="0" w:line="240" w:lineRule="auto"/>
+        <w:rPr>
+          <w:rFonts w:ascii="var(--font-mono)" w:eastAsia="Times New Roman" w:hAnsi="var(--font-mono)" w:cs="Courier New"/>
+          <w:color w:val="14181F"/>
+          <w:sz w:val="20"/>
+          <w:szCs w:val="20"/>
+        </w:rPr>
+      </w:pPr>
+      <w:r>
+        <w:rPr>
+          <w:rFonts w:ascii="var(--font-mono)" w:eastAsia="Times New Roman" w:hAnsi="var(--font-mono)" w:cs="Courier New"/>
+          <w:color w:val="14181F"/>
+          <w:sz w:val="20"/>
+          <w:szCs w:val="20"/>
+        </w:rPr>
+        <w:t xml:space="preserve">   - Professional, friendly, concise.</w:t>
+      </w:r>
+    </w:p>
+    <w:p>
+      <w:pPr>
+        <w:tabs>
+          <w:tab w:val="left" w:pos="916"/>
+          <w:tab w:val="left" w:pos="1832"/>
+          <w:tab w:val="left" w:pos="2748"/>
+          <w:tab w:val="left" w:pos="3664"/>
+          <w:tab w:val="left" w:pos="4580"/>
+          <w:tab w:val="left" w:pos="5496"/>
+          <w:tab w:val="left" w:pos="6412"/>
+          <w:tab w:val="left" w:pos="7328"/>
+          <w:tab w:val="left" w:pos="8244"/>
+          <w:tab w:val="left" w:pos="9160"/>
+          <w:tab w:val="left" w:pos="10076"/>
+          <w:tab w:val="left" w:pos="10992"/>
+          <w:tab w:val="left" w:pos="11908"/>
+          <w:tab w:val="left" w:pos="12824"/>
+          <w:tab w:val="left" w:pos="13740"/>
+          <w:tab w:val="left" w:pos="14656"/>
+        </w:tabs>
+        <w:spacing w:after="0" w:line="240" w:lineRule="auto"/>
+        <w:rPr>
+          <w:rFonts w:ascii="var(--font-mono)" w:eastAsia="Times New Roman" w:hAnsi="var(--font-mono)" w:cs="Courier New"/>
+          <w:color w:val="14181F"/>
+          <w:sz w:val="20"/>
+          <w:szCs w:val="20"/>
+        </w:rPr>
+      </w:pPr>
+      <w:r>
+        <w:rPr>
+          <w:rFonts w:ascii="var(--font-mono)" w:eastAsia="Times New Roman" w:hAnsi="var(--font-mono)" w:cs="Courier New"/>
+          <w:color w:val="14181F"/>
+          <w:sz w:val="20"/>
+          <w:szCs w:val="20"/>
+        </w:rPr>
+        <w:t xml:space="preserve">   - Always responds in English.</w:t>
+      </w:r>
+    </w:p>
+    <w:p>
+      <w:pPr>
+        <w:tabs>
+          <w:tab w:val="left" w:pos="916"/>
+          <w:tab w:val="left" w:pos="1832"/>
+          <w:tab w:val="left" w:pos="2748"/>
+          <w:tab w:val="left" w:pos="3664"/>
+          <w:tab w:val="left" w:pos="4580"/>
+          <w:tab w:val="left" w:pos="5496"/>
+          <w:tab w:val="left" w:pos="6412"/>
+          <w:tab w:val="left" w:pos="7328"/>
+          <w:tab w:val="left" w:pos="8244"/>
+          <w:tab w:val="left" w:pos="9160"/>
+          <w:tab w:val="left" w:pos="10076"/>
+          <w:tab w:val="left" w:pos="10992"/>
+          <w:tab w:val="left" w:pos="11908"/>
+          <w:tab w:val="left" w:pos="12824"/>
+          <w:tab w:val="left" w:pos="13740"/>
+          <w:tab w:val="left" w:pos="14656"/>
+        </w:tabs>
+        <w:spacing w:after="0" w:line="240" w:lineRule="auto"/>
+        <w:rPr>
+          <w:rFonts w:ascii="var(--font-mono)" w:eastAsia="Times New Roman" w:hAnsi="var(--font-mono)" w:cs="Courier New"/>
+          <w:color w:val="14181F"/>
+          <w:sz w:val="20"/>
+          <w:szCs w:val="20"/>
+        </w:rPr>
+      </w:pPr>
+      <w:r>
+        <w:rPr>
+          <w:rFonts w:ascii="var(--font-mono)" w:eastAsia="Times New Roman" w:hAnsi="var(--font-mono)" w:cs="Courier New"/>
+          <w:color w:val="14181F"/>
+          <w:sz w:val="20"/>
+          <w:szCs w:val="20"/>
+        </w:rPr>
+        <w:t xml:space="preserve">   - Never invents policy. If unsure, escalates.</w:t>
+      </w:r>
+    </w:p>
+    <w:p>
+      <w:pPr>
+        <w:tabs>
+          <w:tab w:val="left" w:pos="916"/>
+          <w:tab w:val="left" w:pos="1832"/>
+          <w:tab w:val="left" w:pos="2748"/>
+          <w:tab w:val="left" w:pos="3664"/>
+          <w:tab w:val="left" w:pos="4580"/>
+          <w:tab w:val="left" w:pos="5496"/>
+          <w:tab w:val="left" w:pos="6412"/>
+          <w:tab w:val="left" w:pos="7328"/>
+          <w:tab w:val="left" w:pos="8244"/>
+          <w:tab w:val="left" w:pos="9160"/>
+          <w:tab w:val="left" w:pos="10076"/>
+          <w:tab w:val="left" w:pos="10992"/>
+          <w:tab w:val="left" w:pos="11908"/>
+          <w:tab w:val="left" w:pos="12824"/>
+          <w:tab w:val="left" w:pos="13740"/>
+          <w:tab w:val="left" w:pos="14656"/>
+        </w:tabs>
+        <w:spacing w:after="0" w:line="240" w:lineRule="auto"/>
+        <w:rPr>
+          <w:rFonts w:ascii="var(--font-mono)" w:eastAsia="Times New Roman" w:hAnsi="var(--font-mono)" w:cs="Courier New"/>
+          <w:color w:val="14181F"/>
+          <w:sz w:val="20"/>
+          <w:szCs w:val="20"/>
+        </w:rPr>
+      </w:pPr>
+      <w:r>
+        <w:rPr>
+          <w:rFonts w:ascii="var(--font-mono)" w:eastAsia="Times New Roman" w:hAnsi="var(--font-mono)" w:cs="Courier New"/>
+          <w:color w:val="14181F"/>
+          <w:sz w:val="20"/>
+          <w:szCs w:val="20"/>
+        </w:rPr>
+        <w:t xml:space="preserve">   - Never asks for card numbers or passwords (refuses politely if user pastes one).</w:t>
+      </w:r>
+    </w:p>
+    <w:p>
+      <w:pPr>
+        <w:tabs>
+          <w:tab w:val="left" w:pos="916"/>
+          <w:tab w:val="left" w:pos="1832"/>
+          <w:tab w:val="left" w:pos="2748"/>
+          <w:tab w:val="left" w:pos="3664"/>
+          <w:tab w:val="left" w:pos="4580"/>
+          <w:tab w:val="left" w:pos="5496"/>
+          <w:tab w:val="left" w:pos="6412"/>
+          <w:tab w:val="left" w:pos="7328"/>
+          <w:tab w:val="left" w:pos="8244"/>
+          <w:tab w:val="left" w:pos="9160"/>
+          <w:tab w:val="left" w:pos="10076"/>
+          <w:tab w:val="left" w:pos="10992"/>
+          <w:tab w:val="left" w:pos="11908"/>
+          <w:tab w:val="left" w:pos="12824"/>
+          <w:tab w:val="left" w:pos="13740"/>
+          <w:tab w:val="left" w:pos="14656"/>
+        </w:tabs>
+        <w:spacing w:after="0" w:line="240" w:lineRule="auto"/>
+        <w:rPr>
+          <w:rFonts w:ascii="var(--font-mono)" w:eastAsia="Times New Roman" w:hAnsi="var(--font-mono)" w:cs="Courier New"/>
+          <w:color w:val="14181F"/>
+          <w:sz w:val="20"/>
+          <w:szCs w:val="20"/>
+        </w:rPr>
+      </w:pPr>
+    </w:p>
+    <w:p>
+      <w:pPr>
+        <w:tabs>
+          <w:tab w:val="left" w:pos="916"/>
+          <w:tab w:val="left" w:pos="1832"/>
+          <w:tab w:val="left" w:pos="2748"/>
+          <w:tab w:val="left" w:pos="3664"/>
+          <w:tab w:val="left" w:pos="4580"/>
+          <w:tab w:val="left" w:pos="5496"/>
+          <w:tab w:val="left" w:pos="6412"/>
+          <w:tab w:val="left" w:pos="7328"/>
+          <w:tab w:val="left" w:pos="8244"/>
+          <w:tab w:val="left" w:pos="9160"/>
+          <w:tab w:val="left" w:pos="10076"/>
+          <w:tab w:val="left" w:pos="10992"/>
+          <w:tab w:val="left" w:pos="11908"/>
+          <w:tab w:val="left" w:pos="12824"/>
+          <w:tab w:val="left" w:pos="13740"/>
+          <w:tab w:val="left" w:pos="14656"/>
+        </w:tabs>
+        <w:spacing w:after="0" w:line="240" w:lineRule="auto"/>
+        <w:rPr>
+          <w:rFonts w:ascii="var(--font-mono)" w:eastAsia="Times New Roman" w:hAnsi="var(--font-mono)" w:cs="Courier New"/>
+          <w:color w:val="14181F"/>
+          <w:sz w:val="20"/>
+          <w:szCs w:val="20"/>
+        </w:rPr>
+      </w:pPr>
+      <w:r>
+        <w:rPr>
+          <w:rFonts w:ascii="var(--font-mono)" w:eastAsia="Times New Roman" w:hAnsi="var(--font-mono)" w:cs="Courier New"/>
+          <w:color w:val="14181F"/>
+          <w:sz w:val="20"/>
+          <w:szCs w:val="20"/>
+        </w:rPr>
+        <w:t>3. Direct intent entry — when the user clicks a category button on the storefront, the orchestrator must support a `force_intent` parameter that skips classification and jumps straight to slot-filling for that intent.</w:t>
+      </w:r>
+    </w:p>
+    <w:p>
+      <w:pPr>
+        <w:tabs>
+          <w:tab w:val="left" w:pos="916"/>
+          <w:tab w:val="left" w:pos="1832"/>
+          <w:tab w:val="left" w:pos="2748"/>
+          <w:tab w:val="left" w:pos="3664"/>
+          <w:tab w:val="left" w:pos="4580"/>
+          <w:tab w:val="left" w:pos="5496"/>
+          <w:tab w:val="left" w:pos="6412"/>
+          <w:tab w:val="left" w:pos="7328"/>
+          <w:tab w:val="left" w:pos="8244"/>
+          <w:tab w:val="left" w:pos="9160"/>
+          <w:tab w:val="left" w:pos="10076"/>
+          <w:tab w:val="left" w:pos="10992"/>
+          <w:tab w:val="left" w:pos="11908"/>
+          <w:tab w:val="left" w:pos="12824"/>
+          <w:tab w:val="left" w:pos="13740"/>
+          <w:tab w:val="left" w:pos="14656"/>
+        </w:tabs>
+        <w:spacing w:after="0" w:line="240" w:lineRule="auto"/>
+        <w:rPr>
+          <w:rFonts w:ascii="var(--font-mono)" w:eastAsia="Times New Roman" w:hAnsi="var(--font-mono)" w:cs="Courier New"/>
+          <w:color w:val="14181F"/>
+          <w:sz w:val="20"/>
+          <w:szCs w:val="20"/>
+        </w:rPr>
+      </w:pPr>
+    </w:p>
+    <w:p>
+      <w:pPr>
+        <w:tabs>
+          <w:tab w:val="left" w:pos="916"/>
+          <w:tab w:val="left" w:pos="1832"/>
+          <w:tab w:val="left" w:pos="2748"/>
+          <w:tab w:val="left" w:pos="3664"/>
+          <w:tab w:val="left" w:pos="4580"/>
+          <w:tab w:val="left" w:pos="5496"/>
+          <w:tab w:val="left" w:pos="6412"/>
+          <w:tab w:val="left" w:pos="7328"/>
+          <w:tab w:val="left" w:pos="8244"/>
+          <w:tab w:val="left" w:pos="9160"/>
+          <w:tab w:val="left" w:pos="10076"/>
+          <w:tab w:val="left" w:pos="10992"/>
+          <w:tab w:val="left" w:pos="11908"/>
+          <w:tab w:val="left" w:pos="12824"/>
+          <w:tab w:val="left" w:pos="13740"/>
+          <w:tab w:val="left" w:pos="14656"/>
+        </w:tabs>
+        <w:spacing w:after="0" w:line="240" w:lineRule="auto"/>
+        <w:rPr>
+          <w:rFonts w:ascii="var(--font-mono)" w:eastAsia="Times New Roman" w:hAnsi="var(--font-mono)" w:cs="Courier New"/>
+          <w:color w:val="14181F"/>
+          <w:sz w:val="20"/>
+          <w:szCs w:val="20"/>
+        </w:rPr>
+      </w:pPr>
+      <w:r>
+        <w:rPr>
+          <w:rFonts w:ascii="var(--font-mono)" w:eastAsia="Times New Roman" w:hAnsi="var(--font-mono)" w:cs="Courier New"/>
+          <w:color w:val="14181F"/>
+          <w:sz w:val="20"/>
+          <w:szCs w:val="20"/>
+        </w:rPr>
+        <w:t>4. Tests in /tests/test_orchestrator.py — full conversation simulations:</w:t>
+      </w:r>
+    </w:p>
+    <w:p>
+      <w:pPr>
+        <w:tabs>
+          <w:tab w:val="left" w:pos="916"/>
+          <w:tab w:val="left" w:pos="1832"/>
+          <w:tab w:val="left" w:pos="2748"/>
+          <w:tab w:val="left" w:pos="3664"/>
+          <w:tab w:val="left" w:pos="4580"/>
+          <w:tab w:val="left" w:pos="5496"/>
+          <w:tab w:val="left" w:pos="6412"/>
+          <w:tab w:val="left" w:pos="7328"/>
+          <w:tab w:val="left" w:pos="8244"/>
+          <w:tab w:val="left" w:pos="9160"/>
+          <w:tab w:val="left" w:pos="10076"/>
+          <w:tab w:val="left" w:pos="10992"/>
+          <w:tab w:val="left" w:pos="11908"/>
+          <w:tab w:val="left" w:pos="12824"/>
+          <w:tab w:val="left" w:pos="13740"/>
+          <w:tab w:val="left" w:pos="14656"/>
+        </w:tabs>
+        <w:spacing w:after="0" w:line="240" w:lineRule="auto"/>
+        <w:rPr>
+          <w:rFonts w:ascii="var(--font-mono)" w:eastAsia="Times New Roman" w:hAnsi="var(--font-mono)" w:cs="Courier New"/>
+          <w:color w:val="14181F"/>
+          <w:sz w:val="20"/>
+          <w:szCs w:val="20"/>
+        </w:rPr>
+      </w:pPr>
+      <w:r>
+        <w:rPr>
+          <w:rFonts w:ascii="var(--font-mono)" w:eastAsia="Times New Roman" w:hAnsi="var(--font-mono)" w:cs="Courier New"/>
+          <w:color w:val="14181F"/>
+          <w:sz w:val="20"/>
+          <w:szCs w:val="20"/>
+        </w:rPr>
+        <w:t xml:space="preserve">   - Happy path: "where's my order" → bot asks for ID → user gives ID + email → bot returns status. Verify ticket has 4 messages and resolution_path=bot_resolved.</w:t>
+      </w:r>
+    </w:p>
+    <w:p>
+      <w:pPr>
+        <w:tabs>
+          <w:tab w:val="left" w:pos="916"/>
+          <w:tab w:val="left" w:pos="1832"/>
+          <w:tab w:val="left" w:pos="2748"/>
+          <w:tab w:val="left" w:pos="3664"/>
+          <w:tab w:val="left" w:pos="4580"/>
+          <w:tab w:val="left" w:pos="5496"/>
+          <w:tab w:val="left" w:pos="6412"/>
+          <w:tab w:val="left" w:pos="7328"/>
+          <w:tab w:val="left" w:pos="8244"/>
+          <w:tab w:val="left" w:pos="9160"/>
+          <w:tab w:val="left" w:pos="10076"/>
+          <w:tab w:val="left" w:pos="10992"/>
+          <w:tab w:val="left" w:pos="11908"/>
+          <w:tab w:val="left" w:pos="12824"/>
+          <w:tab w:val="left" w:pos="13740"/>
+          <w:tab w:val="left" w:pos="14656"/>
+        </w:tabs>
+        <w:spacing w:after="0" w:line="240" w:lineRule="auto"/>
+        <w:rPr>
+          <w:rFonts w:ascii="var(--font-mono)" w:eastAsia="Times New Roman" w:hAnsi="var(--font-mono)" w:cs="Courier New"/>
+          <w:color w:val="14181F"/>
+          <w:sz w:val="20"/>
+          <w:szCs w:val="20"/>
+        </w:rPr>
+      </w:pPr>
+      <w:r>
+        <w:rPr>
+          <w:rFonts w:ascii="var(--font-mono)" w:eastAsia="Times New Roman" w:hAnsi="var(--font-mono)" w:cs="Courier New"/>
+          <w:color w:val="14181F"/>
+          <w:sz w:val="20"/>
+          <w:szCs w:val="20"/>
+        </w:rPr>
+        <w:t xml:space="preserve">   - Escalation path: "I want to talk to a human" → bot escalates politely. Verify ticket resolution_path=escalated_user_request.</w:t>
+      </w:r>
+    </w:p>
+    <w:p>
+      <w:pPr>
+        <w:tabs>
+          <w:tab w:val="left" w:pos="916"/>
+          <w:tab w:val="left" w:pos="1832"/>
+          <w:tab w:val="left" w:pos="2748"/>
+          <w:tab w:val="left" w:pos="3664"/>
+          <w:tab w:val="left" w:pos="4580"/>
+          <w:tab w:val="left" w:pos="5496"/>
+          <w:tab w:val="left" w:pos="6412"/>
+          <w:tab w:val="left" w:pos="7328"/>
+          <w:tab w:val="left" w:pos="8244"/>
+          <w:tab w:val="left" w:pos="9160"/>
+          <w:tab w:val="left" w:pos="10076"/>
+          <w:tab w:val="left" w:pos="10992"/>
+          <w:tab w:val="left" w:pos="11908"/>
+          <w:tab w:val="left" w:pos="12824"/>
+          <w:tab w:val="left" w:pos="13740"/>
+          <w:tab w:val="left" w:pos="14656"/>
+        </w:tabs>
+        <w:spacing w:after="0" w:line="240" w:lineRule="auto"/>
+        <w:rPr>
+          <w:rFonts w:ascii="var(--font-mono)" w:eastAsia="Times New Roman" w:hAnsi="var(--font-mono)" w:cs="Courier New"/>
+          <w:color w:val="14181F"/>
+          <w:sz w:val="20"/>
+          <w:szCs w:val="20"/>
+        </w:rPr>
+      </w:pPr>
+      <w:r>
+        <w:rPr>
+          <w:rFonts w:ascii="var(--font-mono)" w:eastAsia="Times New Roman" w:hAnsi="var(--font-mono)" w:cs="Courier New"/>
+          <w:color w:val="14181F"/>
+          <w:sz w:val="20"/>
+          <w:szCs w:val="20"/>
+        </w:rPr>
+        <w:t xml:space="preserve">   - Button-triggered: force_intent=order_status → bot immediately asks for order ID without classifying.</w:t>
+      </w:r>
+    </w:p>
+    <w:p>
+      <w:pPr>
+        <w:tabs>
+          <w:tab w:val="left" w:pos="916"/>
+          <w:tab w:val="left" w:pos="1832"/>
+          <w:tab w:val="left" w:pos="2748"/>
+          <w:tab w:val="left" w:pos="3664"/>
+          <w:tab w:val="left" w:pos="4580"/>
+          <w:tab w:val="left" w:pos="5496"/>
+          <w:tab w:val="left" w:pos="6412"/>
+          <w:tab w:val="left" w:pos="7328"/>
+          <w:tab w:val="left" w:pos="8244"/>
+          <w:tab w:val="left" w:pos="9160"/>
+          <w:tab w:val="left" w:pos="10076"/>
+          <w:tab w:val="left" w:pos="10992"/>
+          <w:tab w:val="left" w:pos="11908"/>
+          <w:tab w:val="left" w:pos="12824"/>
+          <w:tab w:val="left" w:pos="13740"/>
+          <w:tab w:val="left" w:pos="14656"/>
+        </w:tabs>
+        <w:spacing w:after="0" w:line="240" w:lineRule="auto"/>
+        <w:rPr>
+          <w:rFonts w:ascii="var(--font-mono)" w:eastAsia="Times New Roman" w:hAnsi="var(--font-mono)" w:cs="Courier New"/>
+          <w:color w:val="14181F"/>
+          <w:sz w:val="20"/>
+          <w:szCs w:val="20"/>
+        </w:rPr>
+      </w:pPr>
+    </w:p>
+    <w:p>
+      <w:pPr>
+        <w:tabs>
+          <w:tab w:val="left" w:pos="916"/>
+          <w:tab w:val="left" w:pos="1832"/>
+          <w:tab w:val="left" w:pos="2748"/>
+          <w:tab w:val="left" w:pos="3664"/>
+          <w:tab w:val="left" w:pos="4580"/>
+          <w:tab w:val="left" w:pos="5496"/>
+          <w:tab w:val="left" w:pos="6412"/>
+          <w:tab w:val="left" w:pos="7328"/>
+          <w:tab w:val="left" w:pos="8244"/>
+          <w:tab w:val="left" w:pos="9160"/>
+          <w:tab w:val="left" w:pos="10076"/>
+          <w:tab w:val="left" w:pos="10992"/>
+          <w:tab w:val="left" w:pos="11908"/>
+          <w:tab w:val="left" w:pos="12824"/>
+          <w:tab w:val="left" w:pos="13740"/>
+          <w:tab w:val="left" w:pos="14656"/>
+        </w:tabs>
+        <w:spacing w:after="0" w:line="240" w:lineRule="auto"/>
+        <w:rPr>
+          <w:rFonts w:ascii="var(--font-mono)" w:eastAsia="Times New Roman" w:hAnsi="var(--font-mono)" w:cs="Courier New"/>
+          <w:color w:val="14181F"/>
+          <w:sz w:val="20"/>
+          <w:szCs w:val="20"/>
+        </w:rPr>
+      </w:pPr>
+      <w:r>
+        <w:rPr>
+          <w:rFonts w:ascii="var(--font-mono)" w:eastAsia="Times New Roman" w:hAnsi="var(--font-mono)" w:cs="Courier New"/>
+          <w:color w:val="14181F"/>
+          <w:sz w:val="20"/>
+          <w:szCs w:val="20"/>
+        </w:rPr>
+        <w:t>Stop and show me the orchestrator tests passing end-to-end.</w:t>
+      </w:r>
+    </w:p>
+    <w:p/>
+    <w:p/>
+    <w:p/>
     <w:sectPr>
       <w:pgSz w:w="12240" w:h="15840"/>
       <w:pgMar w:top="1440" w:right="1440" w:bottom="1440" w:left="1440" w:header="720" w:footer="720" w:gutter="0"/>
@@ -3753,6 +7629,25 @@
     <w:name w:val="Normal"/>
     <w:qFormat/>
   </w:style>
+  <w:style w:type="paragraph" w:styleId="Heading3">
+    <w:name w:val="heading 3"/>
+    <w:basedOn w:val="Normal"/>
+    <w:link w:val="Heading3Char"/>
+    <w:uiPriority w:val="9"/>
+    <w:qFormat/>
+    <w:rsid w:val="00271C07"/>
+    <w:pPr>
+      <w:spacing w:before="100" w:beforeAutospacing="1" w:after="100" w:afterAutospacing="1" w:line="240" w:lineRule="auto"/>
+      <w:outlineLvl w:val="2"/>
+    </w:pPr>
+    <w:rPr>
+      <w:rFonts w:ascii="Times New Roman" w:eastAsia="Times New Roman" w:hAnsi="Times New Roman" w:cs="Times New Roman"/>
+      <w:b/>
+      <w:bCs/>
+      <w:sz w:val="27"/>
+      <w:szCs w:val="27"/>
+    </w:rPr>
+  </w:style>
   <w:style w:type="character" w:default="1" w:styleId="DefaultParagraphFont">
     <w:name w:val="Default Paragraph Font"/>
     <w:uiPriority w:val="1"/>
@@ -3779,6 +7674,81 @@
     <w:uiPriority w:val="99"/>
     <w:semiHidden/>
     <w:unhideWhenUsed/>
+  </w:style>
+  <w:style w:type="character" w:customStyle="1" w:styleId="Heading3Char">
+    <w:name w:val="Heading 3 Char"/>
+    <w:basedOn w:val="DefaultParagraphFont"/>
+    <w:link w:val="Heading3"/>
+    <w:uiPriority w:val="9"/>
+    <w:rsid w:val="00271C07"/>
+    <w:rPr>
+      <w:rFonts w:ascii="Times New Roman" w:eastAsia="Times New Roman" w:hAnsi="Times New Roman" w:cs="Times New Roman"/>
+      <w:b/>
+      <w:bCs/>
+      <w:sz w:val="27"/>
+      <w:szCs w:val="27"/>
+    </w:rPr>
+  </w:style>
+  <w:style w:type="paragraph" w:styleId="HTMLPreformatted">
+    <w:name w:val="HTML Preformatted"/>
+    <w:basedOn w:val="Normal"/>
+    <w:link w:val="HTMLPreformattedChar"/>
+    <w:uiPriority w:val="99"/>
+    <w:semiHidden/>
+    <w:unhideWhenUsed/>
+    <w:rsid w:val="00271C07"/>
+    <w:pPr>
+      <w:tabs>
+        <w:tab w:val="left" w:pos="916"/>
+        <w:tab w:val="left" w:pos="1832"/>
+        <w:tab w:val="left" w:pos="2748"/>
+        <w:tab w:val="left" w:pos="3664"/>
+        <w:tab w:val="left" w:pos="4580"/>
+        <w:tab w:val="left" w:pos="5496"/>
+        <w:tab w:val="left" w:pos="6412"/>
+        <w:tab w:val="left" w:pos="7328"/>
+        <w:tab w:val="left" w:pos="8244"/>
+        <w:tab w:val="left" w:pos="9160"/>
+        <w:tab w:val="left" w:pos="10076"/>
+        <w:tab w:val="left" w:pos="10992"/>
+        <w:tab w:val="left" w:pos="11908"/>
+        <w:tab w:val="left" w:pos="12824"/>
+        <w:tab w:val="left" w:pos="13740"/>
+        <w:tab w:val="left" w:pos="14656"/>
+      </w:tabs>
+      <w:spacing w:after="0" w:line="240" w:lineRule="auto"/>
+    </w:pPr>
+    <w:rPr>
+      <w:rFonts w:ascii="Courier New" w:eastAsia="Times New Roman" w:hAnsi="Courier New" w:cs="Courier New"/>
+      <w:sz w:val="20"/>
+      <w:szCs w:val="20"/>
+    </w:rPr>
+  </w:style>
+  <w:style w:type="character" w:customStyle="1" w:styleId="HTMLPreformattedChar">
+    <w:name w:val="HTML Preformatted Char"/>
+    <w:basedOn w:val="DefaultParagraphFont"/>
+    <w:link w:val="HTMLPreformatted"/>
+    <w:uiPriority w:val="99"/>
+    <w:semiHidden/>
+    <w:rsid w:val="00271C07"/>
+    <w:rPr>
+      <w:rFonts w:ascii="Courier New" w:eastAsia="Times New Roman" w:hAnsi="Courier New" w:cs="Courier New"/>
+      <w:sz w:val="20"/>
+      <w:szCs w:val="20"/>
+    </w:rPr>
+  </w:style>
+  <w:style w:type="character" w:styleId="HTMLCode">
+    <w:name w:val="HTML Code"/>
+    <w:basedOn w:val="DefaultParagraphFont"/>
+    <w:uiPriority w:val="99"/>
+    <w:semiHidden/>
+    <w:unhideWhenUsed/>
+    <w:rsid w:val="00271C07"/>
+    <w:rPr>
+      <w:rFonts w:ascii="Courier New" w:eastAsia="Times New Roman" w:hAnsi="Courier New" w:cs="Courier New"/>
+      <w:sz w:val="20"/>
+      <w:szCs w:val="20"/>
+    </w:rPr>
   </w:style>
 </w:styles>
 </file>

--- a/Used prompts.docx
+++ b/Used prompts.docx
@@ -7215,6 +7215,1469 @@
           <w:szCs w:val="20"/>
         </w:rPr>
         <w:t>Stop and show me the orchestrator tests passing end-to-end.</w:t>
+      </w:r>
+    </w:p>
+    <w:p/>
+    <w:p/>
+    <w:p>
+      <w:pPr>
+        <w:pStyle w:val="Heading3"/>
+      </w:pPr>
+      <w:r>
+        <w:t>Prompt 9 — Wire the Storefront Chatbot Widget</w:t>
+      </w:r>
+    </w:p>
+    <w:p>
+      <w:pPr>
+        <w:pStyle w:val="HTMLPreformatted"/>
+        <w:rPr>
+          <w:rStyle w:val="HTMLCode"/>
+          <w:rFonts w:ascii="var(--font-mono)" w:hAnsi="var(--font-mono)"/>
+          <w:color w:val="14181F"/>
+        </w:rPr>
+      </w:pPr>
+      <w:r>
+        <w:rPr>
+          <w:rStyle w:val="HTMLCode"/>
+          <w:rFonts w:ascii="var(--font-mono)" w:hAnsi="var(--font-mono)"/>
+          <w:color w:val="14181F"/>
+        </w:rPr>
+        <w:t>Replace the placeholder chatbot popup we built in Prompt 2 with the real chat interface backed by the orchestrator.</w:t>
+      </w:r>
+    </w:p>
+    <w:p>
+      <w:pPr>
+        <w:pStyle w:val="HTMLPreformatted"/>
+        <w:rPr>
+          <w:rStyle w:val="HTMLCode"/>
+          <w:rFonts w:ascii="var(--font-mono)" w:hAnsi="var(--font-mono)"/>
+          <w:color w:val="14181F"/>
+        </w:rPr>
+      </w:pPr>
+    </w:p>
+    <w:p>
+      <w:pPr>
+        <w:pStyle w:val="HTMLPreformatted"/>
+        <w:rPr>
+          <w:rStyle w:val="HTMLCode"/>
+          <w:rFonts w:ascii="var(--font-mono)" w:hAnsi="var(--font-mono)"/>
+          <w:color w:val="14181F"/>
+        </w:rPr>
+      </w:pPr>
+      <w:r>
+        <w:rPr>
+          <w:rStyle w:val="HTMLCode"/>
+          <w:rFonts w:ascii="var(--font-mono)" w:hAnsi="var(--font-mono)"/>
+          <w:color w:val="14181F"/>
+        </w:rPr>
+        <w:t>Tasks:</w:t>
+      </w:r>
+    </w:p>
+    <w:p>
+      <w:pPr>
+        <w:pStyle w:val="HTMLPreformatted"/>
+        <w:rPr>
+          <w:rStyle w:val="HTMLCode"/>
+          <w:rFonts w:ascii="var(--font-mono)" w:hAnsi="var(--font-mono)"/>
+          <w:color w:val="14181F"/>
+        </w:rPr>
+      </w:pPr>
+    </w:p>
+    <w:p>
+      <w:pPr>
+        <w:pStyle w:val="HTMLPreformatted"/>
+        <w:rPr>
+          <w:rStyle w:val="HTMLCode"/>
+          <w:rFonts w:ascii="var(--font-mono)" w:hAnsi="var(--font-mono)"/>
+          <w:color w:val="14181F"/>
+        </w:rPr>
+      </w:pPr>
+      <w:r>
+        <w:rPr>
+          <w:rStyle w:val="HTMLCode"/>
+          <w:rFonts w:ascii="var(--font-mono)" w:hAnsi="var(--font-mono)"/>
+          <w:color w:val="14181F"/>
+        </w:rPr>
+        <w:t>1. Update /frontend/components/chatbot_widget.py:</w:t>
+      </w:r>
+    </w:p>
+    <w:p>
+      <w:pPr>
+        <w:pStyle w:val="HTMLPreformatted"/>
+        <w:rPr>
+          <w:rStyle w:val="HTMLCode"/>
+          <w:rFonts w:ascii="var(--font-mono)" w:hAnsi="var(--font-mono)"/>
+          <w:color w:val="14181F"/>
+        </w:rPr>
+      </w:pPr>
+    </w:p>
+    <w:p>
+      <w:pPr>
+        <w:pStyle w:val="HTMLPreformatted"/>
+        <w:rPr>
+          <w:rStyle w:val="HTMLCode"/>
+          <w:rFonts w:ascii="var(--font-mono)" w:hAnsi="var(--font-mono)"/>
+          <w:color w:val="14181F"/>
+        </w:rPr>
+      </w:pPr>
+      <w:r>
+        <w:rPr>
+          <w:rStyle w:val="HTMLCode"/>
+          <w:rFonts w:ascii="var(--font-mono)" w:hAnsi="var(--font-mono)"/>
+          <w:color w:val="14181F"/>
+        </w:rPr>
+        <w:t xml:space="preserve">   - Keep the floating button styling we already have.</w:t>
+      </w:r>
+    </w:p>
+    <w:p>
+      <w:pPr>
+        <w:pStyle w:val="HTMLPreformatted"/>
+        <w:rPr>
+          <w:rStyle w:val="HTMLCode"/>
+          <w:rFonts w:ascii="var(--font-mono)" w:hAnsi="var(--font-mono)"/>
+          <w:color w:val="14181F"/>
+        </w:rPr>
+      </w:pPr>
+      <w:r>
+        <w:rPr>
+          <w:rStyle w:val="HTMLCode"/>
+          <w:rFonts w:ascii="var(--font-mono)" w:hAnsi="var(--font-mono)"/>
+          <w:color w:val="14181F"/>
+        </w:rPr>
+        <w:t xml:space="preserve">   - On click: open a chat panel (st.dialog or a fixed-position div). Use st.session_state.chat_open to toggle.</w:t>
+      </w:r>
+    </w:p>
+    <w:p>
+      <w:pPr>
+        <w:pStyle w:val="HTMLPreformatted"/>
+        <w:rPr>
+          <w:rStyle w:val="HTMLCode"/>
+          <w:rFonts w:ascii="var(--font-mono)" w:hAnsi="var(--font-mono)"/>
+          <w:color w:val="14181F"/>
+        </w:rPr>
+      </w:pPr>
+    </w:p>
+    <w:p>
+      <w:pPr>
+        <w:pStyle w:val="HTMLPreformatted"/>
+        <w:rPr>
+          <w:rStyle w:val="HTMLCode"/>
+          <w:rFonts w:ascii="var(--font-mono)" w:hAnsi="var(--font-mono)"/>
+          <w:color w:val="14181F"/>
+        </w:rPr>
+      </w:pPr>
+      <w:r>
+        <w:rPr>
+          <w:rStyle w:val="HTMLCode"/>
+          <w:rFonts w:ascii="var(--font-mono)" w:hAnsi="var(--font-mono)"/>
+          <w:color w:val="14181F"/>
+        </w:rPr>
+        <w:t xml:space="preserve">   Chat panel layout:</w:t>
+      </w:r>
+    </w:p>
+    <w:p>
+      <w:pPr>
+        <w:pStyle w:val="HTMLPreformatted"/>
+        <w:rPr>
+          <w:rStyle w:val="HTMLCode"/>
+          <w:rFonts w:ascii="var(--font-mono)" w:hAnsi="var(--font-mono)"/>
+          <w:color w:val="14181F"/>
+        </w:rPr>
+      </w:pPr>
+      <w:r>
+        <w:rPr>
+          <w:rStyle w:val="HTMLCode"/>
+          <w:rFonts w:ascii="var(--font-mono)" w:hAnsi="var(--font-mono)"/>
+          <w:color w:val="14181F"/>
+        </w:rPr>
+        <w:t xml:space="preserve">   - Header: "Store Assistant" + close button + small status dot ("● Online")</w:t>
+      </w:r>
+    </w:p>
+    <w:p>
+      <w:pPr>
+        <w:pStyle w:val="HTMLPreformatted"/>
+        <w:rPr>
+          <w:rStyle w:val="HTMLCode"/>
+          <w:rFonts w:ascii="var(--font-mono)" w:hAnsi="var(--font-mono)"/>
+          <w:color w:val="14181F"/>
+        </w:rPr>
+      </w:pPr>
+      <w:r>
+        <w:rPr>
+          <w:rStyle w:val="HTMLCode"/>
+          <w:rFonts w:ascii="var(--font-mono)" w:hAnsi="var(--font-mono)"/>
+          <w:color w:val="14181F"/>
+        </w:rPr>
+        <w:t xml:space="preserve">   - Initial state (no messages yet): show 4-6 quick-action BUTTONS generated dynamically from intents where is_button_visible=True. Each button click triggers orchestrator.handle_message with force_intent.</w:t>
+      </w:r>
+    </w:p>
+    <w:p>
+      <w:pPr>
+        <w:pStyle w:val="HTMLPreformatted"/>
+        <w:rPr>
+          <w:rStyle w:val="HTMLCode"/>
+          <w:rFonts w:ascii="var(--font-mono)" w:hAnsi="var(--font-mono)"/>
+          <w:color w:val="14181F"/>
+        </w:rPr>
+      </w:pPr>
+      <w:r>
+        <w:rPr>
+          <w:rStyle w:val="HTMLCode"/>
+          <w:rFonts w:ascii="var(--font-mono)" w:hAnsi="var(--font-mono)"/>
+          <w:color w:val="14181F"/>
+        </w:rPr>
+        <w:t xml:space="preserve">   - Message list: scrollable, user messages right-aligned, bot messages left-aligned with avatar.</w:t>
+      </w:r>
+    </w:p>
+    <w:p>
+      <w:pPr>
+        <w:pStyle w:val="HTMLPreformatted"/>
+        <w:rPr>
+          <w:rStyle w:val="HTMLCode"/>
+          <w:rFonts w:ascii="var(--font-mono)" w:hAnsi="var(--font-mono)"/>
+          <w:color w:val="14181F"/>
+        </w:rPr>
+      </w:pPr>
+      <w:r>
+        <w:rPr>
+          <w:rStyle w:val="HTMLCode"/>
+          <w:rFonts w:ascii="var(--font-mono)" w:hAnsi="var(--font-mono)"/>
+          <w:color w:val="14181F"/>
+        </w:rPr>
+        <w:t xml:space="preserve">   - Input: text input + send button. Enter key sends.</w:t>
+      </w:r>
+    </w:p>
+    <w:p>
+      <w:pPr>
+        <w:pStyle w:val="HTMLPreformatted"/>
+        <w:rPr>
+          <w:rStyle w:val="HTMLCode"/>
+          <w:rFonts w:ascii="var(--font-mono)" w:hAnsi="var(--font-mono)"/>
+          <w:color w:val="14181F"/>
+        </w:rPr>
+      </w:pPr>
+      <w:r>
+        <w:rPr>
+          <w:rStyle w:val="HTMLCode"/>
+          <w:rFonts w:ascii="var(--font-mono)" w:hAnsi="var(--font-mono)"/>
+          <w:color w:val="14181F"/>
+        </w:rPr>
+        <w:t xml:space="preserve">   - Footer: thumbs up/down on the last bot message (writes to ticket metadata for the feedback loop).</w:t>
+      </w:r>
+    </w:p>
+    <w:p>
+      <w:pPr>
+        <w:pStyle w:val="HTMLPreformatted"/>
+        <w:rPr>
+          <w:rStyle w:val="HTMLCode"/>
+          <w:rFonts w:ascii="var(--font-mono)" w:hAnsi="var(--font-mono)"/>
+          <w:color w:val="14181F"/>
+        </w:rPr>
+      </w:pPr>
+      <w:r>
+        <w:rPr>
+          <w:rStyle w:val="HTMLCode"/>
+          <w:rFonts w:ascii="var(--font-mono)" w:hAnsi="var(--font-mono)"/>
+          <w:color w:val="14181F"/>
+        </w:rPr>
+        <w:t xml:space="preserve">   - When escalated: show a clear banner "A human agent has been notified. We'll reply by email shortly." and disable input.</w:t>
+      </w:r>
+    </w:p>
+    <w:p>
+      <w:pPr>
+        <w:pStyle w:val="HTMLPreformatted"/>
+        <w:rPr>
+          <w:rStyle w:val="HTMLCode"/>
+          <w:rFonts w:ascii="var(--font-mono)" w:hAnsi="var(--font-mono)"/>
+          <w:color w:val="14181F"/>
+        </w:rPr>
+      </w:pPr>
+    </w:p>
+    <w:p>
+      <w:pPr>
+        <w:pStyle w:val="HTMLPreformatted"/>
+        <w:rPr>
+          <w:rStyle w:val="HTMLCode"/>
+          <w:rFonts w:ascii="var(--font-mono)" w:hAnsi="var(--font-mono)"/>
+          <w:color w:val="14181F"/>
+        </w:rPr>
+      </w:pPr>
+      <w:r>
+        <w:rPr>
+          <w:rStyle w:val="HTMLCode"/>
+          <w:rFonts w:ascii="var(--font-mono)" w:hAnsi="var(--font-mono)"/>
+          <w:color w:val="14181F"/>
+        </w:rPr>
+        <w:t>2. Create /chatbot/ui_adapter.py:</w:t>
+      </w:r>
+    </w:p>
+    <w:p>
+      <w:pPr>
+        <w:pStyle w:val="HTMLPreformatted"/>
+        <w:rPr>
+          <w:rStyle w:val="HTMLCode"/>
+          <w:rFonts w:ascii="var(--font-mono)" w:hAnsi="var(--font-mono)"/>
+          <w:color w:val="14181F"/>
+        </w:rPr>
+      </w:pPr>
+      <w:r>
+        <w:rPr>
+          <w:rStyle w:val="HTMLCode"/>
+          <w:rFonts w:ascii="var(--font-mono)" w:hAnsi="var(--font-mono)"/>
+          <w:color w:val="14181F"/>
+        </w:rPr>
+        <w:t xml:space="preserve">   - Bridge between Streamlit's session_state and the ConversationState class.</w:t>
+      </w:r>
+    </w:p>
+    <w:p>
+      <w:pPr>
+        <w:pStyle w:val="HTMLPreformatted"/>
+        <w:rPr>
+          <w:rStyle w:val="HTMLCode"/>
+          <w:rFonts w:ascii="var(--font-mono)" w:hAnsi="var(--font-mono)"/>
+          <w:color w:val="14181F"/>
+        </w:rPr>
+      </w:pPr>
+      <w:r>
+        <w:rPr>
+          <w:rStyle w:val="HTMLCode"/>
+          <w:rFonts w:ascii="var(--font-mono)" w:hAnsi="var(--font-mono)"/>
+          <w:color w:val="14181F"/>
+        </w:rPr>
+        <w:t xml:space="preserve">   - Functions: get_or_create_session(), send_user_message(text), send_button_action(intent_id), submit_feedback(message_id, thumbs).</w:t>
+      </w:r>
+    </w:p>
+    <w:p>
+      <w:pPr>
+        <w:pStyle w:val="HTMLPreformatted"/>
+        <w:rPr>
+          <w:rStyle w:val="HTMLCode"/>
+          <w:rFonts w:ascii="var(--font-mono)" w:hAnsi="var(--font-mono)"/>
+          <w:color w:val="14181F"/>
+        </w:rPr>
+      </w:pPr>
+    </w:p>
+    <w:p>
+      <w:pPr>
+        <w:pStyle w:val="HTMLPreformatted"/>
+        <w:rPr>
+          <w:rStyle w:val="HTMLCode"/>
+          <w:rFonts w:ascii="var(--font-mono)" w:hAnsi="var(--font-mono)"/>
+          <w:color w:val="14181F"/>
+        </w:rPr>
+      </w:pPr>
+      <w:r>
+        <w:rPr>
+          <w:rStyle w:val="HTMLCode"/>
+          <w:rFonts w:ascii="var(--font-mono)" w:hAnsi="var(--font-mono)"/>
+          <w:color w:val="14181F"/>
+        </w:rPr>
+        <w:t>3. Make sure the widget appears on EVERY page (home, category, product detail) — same call as before, just now connected to the real backend.</w:t>
+      </w:r>
+    </w:p>
+    <w:p>
+      <w:pPr>
+        <w:pStyle w:val="HTMLPreformatted"/>
+        <w:rPr>
+          <w:rStyle w:val="HTMLCode"/>
+          <w:rFonts w:ascii="var(--font-mono)" w:hAnsi="var(--font-mono)"/>
+          <w:color w:val="14181F"/>
+        </w:rPr>
+      </w:pPr>
+    </w:p>
+    <w:p>
+      <w:pPr>
+        <w:pStyle w:val="HTMLPreformatted"/>
+        <w:rPr>
+          <w:rStyle w:val="HTMLCode"/>
+          <w:rFonts w:ascii="var(--font-mono)" w:hAnsi="var(--font-mono)"/>
+          <w:color w:val="14181F"/>
+        </w:rPr>
+      </w:pPr>
+      <w:r>
+        <w:rPr>
+          <w:rStyle w:val="HTMLCode"/>
+          <w:rFonts w:ascii="var(--font-mono)" w:hAnsi="var(--font-mono)"/>
+          <w:color w:val="14181F"/>
+        </w:rPr>
+        <w:t>4. Add a "Was this helpful?" prompt after every resolved bot turn. Score writes to the ticket's csat_score on session end.</w:t>
+      </w:r>
+    </w:p>
+    <w:p>
+      <w:pPr>
+        <w:pStyle w:val="HTMLPreformatted"/>
+        <w:rPr>
+          <w:rStyle w:val="HTMLCode"/>
+          <w:rFonts w:ascii="var(--font-mono)" w:hAnsi="var(--font-mono)"/>
+          <w:color w:val="14181F"/>
+        </w:rPr>
+      </w:pPr>
+    </w:p>
+    <w:p>
+      <w:pPr>
+        <w:pStyle w:val="HTMLPreformatted"/>
+        <w:rPr>
+          <w:rStyle w:val="HTMLCode"/>
+          <w:rFonts w:ascii="var(--font-mono)" w:hAnsi="var(--font-mono)"/>
+          <w:color w:val="14181F"/>
+        </w:rPr>
+      </w:pPr>
+      <w:r>
+        <w:rPr>
+          <w:rStyle w:val="HTMLCode"/>
+          <w:rFonts w:ascii="var(--font-mono)" w:hAnsi="var(--font-mono)"/>
+          <w:color w:val="14181F"/>
+        </w:rPr>
+        <w:t>Test by running `streamlit run frontend/user_app.py` and walking through:</w:t>
+      </w:r>
+    </w:p>
+    <w:p>
+      <w:pPr>
+        <w:pStyle w:val="HTMLPreformatted"/>
+        <w:rPr>
+          <w:rStyle w:val="HTMLCode"/>
+          <w:rFonts w:ascii="var(--font-mono)" w:hAnsi="var(--font-mono)"/>
+          <w:color w:val="14181F"/>
+        </w:rPr>
+      </w:pPr>
+      <w:r>
+        <w:rPr>
+          <w:rStyle w:val="HTMLCode"/>
+          <w:rFonts w:ascii="var(--font-mono)" w:hAnsi="var(--font-mono)"/>
+          <w:color w:val="14181F"/>
+        </w:rPr>
+        <w:t>- Open chatbot → click "Order Status" button → enter ORD-1001 + email → get status.</w:t>
+      </w:r>
+    </w:p>
+    <w:p>
+      <w:pPr>
+        <w:pStyle w:val="HTMLPreformatted"/>
+        <w:rPr>
+          <w:rStyle w:val="HTMLCode"/>
+          <w:rFonts w:ascii="var(--font-mono)" w:hAnsi="var(--font-mono)"/>
+          <w:color w:val="14181F"/>
+        </w:rPr>
+      </w:pPr>
+      <w:r>
+        <w:rPr>
+          <w:rStyle w:val="HTMLCode"/>
+          <w:rFonts w:ascii="var(--font-mono)" w:hAnsi="var(--font-mono)"/>
+          <w:color w:val="14181F"/>
+        </w:rPr>
+        <w:t>- Open chatbot → type "I want to speak to a human" → see escalation banner.</w:t>
+      </w:r>
+    </w:p>
+    <w:p>
+      <w:pPr>
+        <w:pStyle w:val="HTMLPreformatted"/>
+        <w:rPr>
+          <w:rStyle w:val="HTMLCode"/>
+          <w:rFonts w:ascii="var(--font-mono)" w:hAnsi="var(--font-mono)"/>
+          <w:color w:val="14181F"/>
+        </w:rPr>
+      </w:pPr>
+      <w:r>
+        <w:rPr>
+          <w:rStyle w:val="HTMLCode"/>
+          <w:rFonts w:ascii="var(--font-mono)" w:hAnsi="var(--font-mono)"/>
+          <w:color w:val="14181F"/>
+        </w:rPr>
+        <w:t>- Open chatbot → type something nonsense → see escalation due to low confidence.</w:t>
+      </w:r>
+    </w:p>
+    <w:p>
+      <w:pPr>
+        <w:pStyle w:val="HTMLPreformatted"/>
+        <w:rPr>
+          <w:rStyle w:val="HTMLCode"/>
+          <w:rFonts w:ascii="var(--font-mono)" w:hAnsi="var(--font-mono)"/>
+          <w:color w:val="14181F"/>
+        </w:rPr>
+      </w:pPr>
+    </w:p>
+    <w:p>
+      <w:pPr>
+        <w:pStyle w:val="HTMLPreformatted"/>
+        <w:rPr>
+          <w:rFonts w:ascii="var(--font-mono)" w:hAnsi="var(--font-mono)"/>
+          <w:color w:val="14181F"/>
+        </w:rPr>
+      </w:pPr>
+      <w:r>
+        <w:rPr>
+          <w:rStyle w:val="HTMLCode"/>
+          <w:rFonts w:ascii="var(--font-mono)" w:hAnsi="var(--font-mono)"/>
+          <w:color w:val="14181F"/>
+        </w:rPr>
+        <w:t>Stop and confirm all three flows work in the live UI.</w:t>
+      </w:r>
+    </w:p>
+    <w:p>
+      <w:pPr>
+        <w:rPr>
+          <w:rFonts w:ascii="Times New Roman" w:hAnsi="Times New Roman"/>
+        </w:rPr>
+      </w:pPr>
+      <w:r>
+        <w:pict w14:anchorId="57BADE82">
+          <v:rect id="_x0000_i1025" style="width:0;height:1.5pt" o:hralign="center" o:hrstd="t" o:hr="t" fillcolor="#a0a0a0" stroked="f"/>
+        </w:pict>
+      </w:r>
+    </w:p>
+    <w:p>
+      <w:pPr>
+        <w:pStyle w:val="Heading3"/>
+      </w:pPr>
+      <w:r>
+        <w:t>Prompt 10 — Wire the Admin Tickets Tab to Real Data</w:t>
+      </w:r>
+    </w:p>
+    <w:p>
+      <w:pPr>
+        <w:pStyle w:val="HTMLPreformatted"/>
+        <w:rPr>
+          <w:rStyle w:val="HTMLCode"/>
+          <w:rFonts w:ascii="var(--font-mono)" w:hAnsi="var(--font-mono)"/>
+          <w:color w:val="14181F"/>
+        </w:rPr>
+      </w:pPr>
+      <w:r>
+        <w:rPr>
+          <w:rStyle w:val="HTMLCode"/>
+          <w:rFonts w:ascii="var(--font-mono)" w:hAnsi="var(--font-mono)"/>
+          <w:color w:val="14181F"/>
+        </w:rPr>
+        <w:t>The admin dashboard from Prompt 3 currently uses mock JSON. Replace those data sources with real queries against the SQLite ticket store, so every chatbot conversation immediately appears in the admin UI.</w:t>
+      </w:r>
+    </w:p>
+    <w:p>
+      <w:pPr>
+        <w:pStyle w:val="HTMLPreformatted"/>
+        <w:rPr>
+          <w:rStyle w:val="HTMLCode"/>
+          <w:rFonts w:ascii="var(--font-mono)" w:hAnsi="var(--font-mono)"/>
+          <w:color w:val="14181F"/>
+        </w:rPr>
+      </w:pPr>
+    </w:p>
+    <w:p>
+      <w:pPr>
+        <w:pStyle w:val="HTMLPreformatted"/>
+        <w:rPr>
+          <w:rStyle w:val="HTMLCode"/>
+          <w:rFonts w:ascii="var(--font-mono)" w:hAnsi="var(--font-mono)"/>
+          <w:color w:val="14181F"/>
+        </w:rPr>
+      </w:pPr>
+      <w:r>
+        <w:rPr>
+          <w:rStyle w:val="HTMLCode"/>
+          <w:rFonts w:ascii="var(--font-mono)" w:hAnsi="var(--font-mono)"/>
+          <w:color w:val="14181F"/>
+        </w:rPr>
+        <w:t>Tasks:</w:t>
+      </w:r>
+    </w:p>
+    <w:p>
+      <w:pPr>
+        <w:pStyle w:val="HTMLPreformatted"/>
+        <w:rPr>
+          <w:rStyle w:val="HTMLCode"/>
+          <w:rFonts w:ascii="var(--font-mono)" w:hAnsi="var(--font-mono)"/>
+          <w:color w:val="14181F"/>
+        </w:rPr>
+      </w:pPr>
+    </w:p>
+    <w:p>
+      <w:pPr>
+        <w:pStyle w:val="HTMLPreformatted"/>
+        <w:rPr>
+          <w:rStyle w:val="HTMLCode"/>
+          <w:rFonts w:ascii="var(--font-mono)" w:hAnsi="var(--font-mono)"/>
+          <w:color w:val="14181F"/>
+        </w:rPr>
+      </w:pPr>
+      <w:r>
+        <w:rPr>
+          <w:rStyle w:val="HTMLCode"/>
+          <w:rFonts w:ascii="var(--font-mono)" w:hAnsi="var(--font-mono)"/>
+          <w:color w:val="14181F"/>
+        </w:rPr>
+        <w:t>1. Update /frontend/admin_app.py — Tickets tab:</w:t>
+      </w:r>
+    </w:p>
+    <w:p>
+      <w:pPr>
+        <w:pStyle w:val="HTMLPreformatted"/>
+        <w:rPr>
+          <w:rStyle w:val="HTMLCode"/>
+          <w:rFonts w:ascii="var(--font-mono)" w:hAnsi="var(--font-mono)"/>
+          <w:color w:val="14181F"/>
+        </w:rPr>
+      </w:pPr>
+      <w:r>
+        <w:rPr>
+          <w:rStyle w:val="HTMLCode"/>
+          <w:rFonts w:ascii="var(--font-mono)" w:hAnsi="var(--font-mono)"/>
+          <w:color w:val="14181F"/>
+        </w:rPr>
+        <w:t xml:space="preserve">   - Manual Classification table → repository.list_pending_escalations()</w:t>
+      </w:r>
+    </w:p>
+    <w:p>
+      <w:pPr>
+        <w:pStyle w:val="HTMLPreformatted"/>
+        <w:rPr>
+          <w:rStyle w:val="HTMLCode"/>
+          <w:rFonts w:ascii="var(--font-mono)" w:hAnsi="var(--font-mono)"/>
+          <w:color w:val="14181F"/>
+        </w:rPr>
+      </w:pPr>
+      <w:r>
+        <w:rPr>
+          <w:rStyle w:val="HTMLCode"/>
+          <w:rFonts w:ascii="var(--font-mono)" w:hAnsi="var(--font-mono)"/>
+          <w:color w:val="14181F"/>
+        </w:rPr>
+        <w:t xml:space="preserve">   - Auto-Classified table → repository.list_auto_classified(filters)</w:t>
+      </w:r>
+    </w:p>
+    <w:p>
+      <w:pPr>
+        <w:pStyle w:val="HTMLPreformatted"/>
+        <w:rPr>
+          <w:rStyle w:val="HTMLCode"/>
+          <w:rFonts w:ascii="var(--font-mono)" w:hAnsi="var(--font-mono)"/>
+          <w:color w:val="14181F"/>
+        </w:rPr>
+      </w:pPr>
+      <w:r>
+        <w:rPr>
+          <w:rStyle w:val="HTMLCode"/>
+          <w:rFonts w:ascii="var(--font-mono)" w:hAnsi="var(--font-mono)"/>
+          <w:color w:val="14181F"/>
+        </w:rPr>
+        <w:t xml:space="preserve">   - Filter bar (status / urgency / category / date) → pass filters to the repo method.</w:t>
+      </w:r>
+    </w:p>
+    <w:p>
+      <w:pPr>
+        <w:pStyle w:val="HTMLPreformatted"/>
+        <w:rPr>
+          <w:rStyle w:val="HTMLCode"/>
+          <w:rFonts w:ascii="var(--font-mono)" w:hAnsi="var(--font-mono)"/>
+          <w:color w:val="14181F"/>
+        </w:rPr>
+      </w:pPr>
+    </w:p>
+    <w:p>
+      <w:pPr>
+        <w:pStyle w:val="HTMLPreformatted"/>
+        <w:rPr>
+          <w:rStyle w:val="HTMLCode"/>
+          <w:rFonts w:ascii="var(--font-mono)" w:hAnsi="var(--font-mono)"/>
+          <w:color w:val="14181F"/>
+        </w:rPr>
+      </w:pPr>
+      <w:r>
+        <w:rPr>
+          <w:rStyle w:val="HTMLCode"/>
+          <w:rFonts w:ascii="var(--font-mono)" w:hAnsi="var(--font-mono)"/>
+          <w:color w:val="14181F"/>
+        </w:rPr>
+        <w:t>2. Approve Classification button:</w:t>
+      </w:r>
+    </w:p>
+    <w:p>
+      <w:pPr>
+        <w:pStyle w:val="HTMLPreformatted"/>
+        <w:rPr>
+          <w:rStyle w:val="HTMLCode"/>
+          <w:rFonts w:ascii="var(--font-mono)" w:hAnsi="var(--font-mono)"/>
+          <w:color w:val="14181F"/>
+        </w:rPr>
+      </w:pPr>
+      <w:r>
+        <w:rPr>
+          <w:rStyle w:val="HTMLCode"/>
+          <w:rFonts w:ascii="var(--font-mono)" w:hAnsi="var(--font-mono)"/>
+          <w:color w:val="14181F"/>
+        </w:rPr>
+        <w:t xml:space="preserve">   - Reads selected category from the dropdown.</w:t>
+      </w:r>
+    </w:p>
+    <w:p>
+      <w:pPr>
+        <w:pStyle w:val="HTMLPreformatted"/>
+        <w:rPr>
+          <w:rStyle w:val="HTMLCode"/>
+          <w:rFonts w:ascii="var(--font-mono)" w:hAnsi="var(--font-mono)"/>
+          <w:color w:val="14181F"/>
+        </w:rPr>
+      </w:pPr>
+      <w:r>
+        <w:rPr>
+          <w:rStyle w:val="HTMLCode"/>
+          <w:rFonts w:ascii="var(--font-mono)" w:hAnsi="var(--font-mono)"/>
+          <w:color w:val="14181F"/>
+        </w:rPr>
+        <w:t xml:space="preserve">   - Calls repository.update_classification(ticket_id, intent, confidence=1.0) (human override = full confidence).</w:t>
+      </w:r>
+    </w:p>
+    <w:p>
+      <w:pPr>
+        <w:pStyle w:val="HTMLPreformatted"/>
+        <w:rPr>
+          <w:rStyle w:val="HTMLCode"/>
+          <w:rFonts w:ascii="var(--font-mono)" w:hAnsi="var(--font-mono)"/>
+          <w:color w:val="14181F"/>
+        </w:rPr>
+      </w:pPr>
+      <w:r>
+        <w:rPr>
+          <w:rStyle w:val="HTMLCode"/>
+          <w:rFonts w:ascii="var(--font-mono)" w:hAnsi="var(--font-mono)"/>
+          <w:color w:val="14181F"/>
+        </w:rPr>
+        <w:t xml:space="preserve">   - Marks ticket as auto-classified, refreshes the page.</w:t>
+      </w:r>
+    </w:p>
+    <w:p>
+      <w:pPr>
+        <w:pStyle w:val="HTMLPreformatted"/>
+        <w:rPr>
+          <w:rStyle w:val="HTMLCode"/>
+          <w:rFonts w:ascii="var(--font-mono)" w:hAnsi="var(--font-mono)"/>
+          <w:color w:val="14181F"/>
+        </w:rPr>
+      </w:pPr>
+      <w:r>
+        <w:rPr>
+          <w:rStyle w:val="HTMLCode"/>
+          <w:rFonts w:ascii="var(--font-mono)" w:hAnsi="var(--font-mono)"/>
+          <w:color w:val="14181F"/>
+        </w:rPr>
+        <w:t xml:space="preserve">   - This labelled data should be exportable later for fine-tuning — add a column `human_verified BOOLEAN` to the tickets table via a new migration.</w:t>
+      </w:r>
+    </w:p>
+    <w:p>
+      <w:pPr>
+        <w:pStyle w:val="HTMLPreformatted"/>
+        <w:rPr>
+          <w:rStyle w:val="HTMLCode"/>
+          <w:rFonts w:ascii="var(--font-mono)" w:hAnsi="var(--font-mono)"/>
+          <w:color w:val="14181F"/>
+        </w:rPr>
+      </w:pPr>
+    </w:p>
+    <w:p>
+      <w:pPr>
+        <w:pStyle w:val="HTMLPreformatted"/>
+        <w:rPr>
+          <w:rStyle w:val="HTMLCode"/>
+          <w:rFonts w:ascii="var(--font-mono)" w:hAnsi="var(--font-mono)"/>
+          <w:color w:val="14181F"/>
+        </w:rPr>
+      </w:pPr>
+      <w:r>
+        <w:rPr>
+          <w:rStyle w:val="HTMLCode"/>
+          <w:rFonts w:ascii="var(--font-mono)" w:hAnsi="var(--font-mono)"/>
+          <w:color w:val="14181F"/>
+        </w:rPr>
+        <w:t>3. Update Dashboard tab KPIs to read from repository.get_metrics():</w:t>
+      </w:r>
+    </w:p>
+    <w:p>
+      <w:pPr>
+        <w:pStyle w:val="HTMLPreformatted"/>
+        <w:rPr>
+          <w:rStyle w:val="HTMLCode"/>
+          <w:rFonts w:ascii="var(--font-mono)" w:hAnsi="var(--font-mono)"/>
+          <w:color w:val="14181F"/>
+        </w:rPr>
+      </w:pPr>
+      <w:r>
+        <w:rPr>
+          <w:rStyle w:val="HTMLCode"/>
+          <w:rFonts w:ascii="var(--font-mono)" w:hAnsi="var(--font-mono)"/>
+          <w:color w:val="14181F"/>
+        </w:rPr>
+        <w:t xml:space="preserve">   - Tickets created/solved/open/reopened</w:t>
+      </w:r>
+    </w:p>
+    <w:p>
+      <w:pPr>
+        <w:pStyle w:val="HTMLPreformatted"/>
+        <w:rPr>
+          <w:rStyle w:val="HTMLCode"/>
+          <w:rFonts w:ascii="var(--font-mono)" w:hAnsi="var(--font-mono)"/>
+          <w:color w:val="14181F"/>
+        </w:rPr>
+      </w:pPr>
+      <w:r>
+        <w:rPr>
+          <w:rStyle w:val="HTMLCode"/>
+          <w:rFonts w:ascii="var(--font-mono)" w:hAnsi="var(--font-mono)"/>
+          <w:color w:val="14181F"/>
+        </w:rPr>
+        <w:t xml:space="preserve">   - Auto-resolution rate = bot_resolved / total</w:t>
+      </w:r>
+    </w:p>
+    <w:p>
+      <w:pPr>
+        <w:pStyle w:val="HTMLPreformatted"/>
+        <w:rPr>
+          <w:rStyle w:val="HTMLCode"/>
+          <w:rFonts w:ascii="var(--font-mono)" w:hAnsi="var(--font-mono)"/>
+          <w:color w:val="14181F"/>
+        </w:rPr>
+      </w:pPr>
+      <w:r>
+        <w:rPr>
+          <w:rStyle w:val="HTMLCode"/>
+          <w:rFonts w:ascii="var(--font-mono)" w:hAnsi="var(--font-mono)"/>
+          <w:color w:val="14181F"/>
+        </w:rPr>
+        <w:t xml:space="preserve">   - AI accuracy = (auto-classified that weren't overridden) / (auto-classified total)</w:t>
+      </w:r>
+    </w:p>
+    <w:p>
+      <w:pPr>
+        <w:pStyle w:val="HTMLPreformatted"/>
+        <w:rPr>
+          <w:rStyle w:val="HTMLCode"/>
+          <w:rFonts w:ascii="var(--font-mono)" w:hAnsi="var(--font-mono)"/>
+          <w:color w:val="14181F"/>
+        </w:rPr>
+      </w:pPr>
+      <w:r>
+        <w:rPr>
+          <w:rStyle w:val="HTMLCode"/>
+          <w:rFonts w:ascii="var(--font-mono)" w:hAnsi="var(--font-mono)"/>
+          <w:color w:val="14181F"/>
+        </w:rPr>
+        <w:t xml:space="preserve">   - Avg first reply time, avg resolution time (from message timestamps)</w:t>
+      </w:r>
+    </w:p>
+    <w:p>
+      <w:pPr>
+        <w:pStyle w:val="HTMLPreformatted"/>
+        <w:rPr>
+          <w:rStyle w:val="HTMLCode"/>
+          <w:rFonts w:ascii="var(--font-mono)" w:hAnsi="var(--font-mono)"/>
+          <w:color w:val="14181F"/>
+        </w:rPr>
+      </w:pPr>
+      <w:r>
+        <w:rPr>
+          <w:rStyle w:val="HTMLCode"/>
+          <w:rFonts w:ascii="var(--font-mono)" w:hAnsi="var(--font-mono)"/>
+          <w:color w:val="14181F"/>
+        </w:rPr>
+        <w:lastRenderedPageBreak/>
+        <w:t xml:space="preserve">   - Charts: tickets created vs solved (last 30 days), tickets by channel, tickets by category, sentiment distribution.</w:t>
+      </w:r>
+    </w:p>
+    <w:p>
+      <w:pPr>
+        <w:pStyle w:val="HTMLPreformatted"/>
+        <w:rPr>
+          <w:rStyle w:val="HTMLCode"/>
+          <w:rFonts w:ascii="var(--font-mono)" w:hAnsi="var(--font-mono)"/>
+          <w:color w:val="14181F"/>
+        </w:rPr>
+      </w:pPr>
+    </w:p>
+    <w:p>
+      <w:pPr>
+        <w:pStyle w:val="HTMLPreformatted"/>
+        <w:rPr>
+          <w:rStyle w:val="HTMLCode"/>
+          <w:rFonts w:ascii="var(--font-mono)" w:hAnsi="var(--font-mono)"/>
+          <w:color w:val="14181F"/>
+        </w:rPr>
+      </w:pPr>
+      <w:r>
+        <w:rPr>
+          <w:rStyle w:val="HTMLCode"/>
+          <w:rFonts w:ascii="var(--font-mono)" w:hAnsi="var(--font-mono)"/>
+          <w:color w:val="14181F"/>
+        </w:rPr>
+        <w:t>4. Ticket detail drawer — clicking a ticket row opens a side drawer showing:</w:t>
+      </w:r>
+    </w:p>
+    <w:p>
+      <w:pPr>
+        <w:pStyle w:val="HTMLPreformatted"/>
+        <w:rPr>
+          <w:rStyle w:val="HTMLCode"/>
+          <w:rFonts w:ascii="var(--font-mono)" w:hAnsi="var(--font-mono)"/>
+          <w:color w:val="14181F"/>
+        </w:rPr>
+      </w:pPr>
+      <w:r>
+        <w:rPr>
+          <w:rStyle w:val="HTMLCode"/>
+          <w:rFonts w:ascii="var(--font-mono)" w:hAnsi="var(--font-mono)"/>
+          <w:color w:val="14181F"/>
+        </w:rPr>
+        <w:t xml:space="preserve">   - Full conversation transcript (color-coded by role).</w:t>
+      </w:r>
+    </w:p>
+    <w:p>
+      <w:pPr>
+        <w:pStyle w:val="HTMLPreformatted"/>
+        <w:rPr>
+          <w:rStyle w:val="HTMLCode"/>
+          <w:rFonts w:ascii="var(--font-mono)" w:hAnsi="var(--font-mono)"/>
+          <w:color w:val="14181F"/>
+        </w:rPr>
+      </w:pPr>
+      <w:r>
+        <w:rPr>
+          <w:rStyle w:val="HTMLCode"/>
+          <w:rFonts w:ascii="var(--font-mono)" w:hAnsi="var(--font-mono)"/>
+          <w:color w:val="14181F"/>
+        </w:rPr>
+        <w:t xml:space="preserve">   - Classification attempts and confidences.</w:t>
+      </w:r>
+    </w:p>
+    <w:p>
+      <w:pPr>
+        <w:pStyle w:val="HTMLPreformatted"/>
+        <w:rPr>
+          <w:rStyle w:val="HTMLCode"/>
+          <w:rFonts w:ascii="var(--font-mono)" w:hAnsi="var(--font-mono)"/>
+          <w:color w:val="14181F"/>
+        </w:rPr>
+      </w:pPr>
+      <w:r>
+        <w:rPr>
+          <w:rStyle w:val="HTMLCode"/>
+          <w:rFonts w:ascii="var(--font-mono)" w:hAnsi="var(--font-mono)"/>
+          <w:color w:val="14181F"/>
+        </w:rPr>
+        <w:t xml:space="preserve">   - Slots collected.</w:t>
+      </w:r>
+    </w:p>
+    <w:p>
+      <w:pPr>
+        <w:pStyle w:val="HTMLPreformatted"/>
+        <w:rPr>
+          <w:rStyle w:val="HTMLCode"/>
+          <w:rFonts w:ascii="var(--font-mono)" w:hAnsi="var(--font-mono)"/>
+          <w:color w:val="14181F"/>
+        </w:rPr>
+      </w:pPr>
+      <w:r>
+        <w:rPr>
+          <w:rStyle w:val="HTMLCode"/>
+          <w:rFonts w:ascii="var(--font-mono)" w:hAnsi="var(--font-mono)"/>
+          <w:color w:val="14181F"/>
+        </w:rPr>
+        <w:t xml:space="preserve">   - Buttons: "Reassign category", "Mark resolved", "Reply to customer" (decorative for demo).</w:t>
+      </w:r>
+    </w:p>
+    <w:p>
+      <w:pPr>
+        <w:pStyle w:val="HTMLPreformatted"/>
+        <w:rPr>
+          <w:rStyle w:val="HTMLCode"/>
+          <w:rFonts w:ascii="var(--font-mono)" w:hAnsi="var(--font-mono)"/>
+          <w:color w:val="14181F"/>
+        </w:rPr>
+      </w:pPr>
+    </w:p>
+    <w:p>
+      <w:pPr>
+        <w:pStyle w:val="HTMLPreformatted"/>
+        <w:rPr>
+          <w:rStyle w:val="HTMLCode"/>
+          <w:rFonts w:ascii="var(--font-mono)" w:hAnsi="var(--font-mono)"/>
+          <w:color w:val="14181F"/>
+        </w:rPr>
+      </w:pPr>
+      <w:r>
+        <w:rPr>
+          <w:rStyle w:val="HTMLCode"/>
+          <w:rFonts w:ascii="var(--font-mono)" w:hAnsi="var(--font-mono)"/>
+          <w:color w:val="14181F"/>
+        </w:rPr>
+        <w:t>5. Replace the AI Insight Banner with a real insight pulled from data:</w:t>
+      </w:r>
+    </w:p>
+    <w:p>
+      <w:pPr>
+        <w:pStyle w:val="HTMLPreformatted"/>
+        <w:rPr>
+          <w:rStyle w:val="HTMLCode"/>
+          <w:rFonts w:ascii="var(--font-mono)" w:hAnsi="var(--font-mono)"/>
+          <w:color w:val="14181F"/>
+        </w:rPr>
+      </w:pPr>
+      <w:r>
+        <w:rPr>
+          <w:rStyle w:val="HTMLCode"/>
+          <w:rFonts w:ascii="var(--font-mono)" w:hAnsi="var(--font-mono)"/>
+          <w:color w:val="14181F"/>
+        </w:rPr>
+        <w:t xml:space="preserve">   - Compute the intent with the highest week-over-week negative sentiment increase.</w:t>
+      </w:r>
+    </w:p>
+    <w:p>
+      <w:pPr>
+        <w:pStyle w:val="HTMLPreformatted"/>
+        <w:rPr>
+          <w:rStyle w:val="HTMLCode"/>
+          <w:rFonts w:ascii="var(--font-mono)" w:hAnsi="var(--font-mono)"/>
+          <w:color w:val="14181F"/>
+        </w:rPr>
+      </w:pPr>
+      <w:r>
+        <w:rPr>
+          <w:rStyle w:val="HTMLCode"/>
+          <w:rFonts w:ascii="var(--font-mono)" w:hAnsi="var(--font-mono)"/>
+          <w:color w:val="14181F"/>
+        </w:rPr>
+        <w:t xml:space="preserve">   - Or: the intent with the highest escalation rate this week.</w:t>
+      </w:r>
+    </w:p>
+    <w:p>
+      <w:pPr>
+        <w:pStyle w:val="HTMLPreformatted"/>
+        <w:rPr>
+          <w:rStyle w:val="HTMLCode"/>
+          <w:rFonts w:ascii="var(--font-mono)" w:hAnsi="var(--font-mono)"/>
+          <w:color w:val="14181F"/>
+        </w:rPr>
+      </w:pPr>
+      <w:r>
+        <w:rPr>
+          <w:rStyle w:val="HTMLCode"/>
+          <w:rFonts w:ascii="var(--font-mono)" w:hAnsi="var(--font-mono)"/>
+          <w:color w:val="14181F"/>
+        </w:rPr>
+        <w:t xml:space="preserve">   - Display dynamically: "</w:t>
+      </w:r>
+      <w:r>
+        <w:rPr>
+          <w:rStyle w:val="HTMLCode"/>
+          <w:rFonts w:ascii="Segoe UI Emoji" w:hAnsi="Segoe UI Emoji" w:cs="Segoe UI Emoji"/>
+          <w:color w:val="14181F"/>
+        </w:rPr>
+        <w:t>💡</w:t>
+      </w:r>
+      <w:r>
+        <w:rPr>
+          <w:rStyle w:val="HTMLCode"/>
+          <w:rFonts w:ascii="var(--font-mono)" w:hAnsi="var(--font-mono)"/>
+          <w:color w:val="14181F"/>
+        </w:rPr>
+        <w:t xml:space="preserve"> [intent_name] escalated 34% more this week vs last — consider reviewing the bot's responses for this category."</w:t>
+      </w:r>
+    </w:p>
+    <w:p>
+      <w:pPr>
+        <w:pStyle w:val="HTMLPreformatted"/>
+        <w:rPr>
+          <w:rStyle w:val="HTMLCode"/>
+          <w:rFonts w:ascii="var(--font-mono)" w:hAnsi="var(--font-mono)"/>
+          <w:color w:val="14181F"/>
+        </w:rPr>
+      </w:pPr>
+    </w:p>
+    <w:p>
+      <w:pPr>
+        <w:pStyle w:val="HTMLPreformatted"/>
+        <w:rPr>
+          <w:rFonts w:ascii="var(--font-mono)" w:hAnsi="var(--font-mono)"/>
+          <w:color w:val="14181F"/>
+        </w:rPr>
+      </w:pPr>
+      <w:r>
+        <w:rPr>
+          <w:rStyle w:val="HTMLCode"/>
+          <w:rFonts w:ascii="var(--font-mono)" w:hAnsi="var(--font-mono)"/>
+          <w:color w:val="14181F"/>
+        </w:rPr>
+        <w:t>Stop and confirm: open the admin app, see real tickets from the chatbot, approve a manual classification, and watch the KPIs update.</w:t>
+      </w:r>
+    </w:p>
+    <w:p/>
+    <w:p/>
+    <w:p/>
+    <w:p>
+      <w:pPr>
+        <w:pStyle w:val="Heading3"/>
+      </w:pPr>
+      <w:r>
+        <w:t>Prompt 11 — Feedback Loop &amp; Continuous Improvement</w:t>
+      </w:r>
+    </w:p>
+    <w:p>
+      <w:pPr>
+        <w:pStyle w:val="HTMLPreformatted"/>
+        <w:rPr>
+          <w:rStyle w:val="HTMLCode"/>
+          <w:rFonts w:ascii="var(--font-mono)" w:hAnsi="var(--font-mono)"/>
+          <w:color w:val="14181F"/>
+        </w:rPr>
+      </w:pPr>
+      <w:r>
+        <w:rPr>
+          <w:rStyle w:val="HTMLCode"/>
+          <w:rFonts w:ascii="var(--font-mono)" w:hAnsi="var(--font-mono)"/>
+          <w:color w:val="14181F"/>
+        </w:rPr>
+        <w:t>Last prompt for the chatbot module. Build the loop that turns bot failures into bot improvements.</w:t>
+      </w:r>
+    </w:p>
+    <w:p>
+      <w:pPr>
+        <w:pStyle w:val="HTMLPreformatted"/>
+        <w:rPr>
+          <w:rStyle w:val="HTMLCode"/>
+          <w:rFonts w:ascii="var(--font-mono)" w:hAnsi="var(--font-mono)"/>
+          <w:color w:val="14181F"/>
+        </w:rPr>
+      </w:pPr>
+    </w:p>
+    <w:p>
+      <w:pPr>
+        <w:pStyle w:val="HTMLPreformatted"/>
+        <w:rPr>
+          <w:rStyle w:val="HTMLCode"/>
+          <w:rFonts w:ascii="var(--font-mono)" w:hAnsi="var(--font-mono)"/>
+          <w:color w:val="14181F"/>
+        </w:rPr>
+      </w:pPr>
+      <w:r>
+        <w:rPr>
+          <w:rStyle w:val="HTMLCode"/>
+          <w:rFonts w:ascii="var(--font-mono)" w:hAnsi="var(--font-mono)"/>
+          <w:color w:val="14181F"/>
+        </w:rPr>
+        <w:t>Tasks:</w:t>
+      </w:r>
+    </w:p>
+    <w:p>
+      <w:pPr>
+        <w:pStyle w:val="HTMLPreformatted"/>
+        <w:rPr>
+          <w:rStyle w:val="HTMLCode"/>
+          <w:rFonts w:ascii="var(--font-mono)" w:hAnsi="var(--font-mono)"/>
+          <w:color w:val="14181F"/>
+        </w:rPr>
+      </w:pPr>
+    </w:p>
+    <w:p>
+      <w:pPr>
+        <w:pStyle w:val="HTMLPreformatted"/>
+        <w:rPr>
+          <w:rStyle w:val="HTMLCode"/>
+          <w:rFonts w:ascii="var(--font-mono)" w:hAnsi="var(--font-mono)"/>
+          <w:color w:val="14181F"/>
+        </w:rPr>
+      </w:pPr>
+      <w:r>
+        <w:rPr>
+          <w:rStyle w:val="HTMLCode"/>
+          <w:rFonts w:ascii="var(--font-mono)" w:hAnsi="var(--font-mono)"/>
+          <w:color w:val="14181F"/>
+        </w:rPr>
+        <w:t>1. Create /chatbot/feedback/analyzer.py with weekly_review() that produces a JSON report:</w:t>
+      </w:r>
+    </w:p>
+    <w:p>
+      <w:pPr>
+        <w:pStyle w:val="HTMLPreformatted"/>
+        <w:rPr>
+          <w:rStyle w:val="HTMLCode"/>
+          <w:rFonts w:ascii="var(--font-mono)" w:hAnsi="var(--font-mono)"/>
+          <w:color w:val="14181F"/>
+        </w:rPr>
+      </w:pPr>
+      <w:r>
+        <w:rPr>
+          <w:rStyle w:val="HTMLCode"/>
+          <w:rFonts w:ascii="var(--font-mono)" w:hAnsi="var(--font-mono)"/>
+          <w:color w:val="14181F"/>
+        </w:rPr>
+        <w:t xml:space="preserve">   - Top 10 user messages with confidence &lt; 0.7 (= candidates for new intents).</w:t>
+      </w:r>
+    </w:p>
+    <w:p>
+      <w:pPr>
+        <w:pStyle w:val="HTMLPreformatted"/>
+        <w:rPr>
+          <w:rStyle w:val="HTMLCode"/>
+          <w:rFonts w:ascii="var(--font-mono)" w:hAnsi="var(--font-mono)"/>
+          <w:color w:val="14181F"/>
+        </w:rPr>
+      </w:pPr>
+      <w:r>
+        <w:rPr>
+          <w:rStyle w:val="HTMLCode"/>
+          <w:rFonts w:ascii="var(--font-mono)" w:hAnsi="var(--font-mono)"/>
+          <w:color w:val="14181F"/>
+        </w:rPr>
+        <w:t xml:space="preserve">   - Top 5 intents with highest "bot attempted but user still escalated" rate (= bot is bad at these).</w:t>
+      </w:r>
+    </w:p>
+    <w:p>
+      <w:pPr>
+        <w:pStyle w:val="HTMLPreformatted"/>
+        <w:rPr>
+          <w:rStyle w:val="HTMLCode"/>
+          <w:rFonts w:ascii="var(--font-mono)" w:hAnsi="var(--font-mono)"/>
+          <w:color w:val="14181F"/>
+        </w:rPr>
+      </w:pPr>
+      <w:r>
+        <w:rPr>
+          <w:rStyle w:val="HTMLCode"/>
+          <w:rFonts w:ascii="var(--font-mono)" w:hAnsi="var(--font-mono)"/>
+          <w:color w:val="14181F"/>
+        </w:rPr>
+        <w:t xml:space="preserve">   - Top 5 intents with most thumbs-down feedback.</w:t>
+      </w:r>
+    </w:p>
+    <w:p>
+      <w:pPr>
+        <w:pStyle w:val="HTMLPreformatted"/>
+        <w:rPr>
+          <w:rStyle w:val="HTMLCode"/>
+          <w:rFonts w:ascii="var(--font-mono)" w:hAnsi="var(--font-mono)"/>
+          <w:color w:val="14181F"/>
+        </w:rPr>
+      </w:pPr>
+      <w:r>
+        <w:rPr>
+          <w:rStyle w:val="HTMLCode"/>
+          <w:rFonts w:ascii="var(--font-mono)" w:hAnsi="var(--font-mono)"/>
+          <w:color w:val="14181F"/>
+        </w:rPr>
+        <w:t xml:space="preserve">   - All free-text inputs that didn't match any intent at all.</w:t>
+      </w:r>
+    </w:p>
+    <w:p>
+      <w:pPr>
+        <w:pStyle w:val="HTMLPreformatted"/>
+        <w:rPr>
+          <w:rStyle w:val="HTMLCode"/>
+          <w:rFonts w:ascii="var(--font-mono)" w:hAnsi="var(--font-mono)"/>
+          <w:color w:val="14181F"/>
+        </w:rPr>
+      </w:pPr>
+    </w:p>
+    <w:p>
+      <w:pPr>
+        <w:pStyle w:val="HTMLPreformatted"/>
+        <w:rPr>
+          <w:rStyle w:val="HTMLCode"/>
+          <w:rFonts w:ascii="var(--font-mono)" w:hAnsi="var(--font-mono)"/>
+          <w:color w:val="14181F"/>
+        </w:rPr>
+      </w:pPr>
+      <w:r>
+        <w:rPr>
+          <w:rStyle w:val="HTMLCode"/>
+          <w:rFonts w:ascii="var(--font-mono)" w:hAnsi="var(--font-mono)"/>
+          <w:color w:val="14181F"/>
+        </w:rPr>
+        <w:t>2. Add a 4th admin tab: "Bot Improvement" with:</w:t>
+      </w:r>
+    </w:p>
+    <w:p>
+      <w:pPr>
+        <w:pStyle w:val="HTMLPreformatted"/>
+        <w:rPr>
+          <w:rStyle w:val="HTMLCode"/>
+          <w:rFonts w:ascii="var(--font-mono)" w:hAnsi="var(--font-mono)"/>
+          <w:color w:val="14181F"/>
+        </w:rPr>
+      </w:pPr>
+      <w:r>
+        <w:rPr>
+          <w:rStyle w:val="HTMLCode"/>
+          <w:rFonts w:ascii="var(--font-mono)" w:hAnsi="var(--font-mono)"/>
+          <w:color w:val="14181F"/>
+        </w:rPr>
+        <w:t xml:space="preserve">   - The three lists above as sortable tables.</w:t>
+      </w:r>
+    </w:p>
+    <w:p>
+      <w:pPr>
+        <w:pStyle w:val="HTMLPreformatted"/>
+        <w:rPr>
+          <w:rStyle w:val="HTMLCode"/>
+          <w:rFonts w:ascii="var(--font-mono)" w:hAnsi="var(--font-mono)"/>
+          <w:color w:val="14181F"/>
+        </w:rPr>
+      </w:pPr>
+      <w:r>
+        <w:rPr>
+          <w:rStyle w:val="HTMLCode"/>
+          <w:rFonts w:ascii="var(--font-mono)" w:hAnsi="var(--font-mono)"/>
+          <w:color w:val="14181F"/>
+        </w:rPr>
+        <w:t xml:space="preserve">   - For each unmatched message, a button: "Create new intent from this" — opens a form pre-filled with the message as the first example_utterance and lets the user save a draft intent JSON file to /chatbot/registry/intents/_drafts/.</w:t>
+      </w:r>
+    </w:p>
+    <w:p>
+      <w:pPr>
+        <w:pStyle w:val="HTMLPreformatted"/>
+        <w:rPr>
+          <w:rStyle w:val="HTMLCode"/>
+          <w:rFonts w:ascii="var(--font-mono)" w:hAnsi="var(--font-mono)"/>
+          <w:color w:val="14181F"/>
+        </w:rPr>
+      </w:pPr>
+      <w:r>
+        <w:rPr>
+          <w:rStyle w:val="HTMLCode"/>
+          <w:rFonts w:ascii="var(--font-mono)" w:hAnsi="var(--font-mono)"/>
+          <w:color w:val="14181F"/>
+        </w:rPr>
+        <w:t xml:space="preserve">   - For each thumbs-down message, show the bot's response and a textarea to suggest a better response.</w:t>
+      </w:r>
+    </w:p>
+    <w:p>
+      <w:pPr>
+        <w:pStyle w:val="HTMLPreformatted"/>
+        <w:rPr>
+          <w:rStyle w:val="HTMLCode"/>
+          <w:rFonts w:ascii="var(--font-mono)" w:hAnsi="var(--font-mono)"/>
+          <w:color w:val="14181F"/>
+        </w:rPr>
+      </w:pPr>
+    </w:p>
+    <w:p>
+      <w:pPr>
+        <w:pStyle w:val="HTMLPreformatted"/>
+        <w:rPr>
+          <w:rStyle w:val="HTMLCode"/>
+          <w:rFonts w:ascii="var(--font-mono)" w:hAnsi="var(--font-mono)"/>
+          <w:color w:val="14181F"/>
+        </w:rPr>
+      </w:pPr>
+      <w:r>
+        <w:rPr>
+          <w:rStyle w:val="HTMLCode"/>
+          <w:rFonts w:ascii="var(--font-mono)" w:hAnsi="var(--font-mono)"/>
+          <w:color w:val="14181F"/>
+        </w:rPr>
+        <w:t>3. Document the loop in /docs/IMPROVEMENT_LOOP.md:</w:t>
+      </w:r>
+    </w:p>
+    <w:p>
+      <w:pPr>
+        <w:pStyle w:val="HTMLPreformatted"/>
+        <w:rPr>
+          <w:rStyle w:val="HTMLCode"/>
+          <w:rFonts w:ascii="var(--font-mono)" w:hAnsi="var(--font-mono)"/>
+          <w:color w:val="14181F"/>
+        </w:rPr>
+      </w:pPr>
+      <w:r>
+        <w:rPr>
+          <w:rStyle w:val="HTMLCode"/>
+          <w:rFonts w:ascii="var(--font-mono)" w:hAnsi="var(--font-mono)"/>
+          <w:color w:val="14181F"/>
+        </w:rPr>
+        <w:t xml:space="preserve">   - Weekly cadence.</w:t>
+      </w:r>
+    </w:p>
+    <w:p>
+      <w:pPr>
+        <w:pStyle w:val="HTMLPreformatted"/>
+        <w:rPr>
+          <w:rStyle w:val="HTMLCode"/>
+          <w:rFonts w:ascii="var(--font-mono)" w:hAnsi="var(--font-mono)"/>
+          <w:color w:val="14181F"/>
+        </w:rPr>
+      </w:pPr>
+      <w:r>
+        <w:rPr>
+          <w:rStyle w:val="HTMLCode"/>
+          <w:rFonts w:ascii="var(--font-mono)" w:hAnsi="var(--font-mono)"/>
+          <w:color w:val="14181F"/>
+        </w:rPr>
+        <w:t xml:space="preserve">   - Who reviews (the merchant + the support lead).</w:t>
+      </w:r>
+    </w:p>
+    <w:p>
+      <w:pPr>
+        <w:pStyle w:val="HTMLPreformatted"/>
+        <w:rPr>
+          <w:rStyle w:val="HTMLCode"/>
+          <w:rFonts w:ascii="var(--font-mono)" w:hAnsi="var(--font-mono)"/>
+          <w:color w:val="14181F"/>
+        </w:rPr>
+      </w:pPr>
+      <w:r>
+        <w:rPr>
+          <w:rStyle w:val="HTMLCode"/>
+          <w:rFonts w:ascii="var(--font-mono)" w:hAnsi="var(--font-mono)"/>
+          <w:color w:val="14181F"/>
+        </w:rPr>
+        <w:t xml:space="preserve">   - How draft intents get promoted to live intents (PR review → validate.py passes → merge).</w:t>
+      </w:r>
+    </w:p>
+    <w:p>
+      <w:pPr>
+        <w:pStyle w:val="HTMLPreformatted"/>
+        <w:rPr>
+          <w:rStyle w:val="HTMLCode"/>
+          <w:rFonts w:ascii="var(--font-mono)" w:hAnsi="var(--font-mono)"/>
+          <w:color w:val="14181F"/>
+        </w:rPr>
+      </w:pPr>
+    </w:p>
+    <w:p>
+      <w:pPr>
+        <w:pStyle w:val="HTMLPreformatted"/>
+        <w:rPr>
+          <w:rStyle w:val="HTMLCode"/>
+          <w:rFonts w:ascii="var(--font-mono)" w:hAnsi="var(--font-mono)"/>
+          <w:color w:val="14181F"/>
+        </w:rPr>
+      </w:pPr>
+      <w:r>
+        <w:rPr>
+          <w:rStyle w:val="HTMLCode"/>
+          <w:rFonts w:ascii="var(--font-mono)" w:hAnsi="var(--font-mono)"/>
+          <w:color w:val="14181F"/>
+        </w:rPr>
+        <w:t>4. Add an export feature: "Export labeled tickets as JSONL" button in admin settings → produces a fine-tuning-ready dataset of (user_message, correct_intent, ideal_response) triples from human-verified tickets.</w:t>
+      </w:r>
+    </w:p>
+    <w:p>
+      <w:pPr>
+        <w:pStyle w:val="HTMLPreformatted"/>
+        <w:rPr>
+          <w:rStyle w:val="HTMLCode"/>
+          <w:rFonts w:ascii="var(--font-mono)" w:hAnsi="var(--font-mono)"/>
+          <w:color w:val="14181F"/>
+        </w:rPr>
+      </w:pPr>
+    </w:p>
+    <w:p>
+      <w:pPr>
+        <w:pStyle w:val="HTMLPreformatted"/>
+        <w:rPr>
+          <w:rFonts w:ascii="var(--font-mono)" w:hAnsi="var(--font-mono)"/>
+          <w:color w:val="14181F"/>
+        </w:rPr>
+      </w:pPr>
+      <w:r>
+        <w:rPr>
+          <w:rStyle w:val="HTMLCode"/>
+          <w:rFonts w:ascii="var(--font-mono)" w:hAnsi="var(--font-mono)"/>
+          <w:color w:val="14181F"/>
+        </w:rPr>
+        <w:t>Stop and confirm the Bot Improvement tab loads with real data from the seeded tickets.</w:t>
       </w:r>
     </w:p>
     <w:p/>
